--- a/documents/Type1-template.docx
+++ b/documents/Type1-template.docx
@@ -26,6 +26,8 @@
         </w:rPr>
         <w:t xml:space="preserve">{% if </w:t>
       </w:r>
+      <w:proofErr w:type="spellStart"/>
+      <w:proofErr w:type="gramStart"/>
       <w:r>
         <w:rPr>
           <w:rFonts w:ascii="TimesNewRomanPS-BoldMT" w:hAnsi="TimesNewRomanPS-BoldMT" w:cs="TimesNewRomanPS-BoldMT"/>
@@ -33,6 +35,8 @@
         </w:rPr>
         <w:t>convention.numero</w:t>
       </w:r>
+      <w:proofErr w:type="spellEnd"/>
+      <w:proofErr w:type="gramEnd"/>
       <w:r>
         <w:rPr>
           <w:rFonts w:ascii="TimesNewRomanPSMT" w:hAnsi="TimesNewRomanPSMT" w:cs="TimesNewRomanPSMT"/>
@@ -45,14 +49,39 @@
           <w:rFonts w:ascii="TimesNewRomanPS-BoldMT" w:hAnsi="TimesNewRomanPS-BoldMT" w:cs="TimesNewRomanPS-BoldMT"/>
           <w:b/>
         </w:rPr>
-        <w:t>{{convention.numero</w:t>
-      </w:r>
+        <w:t>{{</w:t>
+      </w:r>
+      <w:proofErr w:type="spellStart"/>
       <w:r>
         <w:rPr>
           <w:rFonts w:ascii="TimesNewRomanPS-BoldMT" w:hAnsi="TimesNewRomanPS-BoldMT" w:cs="TimesNewRomanPS-BoldMT"/>
           <w:b/>
         </w:rPr>
-        <w:t>}}{% else %}</w:t>
+        <w:t>convention.numero</w:t>
+      </w:r>
+      <w:proofErr w:type="spellEnd"/>
+      <w:r>
+        <w:rPr>
+          <w:rFonts w:ascii="TimesNewRomanPS-BoldMT" w:hAnsi="TimesNewRomanPS-BoldMT" w:cs="TimesNewRomanPS-BoldMT"/>
+          <w:b/>
+        </w:rPr>
+        <w:t xml:space="preserve">}}{% </w:t>
+      </w:r>
+      <w:proofErr w:type="spellStart"/>
+      <w:r>
+        <w:rPr>
+          <w:rFonts w:ascii="TimesNewRomanPS-BoldMT" w:hAnsi="TimesNewRomanPS-BoldMT" w:cs="TimesNewRomanPS-BoldMT"/>
+          <w:b/>
+        </w:rPr>
+        <w:t>else</w:t>
+      </w:r>
+      <w:proofErr w:type="spellEnd"/>
+      <w:r>
+        <w:rPr>
+          <w:rFonts w:ascii="TimesNewRomanPS-BoldMT" w:hAnsi="TimesNewRomanPS-BoldMT" w:cs="TimesNewRomanPS-BoldMT"/>
+          <w:b/>
+        </w:rPr>
+        <w:t xml:space="preserve"> %}</w:t>
       </w:r>
       <w:r>
         <w:rPr>
@@ -70,7 +99,23 @@
           <w:rFonts w:ascii="TimesNewRomanPS-BoldMT" w:hAnsi="TimesNewRomanPS-BoldMT" w:cs="TimesNewRomanPS-BoldMT"/>
           <w:b/>
         </w:rPr>
-        <w:t>{% endif %}</w:t>
+        <w:t xml:space="preserve">{% </w:t>
+      </w:r>
+      <w:proofErr w:type="spellStart"/>
+      <w:r>
+        <w:rPr>
+          <w:rFonts w:ascii="TimesNewRomanPS-BoldMT" w:hAnsi="TimesNewRomanPS-BoldMT" w:cs="TimesNewRomanPS-BoldMT"/>
+          <w:b/>
+        </w:rPr>
+        <w:t>endif</w:t>
+      </w:r>
+      <w:proofErr w:type="spellEnd"/>
+      <w:r>
+        <w:rPr>
+          <w:rFonts w:ascii="TimesNewRomanPS-BoldMT" w:hAnsi="TimesNewRomanPS-BoldMT" w:cs="TimesNewRomanPS-BoldMT"/>
+          <w:b/>
+        </w:rPr>
+        <w:t xml:space="preserve"> %}</w:t>
       </w:r>
     </w:p>
     <w:p>
@@ -210,7 +255,133 @@
         <w:rPr>
           <w:rFonts w:ascii="TimesNewRomanPSMT" w:hAnsi="TimesNewRomanPSMT" w:cs="TimesNewRomanPSMT"/>
         </w:rPr>
-        <w:t>Convention type conclue entre l'ETAT et {{ bailleur.nom|upper }} (1) en application des articles L. 353-1 et L. 831-1 (3°) du code de la construction et de l'habitation pour l'opération {{ programme.nom }}, de {{ lot.nb_logements }} logement{{lot.nb_logements|pl}} {{ lot.financement }}, {{ programme.adresse|inline_text_multiline }} à {{ programme.code_postal }}, {{ programme.ville }} (2).</w:t>
+        <w:t xml:space="preserve">Convention type conclue entre l'ETAT et </w:t>
+      </w:r>
+      <w:proofErr w:type="gramStart"/>
+      <w:r>
+        <w:rPr>
+          <w:rFonts w:ascii="TimesNewRomanPSMT" w:hAnsi="TimesNewRomanPSMT" w:cs="TimesNewRomanPSMT"/>
+        </w:rPr>
+        <w:t xml:space="preserve">{{ </w:t>
+      </w:r>
+      <w:proofErr w:type="spellStart"/>
+      <w:r>
+        <w:rPr>
+          <w:rFonts w:ascii="TimesNewRomanPSMT" w:hAnsi="TimesNewRomanPSMT" w:cs="TimesNewRomanPSMT"/>
+        </w:rPr>
+        <w:t>bailleur.nom</w:t>
+      </w:r>
+      <w:proofErr w:type="gramEnd"/>
+      <w:r>
+        <w:rPr>
+          <w:rFonts w:ascii="TimesNewRomanPSMT" w:hAnsi="TimesNewRomanPSMT" w:cs="TimesNewRomanPSMT"/>
+        </w:rPr>
+        <w:t>|upper</w:t>
+      </w:r>
+      <w:proofErr w:type="spellEnd"/>
+      <w:r>
+        <w:rPr>
+          <w:rFonts w:ascii="TimesNewRomanPSMT" w:hAnsi="TimesNewRomanPSMT" w:cs="TimesNewRomanPSMT"/>
+        </w:rPr>
+        <w:t xml:space="preserve"> }} (1) en application des articles L. 353-1 et L. 831-1 (3°) du code de la construction et de l'habitation pour l'opération {{ </w:t>
+      </w:r>
+      <w:proofErr w:type="spellStart"/>
+      <w:r>
+        <w:rPr>
+          <w:rFonts w:ascii="TimesNewRomanPSMT" w:hAnsi="TimesNewRomanPSMT" w:cs="TimesNewRomanPSMT"/>
+        </w:rPr>
+        <w:t>programme.nom</w:t>
+      </w:r>
+      <w:proofErr w:type="spellEnd"/>
+      <w:r>
+        <w:rPr>
+          <w:rFonts w:ascii="TimesNewRomanPSMT" w:hAnsi="TimesNewRomanPSMT" w:cs="TimesNewRomanPSMT"/>
+        </w:rPr>
+        <w:t xml:space="preserve"> }}, de {{ </w:t>
+      </w:r>
+      <w:proofErr w:type="spellStart"/>
+      <w:r>
+        <w:rPr>
+          <w:rFonts w:ascii="TimesNewRomanPSMT" w:hAnsi="TimesNewRomanPSMT" w:cs="TimesNewRomanPSMT"/>
+        </w:rPr>
+        <w:t>lot.nb_logements</w:t>
+      </w:r>
+      <w:proofErr w:type="spellEnd"/>
+      <w:r>
+        <w:rPr>
+          <w:rFonts w:ascii="TimesNewRomanPSMT" w:hAnsi="TimesNewRomanPSMT" w:cs="TimesNewRomanPSMT"/>
+        </w:rPr>
+        <w:t xml:space="preserve"> }} logement{{</w:t>
+      </w:r>
+      <w:proofErr w:type="spellStart"/>
+      <w:r>
+        <w:rPr>
+          <w:rFonts w:ascii="TimesNewRomanPSMT" w:hAnsi="TimesNewRomanPSMT" w:cs="TimesNewRomanPSMT"/>
+        </w:rPr>
+        <w:t>lot.nb_logements|pl</w:t>
+      </w:r>
+      <w:proofErr w:type="spellEnd"/>
+      <w:r>
+        <w:rPr>
+          <w:rFonts w:ascii="TimesNewRomanPSMT" w:hAnsi="TimesNewRomanPSMT" w:cs="TimesNewRomanPSMT"/>
+        </w:rPr>
+        <w:t xml:space="preserve">}} {{ </w:t>
+      </w:r>
+      <w:proofErr w:type="spellStart"/>
+      <w:r>
+        <w:rPr>
+          <w:rFonts w:ascii="TimesNewRomanPSMT" w:hAnsi="TimesNewRomanPSMT" w:cs="TimesNewRomanPSMT"/>
+        </w:rPr>
+        <w:t>lot.financement</w:t>
+      </w:r>
+      <w:proofErr w:type="spellEnd"/>
+      <w:r>
+        <w:rPr>
+          <w:rFonts w:ascii="TimesNewRomanPSMT" w:hAnsi="TimesNewRomanPSMT" w:cs="TimesNewRomanPSMT"/>
+        </w:rPr>
+        <w:t xml:space="preserve"> }}, {{ </w:t>
+      </w:r>
+      <w:proofErr w:type="spellStart"/>
+      <w:r>
+        <w:rPr>
+          <w:rFonts w:ascii="TimesNewRomanPSMT" w:hAnsi="TimesNewRomanPSMT" w:cs="TimesNewRomanPSMT"/>
+        </w:rPr>
+        <w:t>programme.adresse|inline_text_multiline</w:t>
+      </w:r>
+      <w:proofErr w:type="spellEnd"/>
+      <w:r>
+        <w:rPr>
+          <w:rFonts w:ascii="TimesNewRomanPSMT" w:hAnsi="TimesNewRomanPSMT" w:cs="TimesNewRomanPSMT"/>
+        </w:rPr>
+        <w:t xml:space="preserve"> }} à {{ </w:t>
+      </w:r>
+      <w:proofErr w:type="spellStart"/>
+      <w:r>
+        <w:rPr>
+          <w:rFonts w:ascii="TimesNewRomanPSMT" w:hAnsi="TimesNewRomanPSMT" w:cs="TimesNewRomanPSMT"/>
+        </w:rPr>
+        <w:t>programme.code_postal</w:t>
+      </w:r>
+      <w:proofErr w:type="spellEnd"/>
+      <w:r>
+        <w:rPr>
+          <w:rFonts w:ascii="TimesNewRomanPSMT" w:hAnsi="TimesNewRomanPSMT" w:cs="TimesNewRomanPSMT"/>
+        </w:rPr>
+        <w:t xml:space="preserve"> }}, {{ </w:t>
+      </w:r>
+      <w:proofErr w:type="spellStart"/>
+      <w:r>
+        <w:rPr>
+          <w:rFonts w:ascii="TimesNewRomanPSMT" w:hAnsi="TimesNewRomanPSMT" w:cs="TimesNewRomanPSMT"/>
+        </w:rPr>
+        <w:t>programme.ville</w:t>
+      </w:r>
+      <w:proofErr w:type="spellEnd"/>
+      <w:r>
+        <w:rPr>
+          <w:rFonts w:ascii="TimesNewRomanPSMT" w:hAnsi="TimesNewRomanPSMT" w:cs="TimesNewRomanPSMT"/>
+        </w:rPr>
+        <w:t xml:space="preserve"> }} (2).</w:t>
       </w:r>
     </w:p>
     <w:p>
@@ -250,11 +421,19 @@
           <w:rFonts w:ascii="TimesNewRomanPSMT" w:hAnsi="TimesNewRomanPSMT" w:cs="TimesNewRomanPSMT"/>
         </w:rPr>
       </w:pPr>
-      <w:r>
-        <w:rPr>
-          <w:rFonts w:ascii="TimesNewRomanPSMT" w:hAnsi="TimesNewRomanPSMT" w:cs="TimesNewRomanPSMT"/>
-        </w:rPr>
-        <w:t>d'une part,</w:t>
+      <w:proofErr w:type="gramStart"/>
+      <w:r>
+        <w:rPr>
+          <w:rFonts w:ascii="TimesNewRomanPSMT" w:hAnsi="TimesNewRomanPSMT" w:cs="TimesNewRomanPSMT"/>
+        </w:rPr>
+        <w:t>d'une</w:t>
+      </w:r>
+      <w:proofErr w:type="gramEnd"/>
+      <w:r>
+        <w:rPr>
+          <w:rFonts w:ascii="TimesNewRomanPSMT" w:hAnsi="TimesNewRomanPSMT" w:cs="TimesNewRomanPSMT"/>
+        </w:rPr>
+        <w:t xml:space="preserve"> part,</w:t>
       </w:r>
     </w:p>
     <w:p>
@@ -290,7 +469,21 @@
         <w:rPr>
           <w:rFonts w:ascii="TimesNewRomanPSMT" w:hAnsi="TimesNewRomanPSMT" w:cs="TimesNewRomanPSMT"/>
         </w:rPr>
-        <w:t>et {{ bailleur.nom|upper }} (1)</w:t>
+        <w:t xml:space="preserve">et {{ </w:t>
+      </w:r>
+      <w:proofErr w:type="spellStart"/>
+      <w:r>
+        <w:rPr>
+          <w:rFonts w:ascii="TimesNewRomanPSMT" w:hAnsi="TimesNewRomanPSMT" w:cs="TimesNewRomanPSMT"/>
+        </w:rPr>
+        <w:t>bailleur.nom|upper</w:t>
+      </w:r>
+      <w:proofErr w:type="spellEnd"/>
+      <w:r>
+        <w:rPr>
+          <w:rFonts w:ascii="TimesNewRomanPSMT" w:hAnsi="TimesNewRomanPSMT" w:cs="TimesNewRomanPSMT"/>
+        </w:rPr>
+        <w:t xml:space="preserve"> }} (1)</w:t>
       </w:r>
       <w:r>
         <w:rPr>
@@ -314,51 +507,207 @@
         <w:rPr>
           <w:rFonts w:ascii="TimesNewRomanPSMT" w:hAnsi="TimesNewRomanPSMT" w:cs="TimesNewRomanPSMT"/>
         </w:rPr>
-        <w:t xml:space="preserve"> représenté (e) par {{ bailleur.signataire_nom }}, {{ bailleur.signataire_fonction }} (3) agissant en vertu de la délibération du Conseil d’Administration en date du {{ bailleur.signataire_date_deliberation|d }}, inscrit sous le numéro {{ bailleur.siret }}{% if bailleur.capital_social %}, au capital de {{ bailleur.capital_social|f }} € {% endif %} dont le siège est {{ bailleur.adresse }}, {{ bailleur.code_postal }} {{ bailleur.ville }} dénommé (e) ci-après, le bailleur,</w:t>
-      </w:r>
-    </w:p>
-    <w:p>
-      <w:pPr>
-        <w:jc w:val="both"/>
-        <w:rPr>
-          <w:rFonts w:ascii="TimesNewRomanPSMT" w:hAnsi="TimesNewRomanPSMT" w:cs="TimesNewRomanPSMT"/>
-        </w:rPr>
-      </w:pPr>
-    </w:p>
-    <w:p>
-      <w:pPr>
-        <w:jc w:val="both"/>
-        <w:rPr>
-          <w:rFonts w:ascii="TimesNewRomanPSMT" w:hAnsi="TimesNewRomanPSMT" w:cs="TimesNewRomanPSMT"/>
-        </w:rPr>
-      </w:pPr>
-      <w:r>
-        <w:rPr>
-          <w:rFonts w:ascii="TimesNewRomanPSMT" w:hAnsi="TimesNewRomanPSMT" w:cs="TimesNewRomanPSMT"/>
-        </w:rPr>
-        <w:t>d'autre part,</w:t>
-      </w:r>
-    </w:p>
-    <w:p>
-      <w:pPr>
-        <w:jc w:val="both"/>
-        <w:rPr>
-          <w:rFonts w:ascii="TimesNewRomanPSMT" w:hAnsi="TimesNewRomanPSMT" w:cs="TimesNewRomanPSMT"/>
-        </w:rPr>
-      </w:pPr>
-    </w:p>
-    <w:p>
-      <w:pPr>
-        <w:jc w:val="both"/>
-        <w:rPr>
-          <w:rFonts w:ascii="TimesNewRomanPSMT" w:hAnsi="TimesNewRomanPSMT" w:cs="TimesNewRomanPSMT"/>
-        </w:rPr>
-      </w:pPr>
-      <w:r>
-        <w:rPr>
-          <w:rFonts w:ascii="TimesNewRomanPSMT" w:hAnsi="TimesNewRomanPSMT" w:cs="TimesNewRomanPSMT"/>
-        </w:rPr>
-        <w:t>sont convenus de ce qui suit :</w:t>
+        <w:t xml:space="preserve"> représenté (e) par {{ </w:t>
+      </w:r>
+      <w:proofErr w:type="spellStart"/>
+      <w:r>
+        <w:rPr>
+          <w:rFonts w:ascii="TimesNewRomanPSMT" w:hAnsi="TimesNewRomanPSMT" w:cs="TimesNewRomanPSMT"/>
+        </w:rPr>
+        <w:t>bailleur.signataire_nom</w:t>
+      </w:r>
+      <w:proofErr w:type="spellEnd"/>
+      <w:r>
+        <w:rPr>
+          <w:rFonts w:ascii="TimesNewRomanPSMT" w:hAnsi="TimesNewRomanPSMT" w:cs="TimesNewRomanPSMT"/>
+        </w:rPr>
+        <w:t xml:space="preserve"> }}, {{ </w:t>
+      </w:r>
+      <w:proofErr w:type="spellStart"/>
+      <w:r>
+        <w:rPr>
+          <w:rFonts w:ascii="TimesNewRomanPSMT" w:hAnsi="TimesNewRomanPSMT" w:cs="TimesNewRomanPSMT"/>
+        </w:rPr>
+        <w:t>bailleur.signataire_fonction</w:t>
+      </w:r>
+      <w:proofErr w:type="spellEnd"/>
+      <w:r>
+        <w:rPr>
+          <w:rFonts w:ascii="TimesNewRomanPSMT" w:hAnsi="TimesNewRomanPSMT" w:cs="TimesNewRomanPSMT"/>
+        </w:rPr>
+        <w:t xml:space="preserve"> }} (3) agissant en vertu de la délibération du Conseil d’Administration en date du {{ </w:t>
+      </w:r>
+      <w:proofErr w:type="spellStart"/>
+      <w:r>
+        <w:rPr>
+          <w:rFonts w:ascii="TimesNewRomanPSMT" w:hAnsi="TimesNewRomanPSMT" w:cs="TimesNewRomanPSMT"/>
+        </w:rPr>
+        <w:t>bailleur.signataire_date_deliberation|d</w:t>
+      </w:r>
+      <w:proofErr w:type="spellEnd"/>
+      <w:r>
+        <w:rPr>
+          <w:rFonts w:ascii="TimesNewRomanPSMT" w:hAnsi="TimesNewRomanPSMT" w:cs="TimesNewRomanPSMT"/>
+        </w:rPr>
+        <w:t xml:space="preserve"> }}, inscrit sous le numéro {{ </w:t>
+      </w:r>
+      <w:proofErr w:type="spellStart"/>
+      <w:r>
+        <w:rPr>
+          <w:rFonts w:ascii="TimesNewRomanPSMT" w:hAnsi="TimesNewRomanPSMT" w:cs="TimesNewRomanPSMT"/>
+        </w:rPr>
+        <w:t>bailleur.siret</w:t>
+      </w:r>
+      <w:proofErr w:type="spellEnd"/>
+      <w:r>
+        <w:rPr>
+          <w:rFonts w:ascii="TimesNewRomanPSMT" w:hAnsi="TimesNewRomanPSMT" w:cs="TimesNewRomanPSMT"/>
+        </w:rPr>
+        <w:t xml:space="preserve"> }}{% if </w:t>
+      </w:r>
+      <w:proofErr w:type="spellStart"/>
+      <w:r>
+        <w:rPr>
+          <w:rFonts w:ascii="TimesNewRomanPSMT" w:hAnsi="TimesNewRomanPSMT" w:cs="TimesNewRomanPSMT"/>
+        </w:rPr>
+        <w:t>bailleur.capital_social</w:t>
+      </w:r>
+      <w:proofErr w:type="spellEnd"/>
+      <w:r>
+        <w:rPr>
+          <w:rFonts w:ascii="TimesNewRomanPSMT" w:hAnsi="TimesNewRomanPSMT" w:cs="TimesNewRomanPSMT"/>
+        </w:rPr>
+        <w:t xml:space="preserve"> %}, au capital de {{ </w:t>
+      </w:r>
+      <w:proofErr w:type="spellStart"/>
+      <w:r>
+        <w:rPr>
+          <w:rFonts w:ascii="TimesNewRomanPSMT" w:hAnsi="TimesNewRomanPSMT" w:cs="TimesNewRomanPSMT"/>
+        </w:rPr>
+        <w:t>bailleur.capital_social|f</w:t>
+      </w:r>
+      <w:proofErr w:type="spellEnd"/>
+      <w:r>
+        <w:rPr>
+          <w:rFonts w:ascii="TimesNewRomanPSMT" w:hAnsi="TimesNewRomanPSMT" w:cs="TimesNewRomanPSMT"/>
+        </w:rPr>
+        <w:t xml:space="preserve"> }} € {% </w:t>
+      </w:r>
+      <w:proofErr w:type="spellStart"/>
+      <w:r>
+        <w:rPr>
+          <w:rFonts w:ascii="TimesNewRomanPSMT" w:hAnsi="TimesNewRomanPSMT" w:cs="TimesNewRomanPSMT"/>
+        </w:rPr>
+        <w:t>endif</w:t>
+      </w:r>
+      <w:proofErr w:type="spellEnd"/>
+      <w:r>
+        <w:rPr>
+          <w:rFonts w:ascii="TimesNewRomanPSMT" w:hAnsi="TimesNewRomanPSMT" w:cs="TimesNewRomanPSMT"/>
+        </w:rPr>
+        <w:t xml:space="preserve"> %} dont le siège est {{ </w:t>
+      </w:r>
+      <w:proofErr w:type="spellStart"/>
+      <w:r>
+        <w:rPr>
+          <w:rFonts w:ascii="TimesNewRomanPSMT" w:hAnsi="TimesNewRomanPSMT" w:cs="TimesNewRomanPSMT"/>
+        </w:rPr>
+        <w:t>bailleur.adresse</w:t>
+      </w:r>
+      <w:proofErr w:type="spellEnd"/>
+      <w:r>
+        <w:rPr>
+          <w:rFonts w:ascii="TimesNewRomanPSMT" w:hAnsi="TimesNewRomanPSMT" w:cs="TimesNewRomanPSMT"/>
+        </w:rPr>
+        <w:t xml:space="preserve"> }}, {{ </w:t>
+      </w:r>
+      <w:proofErr w:type="spellStart"/>
+      <w:r>
+        <w:rPr>
+          <w:rFonts w:ascii="TimesNewRomanPSMT" w:hAnsi="TimesNewRomanPSMT" w:cs="TimesNewRomanPSMT"/>
+        </w:rPr>
+        <w:t>bailleur.code_postal</w:t>
+      </w:r>
+      <w:proofErr w:type="spellEnd"/>
+      <w:r>
+        <w:rPr>
+          <w:rFonts w:ascii="TimesNewRomanPSMT" w:hAnsi="TimesNewRomanPSMT" w:cs="TimesNewRomanPSMT"/>
+        </w:rPr>
+        <w:t xml:space="preserve"> }} {{ </w:t>
+      </w:r>
+      <w:proofErr w:type="spellStart"/>
+      <w:r>
+        <w:rPr>
+          <w:rFonts w:ascii="TimesNewRomanPSMT" w:hAnsi="TimesNewRomanPSMT" w:cs="TimesNewRomanPSMT"/>
+        </w:rPr>
+        <w:t>bailleur.ville</w:t>
+      </w:r>
+      <w:proofErr w:type="spellEnd"/>
+      <w:r>
+        <w:rPr>
+          <w:rFonts w:ascii="TimesNewRomanPSMT" w:hAnsi="TimesNewRomanPSMT" w:cs="TimesNewRomanPSMT"/>
+        </w:rPr>
+        <w:t xml:space="preserve"> }} dénommé (e) ci-après, le bailleur,</w:t>
+      </w:r>
+    </w:p>
+    <w:p>
+      <w:pPr>
+        <w:jc w:val="both"/>
+        <w:rPr>
+          <w:rFonts w:ascii="TimesNewRomanPSMT" w:hAnsi="TimesNewRomanPSMT" w:cs="TimesNewRomanPSMT"/>
+        </w:rPr>
+      </w:pPr>
+    </w:p>
+    <w:p>
+      <w:pPr>
+        <w:jc w:val="both"/>
+        <w:rPr>
+          <w:rFonts w:ascii="TimesNewRomanPSMT" w:hAnsi="TimesNewRomanPSMT" w:cs="TimesNewRomanPSMT"/>
+        </w:rPr>
+      </w:pPr>
+      <w:proofErr w:type="gramStart"/>
+      <w:r>
+        <w:rPr>
+          <w:rFonts w:ascii="TimesNewRomanPSMT" w:hAnsi="TimesNewRomanPSMT" w:cs="TimesNewRomanPSMT"/>
+        </w:rPr>
+        <w:t>d'autre</w:t>
+      </w:r>
+      <w:proofErr w:type="gramEnd"/>
+      <w:r>
+        <w:rPr>
+          <w:rFonts w:ascii="TimesNewRomanPSMT" w:hAnsi="TimesNewRomanPSMT" w:cs="TimesNewRomanPSMT"/>
+        </w:rPr>
+        <w:t xml:space="preserve"> part,</w:t>
+      </w:r>
+    </w:p>
+    <w:p>
+      <w:pPr>
+        <w:jc w:val="both"/>
+        <w:rPr>
+          <w:rFonts w:ascii="TimesNewRomanPSMT" w:hAnsi="TimesNewRomanPSMT" w:cs="TimesNewRomanPSMT"/>
+        </w:rPr>
+      </w:pPr>
+    </w:p>
+    <w:p>
+      <w:pPr>
+        <w:jc w:val="both"/>
+        <w:rPr>
+          <w:rFonts w:ascii="TimesNewRomanPSMT" w:hAnsi="TimesNewRomanPSMT" w:cs="TimesNewRomanPSMT"/>
+        </w:rPr>
+      </w:pPr>
+      <w:proofErr w:type="gramStart"/>
+      <w:r>
+        <w:rPr>
+          <w:rFonts w:ascii="TimesNewRomanPSMT" w:hAnsi="TimesNewRomanPSMT" w:cs="TimesNewRomanPSMT"/>
+        </w:rPr>
+        <w:t>sont</w:t>
+      </w:r>
+      <w:proofErr w:type="gramEnd"/>
+      <w:r>
+        <w:rPr>
+          <w:rFonts w:ascii="TimesNewRomanPSMT" w:hAnsi="TimesNewRomanPSMT" w:cs="TimesNewRomanPSMT"/>
+        </w:rPr>
+        <w:t xml:space="preserve"> convenus de ce qui suit :</w:t>
       </w:r>
     </w:p>
     <w:p>
@@ -420,20 +769,29 @@
       <w:pPr>
         <w:jc w:val="center"/>
       </w:pPr>
+      <w:proofErr w:type="spellStart"/>
       <w:r>
         <w:rPr>
           <w:rFonts w:ascii="TimesNewRomanPS-BoldMT" w:hAnsi="TimesNewRomanPS-BoldMT" w:cs="TimesNewRomanPS-BoldMT"/>
           <w:b/>
         </w:rPr>
-        <w:t>I.-Dispositions générales.</w:t>
-      </w:r>
-    </w:p>
-    <w:p>
-      <w:pPr>
+        <w:t>I.-Dispositions</w:t>
+      </w:r>
+      <w:proofErr w:type="spellEnd"/>
+      <w:r>
         <w:rPr>
           <w:rFonts w:ascii="TimesNewRomanPS-BoldMT" w:hAnsi="TimesNewRomanPS-BoldMT" w:cs="TimesNewRomanPS-BoldMT"/>
           <w:b/>
         </w:rPr>
+        <w:t xml:space="preserve"> générales.</w:t>
+      </w:r>
+    </w:p>
+    <w:p>
+      <w:pPr>
+        <w:rPr>
+          <w:rFonts w:ascii="TimesNewRomanPS-BoldMT" w:hAnsi="TimesNewRomanPS-BoldMT" w:cs="TimesNewRomanPS-BoldMT"/>
+          <w:b/>
+        </w:rPr>
       </w:pPr>
     </w:p>
     <w:p>
@@ -508,7 +866,105 @@
         <w:rPr>
           <w:rFonts w:ascii="TimesNewRomanPSMT" w:hAnsi="TimesNewRomanPSMT" w:cs="TimesNewRomanPSMT"/>
         </w:rPr>
-        <w:t>La présente convention a pour objet de fixer les droits et les obligations des parties prévus par les articles L. 353-1 à L. 353-12, L. 353-20 et L. 353-21 du code de la construction et de l'habitation pour le programme {{ programme.nom }} de {{ lot.nb_logements }} logement{{lot.nb_logements|pl }} {{ lot.financement }} à {{ programme.adresse|inline_text_multiline }} à {{ programme.code_postal }}, {{ programme.ville }} décrit plus précisément dans le document joint à la présente convention, faisant l'objet d'une décision favorable prise dans les conditions prévues aux articles D. 331-3 et D. 331-6 du code de la construction et de l'habitation, pour la construction de logements à usage locatif.</w:t>
+        <w:t xml:space="preserve">La présente convention a pour objet de fixer les droits et les obligations des parties prévus par les articles L. 353-1 à L. 353-12, L. 353-20 et L. 353-21 du code de la construction et de l'habitation pour le programme {{ </w:t>
+      </w:r>
+      <w:proofErr w:type="spellStart"/>
+      <w:r>
+        <w:rPr>
+          <w:rFonts w:ascii="TimesNewRomanPSMT" w:hAnsi="TimesNewRomanPSMT" w:cs="TimesNewRomanPSMT"/>
+        </w:rPr>
+        <w:t>programme.nom</w:t>
+      </w:r>
+      <w:proofErr w:type="spellEnd"/>
+      <w:r>
+        <w:rPr>
+          <w:rFonts w:ascii="TimesNewRomanPSMT" w:hAnsi="TimesNewRomanPSMT" w:cs="TimesNewRomanPSMT"/>
+        </w:rPr>
+        <w:t xml:space="preserve"> }} de {{ </w:t>
+      </w:r>
+      <w:proofErr w:type="spellStart"/>
+      <w:r>
+        <w:rPr>
+          <w:rFonts w:ascii="TimesNewRomanPSMT" w:hAnsi="TimesNewRomanPSMT" w:cs="TimesNewRomanPSMT"/>
+        </w:rPr>
+        <w:t>lot.nb_logements</w:t>
+      </w:r>
+      <w:proofErr w:type="spellEnd"/>
+      <w:r>
+        <w:rPr>
+          <w:rFonts w:ascii="TimesNewRomanPSMT" w:hAnsi="TimesNewRomanPSMT" w:cs="TimesNewRomanPSMT"/>
+        </w:rPr>
+        <w:t xml:space="preserve"> }} logement{{</w:t>
+      </w:r>
+      <w:proofErr w:type="spellStart"/>
+      <w:r>
+        <w:rPr>
+          <w:rFonts w:ascii="TimesNewRomanPSMT" w:hAnsi="TimesNewRomanPSMT" w:cs="TimesNewRomanPSMT"/>
+        </w:rPr>
+        <w:t>lot.nb_logements|pl</w:t>
+      </w:r>
+      <w:proofErr w:type="spellEnd"/>
+      <w:r>
+        <w:rPr>
+          <w:rFonts w:ascii="TimesNewRomanPSMT" w:hAnsi="TimesNewRomanPSMT" w:cs="TimesNewRomanPSMT"/>
+        </w:rPr>
+        <w:t xml:space="preserve"> }} {{ </w:t>
+      </w:r>
+      <w:proofErr w:type="spellStart"/>
+      <w:r>
+        <w:rPr>
+          <w:rFonts w:ascii="TimesNewRomanPSMT" w:hAnsi="TimesNewRomanPSMT" w:cs="TimesNewRomanPSMT"/>
+        </w:rPr>
+        <w:t>lot.financement</w:t>
+      </w:r>
+      <w:proofErr w:type="spellEnd"/>
+      <w:r>
+        <w:rPr>
+          <w:rFonts w:ascii="TimesNewRomanPSMT" w:hAnsi="TimesNewRomanPSMT" w:cs="TimesNewRomanPSMT"/>
+        </w:rPr>
+        <w:t xml:space="preserve"> }} à {{ </w:t>
+      </w:r>
+      <w:proofErr w:type="spellStart"/>
+      <w:r>
+        <w:rPr>
+          <w:rFonts w:ascii="TimesNewRomanPSMT" w:hAnsi="TimesNewRomanPSMT" w:cs="TimesNewRomanPSMT"/>
+        </w:rPr>
+        <w:t>programme.adresse|inline_text_multiline</w:t>
+      </w:r>
+      <w:proofErr w:type="spellEnd"/>
+      <w:r>
+        <w:rPr>
+          <w:rFonts w:ascii="TimesNewRomanPSMT" w:hAnsi="TimesNewRomanPSMT" w:cs="TimesNewRomanPSMT"/>
+        </w:rPr>
+        <w:t xml:space="preserve"> }} à {{ </w:t>
+      </w:r>
+      <w:proofErr w:type="spellStart"/>
+      <w:r>
+        <w:rPr>
+          <w:rFonts w:ascii="TimesNewRomanPSMT" w:hAnsi="TimesNewRomanPSMT" w:cs="TimesNewRomanPSMT"/>
+        </w:rPr>
+        <w:t>programme.code_postal</w:t>
+      </w:r>
+      <w:proofErr w:type="spellEnd"/>
+      <w:r>
+        <w:rPr>
+          <w:rFonts w:ascii="TimesNewRomanPSMT" w:hAnsi="TimesNewRomanPSMT" w:cs="TimesNewRomanPSMT"/>
+        </w:rPr>
+        <w:t xml:space="preserve"> }}, {{ </w:t>
+      </w:r>
+      <w:proofErr w:type="spellStart"/>
+      <w:r>
+        <w:rPr>
+          <w:rFonts w:ascii="TimesNewRomanPSMT" w:hAnsi="TimesNewRomanPSMT" w:cs="TimesNewRomanPSMT"/>
+        </w:rPr>
+        <w:t>programme.ville</w:t>
+      </w:r>
+      <w:proofErr w:type="spellEnd"/>
+      <w:r>
+        <w:rPr>
+          <w:rFonts w:ascii="TimesNewRomanPSMT" w:hAnsi="TimesNewRomanPSMT" w:cs="TimesNewRomanPSMT"/>
+        </w:rPr>
+        <w:t xml:space="preserve"> }} décrit plus précisément dans le document joint à la présente convention, faisant l'objet d'une décision favorable prise dans les conditions prévues aux articles D. 331-3 et D. 331-6 du code de la construction et de l'habitation, pour la construction de logements à usage locatif.</w:t>
       </w:r>
     </w:p>
     <w:p>
@@ -552,36 +1008,234 @@
         <w:rPr>
           <w:rFonts w:ascii="TimesNewRomanPSMT" w:hAnsi="TimesNewRomanPSMT" w:cs="TimesNewRomanPSMT"/>
         </w:rPr>
-        <w:t>La présente convention a pour objet de fixer les droits et les obligations des parties prévus par les articles L. 353-1 à L. 353-12, L. 353-20 et L. 353-21 du code de la construction et de l'habitation pour le programme {{ programme.nom }} de {{ lot.nb_logements }} logement{{lot.nb_logements|pl }} {{ lot.financement }} à {{ programme.adresse|inline_text_multiline }} à {{ programme.code_postal }}, {{ programme.ville }}décrit plus précisément dans le document joint à la présente convention, ayant fait l'objet d'une décision favorable prise dans les conditions prévues aux articles D. 331-3 et D. 331-6 du code de la construction et de l'habitation.</w:t>
-      </w:r>
-    </w:p>
-    <w:p>
-      <w:pPr>
-        <w:jc w:val="both"/>
-        <w:rPr>
-          <w:rFonts w:ascii="TimesNewRomanPSMT" w:hAnsi="TimesNewRomanPSMT" w:cs="TimesNewRomanPSMT"/>
-        </w:rPr>
-      </w:pPr>
-    </w:p>
-    <w:p>
-      <w:pPr>
-        <w:jc w:val="both"/>
-        <w:rPr>
-          <w:rFonts w:ascii="TimesNewRomanPSMT" w:hAnsi="TimesNewRomanPSMT" w:cs="TimesNewRomanPSMT"/>
-        </w:rPr>
-      </w:pPr>
-      <w:r>
-        <w:rPr>
-          <w:rFonts w:ascii="TimesNewRomanPSMT" w:hAnsi="TimesNewRomanPSMT" w:cs="TimesNewRomanPSMT"/>
-        </w:rPr>
-        <w:t xml:space="preserve">La présente convention est conclue à l'occasion de l'acquisition d'un ou plusieurs logements construits dans les conditions de l'alinéa ci-dessus et dont la vente est soumise à la T.V.A. dans les conditions du 3 du I de l'article 278 sexies du code général des impôts. Elle reprend les droits et obligations fixés dans la convention n°... signée le ... et publiée le ... entre ... et ... pour le programme {{ programme.nom }} de {{ lot.nb_logements }} logement{{lot.nb_logements|pl }} {{ lot.financement }} à {{ </w:t>
-      </w:r>
+        <w:t xml:space="preserve">La présente convention a pour objet de fixer les droits et les obligations des parties prévus par les articles L. 353-1 à L. 353-12, L. 353-20 et L. 353-21 du code de la construction et de l'habitation pour le programme {{ </w:t>
+      </w:r>
+      <w:proofErr w:type="spellStart"/>
+      <w:r>
+        <w:rPr>
+          <w:rFonts w:ascii="TimesNewRomanPSMT" w:hAnsi="TimesNewRomanPSMT" w:cs="TimesNewRomanPSMT"/>
+        </w:rPr>
+        <w:t>programme.nom</w:t>
+      </w:r>
+      <w:proofErr w:type="spellEnd"/>
+      <w:r>
+        <w:rPr>
+          <w:rFonts w:ascii="TimesNewRomanPSMT" w:hAnsi="TimesNewRomanPSMT" w:cs="TimesNewRomanPSMT"/>
+        </w:rPr>
+        <w:t xml:space="preserve"> }} de {{ </w:t>
+      </w:r>
+      <w:proofErr w:type="spellStart"/>
+      <w:r>
+        <w:rPr>
+          <w:rFonts w:ascii="TimesNewRomanPSMT" w:hAnsi="TimesNewRomanPSMT" w:cs="TimesNewRomanPSMT"/>
+        </w:rPr>
+        <w:t>lot.nb_logements</w:t>
+      </w:r>
+      <w:proofErr w:type="spellEnd"/>
+      <w:r>
+        <w:rPr>
+          <w:rFonts w:ascii="TimesNewRomanPSMT" w:hAnsi="TimesNewRomanPSMT" w:cs="TimesNewRomanPSMT"/>
+        </w:rPr>
+        <w:t xml:space="preserve"> }} logement{{</w:t>
+      </w:r>
+      <w:proofErr w:type="spellStart"/>
+      <w:r>
+        <w:rPr>
+          <w:rFonts w:ascii="TimesNewRomanPSMT" w:hAnsi="TimesNewRomanPSMT" w:cs="TimesNewRomanPSMT"/>
+        </w:rPr>
+        <w:t>lot.nb_logements|pl</w:t>
+      </w:r>
+      <w:proofErr w:type="spellEnd"/>
+      <w:r>
+        <w:rPr>
+          <w:rFonts w:ascii="TimesNewRomanPSMT" w:hAnsi="TimesNewRomanPSMT" w:cs="TimesNewRomanPSMT"/>
+        </w:rPr>
+        <w:t xml:space="preserve"> }} {{ </w:t>
+      </w:r>
+      <w:proofErr w:type="spellStart"/>
+      <w:r>
+        <w:rPr>
+          <w:rFonts w:ascii="TimesNewRomanPSMT" w:hAnsi="TimesNewRomanPSMT" w:cs="TimesNewRomanPSMT"/>
+        </w:rPr>
+        <w:t>lot.financement</w:t>
+      </w:r>
+      <w:proofErr w:type="spellEnd"/>
+      <w:r>
+        <w:rPr>
+          <w:rFonts w:ascii="TimesNewRomanPSMT" w:hAnsi="TimesNewRomanPSMT" w:cs="TimesNewRomanPSMT"/>
+        </w:rPr>
+        <w:t xml:space="preserve"> }} à {{ </w:t>
+      </w:r>
+      <w:proofErr w:type="spellStart"/>
+      <w:r>
+        <w:rPr>
+          <w:rFonts w:ascii="TimesNewRomanPSMT" w:hAnsi="TimesNewRomanPSMT" w:cs="TimesNewRomanPSMT"/>
+        </w:rPr>
+        <w:t>programme.adresse|inline_text_multiline</w:t>
+      </w:r>
+      <w:proofErr w:type="spellEnd"/>
+      <w:r>
+        <w:rPr>
+          <w:rFonts w:ascii="TimesNewRomanPSMT" w:hAnsi="TimesNewRomanPSMT" w:cs="TimesNewRomanPSMT"/>
+        </w:rPr>
+        <w:t xml:space="preserve"> }} à {{ </w:t>
+      </w:r>
+      <w:proofErr w:type="spellStart"/>
+      <w:r>
+        <w:rPr>
+          <w:rFonts w:ascii="TimesNewRomanPSMT" w:hAnsi="TimesNewRomanPSMT" w:cs="TimesNewRomanPSMT"/>
+        </w:rPr>
+        <w:t>programme.code_postal</w:t>
+      </w:r>
+      <w:proofErr w:type="spellEnd"/>
+      <w:r>
+        <w:rPr>
+          <w:rFonts w:ascii="TimesNewRomanPSMT" w:hAnsi="TimesNewRomanPSMT" w:cs="TimesNewRomanPSMT"/>
+        </w:rPr>
+        <w:t xml:space="preserve"> }}, {{ </w:t>
+      </w:r>
+      <w:proofErr w:type="spellStart"/>
+      <w:r>
+        <w:rPr>
+          <w:rFonts w:ascii="TimesNewRomanPSMT" w:hAnsi="TimesNewRomanPSMT" w:cs="TimesNewRomanPSMT"/>
+        </w:rPr>
+        <w:t>programme.ville</w:t>
+      </w:r>
+      <w:proofErr w:type="spellEnd"/>
+      <w:r>
+        <w:rPr>
+          <w:rFonts w:ascii="TimesNewRomanPSMT" w:hAnsi="TimesNewRomanPSMT" w:cs="TimesNewRomanPSMT"/>
+        </w:rPr>
+        <w:t xml:space="preserve"> }}décrit plus précisément dans le document joint à la présente convention, ayant fait l'objet d'une décision favorable prise dans les conditions prévues aux articles D. 331-3 et D. 331-6 du code de la construction et de l'habitation.</w:t>
+      </w:r>
+    </w:p>
+    <w:p>
+      <w:pPr>
+        <w:jc w:val="both"/>
+        <w:rPr>
+          <w:rFonts w:ascii="TimesNewRomanPSMT" w:hAnsi="TimesNewRomanPSMT" w:cs="TimesNewRomanPSMT"/>
+        </w:rPr>
+      </w:pPr>
+    </w:p>
+    <w:p>
+      <w:pPr>
+        <w:jc w:val="both"/>
+        <w:rPr>
+          <w:rFonts w:ascii="TimesNewRomanPSMT" w:hAnsi="TimesNewRomanPSMT" w:cs="TimesNewRomanPSMT"/>
+        </w:rPr>
+      </w:pPr>
+      <w:r>
+        <w:rPr>
+          <w:rFonts w:ascii="TimesNewRomanPSMT" w:hAnsi="TimesNewRomanPSMT" w:cs="TimesNewRomanPSMT"/>
+        </w:rPr>
+        <w:t xml:space="preserve">La présente convention est conclue à l'occasion de l'acquisition d'un ou plusieurs logements construits dans les conditions de l'alinéa ci-dessus et dont la vente est soumise à la T.V.A. dans les conditions du 3 du I de l'article 278 sexies du code général des impôts. Elle reprend les droits et obligations fixés dans la convention n°... signée le ... et publiée le ... entre ... et ... pour le programme </w:t>
+      </w:r>
+      <w:proofErr w:type="gramStart"/>
+      <w:r>
+        <w:rPr>
+          <w:rFonts w:ascii="TimesNewRomanPSMT" w:hAnsi="TimesNewRomanPSMT" w:cs="TimesNewRomanPSMT"/>
+        </w:rPr>
+        <w:t xml:space="preserve">{{ </w:t>
+      </w:r>
+      <w:proofErr w:type="spellStart"/>
+      <w:r>
+        <w:rPr>
+          <w:rFonts w:ascii="TimesNewRomanPSMT" w:hAnsi="TimesNewRomanPSMT" w:cs="TimesNewRomanPSMT"/>
+        </w:rPr>
+        <w:t>programme.nom</w:t>
+      </w:r>
+      <w:proofErr w:type="spellEnd"/>
+      <w:proofErr w:type="gramEnd"/>
+      <w:r>
+        <w:rPr>
+          <w:rFonts w:ascii="TimesNewRomanPSMT" w:hAnsi="TimesNewRomanPSMT" w:cs="TimesNewRomanPSMT"/>
+        </w:rPr>
+        <w:t xml:space="preserve"> }} de {{ </w:t>
+      </w:r>
+      <w:proofErr w:type="spellStart"/>
+      <w:r>
+        <w:rPr>
+          <w:rFonts w:ascii="TimesNewRomanPSMT" w:hAnsi="TimesNewRomanPSMT" w:cs="TimesNewRomanPSMT"/>
+        </w:rPr>
+        <w:t>lot.nb_logements</w:t>
+      </w:r>
+      <w:proofErr w:type="spellEnd"/>
+      <w:r>
+        <w:rPr>
+          <w:rFonts w:ascii="TimesNewRomanPSMT" w:hAnsi="TimesNewRomanPSMT" w:cs="TimesNewRomanPSMT"/>
+        </w:rPr>
+        <w:t xml:space="preserve"> }} logement{{</w:t>
+      </w:r>
+      <w:proofErr w:type="spellStart"/>
+      <w:r>
+        <w:rPr>
+          <w:rFonts w:ascii="TimesNewRomanPSMT" w:hAnsi="TimesNewRomanPSMT" w:cs="TimesNewRomanPSMT"/>
+        </w:rPr>
+        <w:t>lot.nb_logements|pl</w:t>
+      </w:r>
+      <w:proofErr w:type="spellEnd"/>
+      <w:r>
+        <w:rPr>
+          <w:rFonts w:ascii="TimesNewRomanPSMT" w:hAnsi="TimesNewRomanPSMT" w:cs="TimesNewRomanPSMT"/>
+        </w:rPr>
+        <w:t xml:space="preserve"> }} {{ </w:t>
+      </w:r>
+      <w:proofErr w:type="spellStart"/>
+      <w:r>
+        <w:rPr>
+          <w:rFonts w:ascii="TimesNewRomanPSMT" w:hAnsi="TimesNewRomanPSMT" w:cs="TimesNewRomanPSMT"/>
+        </w:rPr>
+        <w:t>lot.financement</w:t>
+      </w:r>
+      <w:proofErr w:type="spellEnd"/>
+      <w:r>
+        <w:rPr>
+          <w:rFonts w:ascii="TimesNewRomanPSMT" w:hAnsi="TimesNewRomanPSMT" w:cs="TimesNewRomanPSMT"/>
+        </w:rPr>
+        <w:t xml:space="preserve"> }} à {{ </w:t>
+      </w:r>
+      <w:proofErr w:type="spellStart"/>
       <w:r>
         <w:rPr>
           <w:rFonts w:ascii="TimesNewRomanPSMT" w:hAnsi="TimesNewRomanPSMT" w:cs="TimesNewRomanPSMT"/>
         </w:rPr>
         <w:lastRenderedPageBreak/>
-        <w:t>programme.adresse|inline_text_multiline }} à {{ programme.code_postal }}, {{ programme.ville }}.</w:t>
+        <w:t>programme.adresse|inline_text_multiline</w:t>
+      </w:r>
+      <w:proofErr w:type="spellEnd"/>
+      <w:r>
+        <w:rPr>
+          <w:rFonts w:ascii="TimesNewRomanPSMT" w:hAnsi="TimesNewRomanPSMT" w:cs="TimesNewRomanPSMT"/>
+        </w:rPr>
+        <w:t xml:space="preserve"> }} à {{ </w:t>
+      </w:r>
+      <w:proofErr w:type="spellStart"/>
+      <w:r>
+        <w:rPr>
+          <w:rFonts w:ascii="TimesNewRomanPSMT" w:hAnsi="TimesNewRomanPSMT" w:cs="TimesNewRomanPSMT"/>
+        </w:rPr>
+        <w:t>programme.code_postal</w:t>
+      </w:r>
+      <w:proofErr w:type="spellEnd"/>
+      <w:r>
+        <w:rPr>
+          <w:rFonts w:ascii="TimesNewRomanPSMT" w:hAnsi="TimesNewRomanPSMT" w:cs="TimesNewRomanPSMT"/>
+        </w:rPr>
+        <w:t xml:space="preserve"> }}, {{ </w:t>
+      </w:r>
+      <w:proofErr w:type="spellStart"/>
+      <w:r>
+        <w:rPr>
+          <w:rFonts w:ascii="TimesNewRomanPSMT" w:hAnsi="TimesNewRomanPSMT" w:cs="TimesNewRomanPSMT"/>
+        </w:rPr>
+        <w:t>programme.ville</w:t>
+      </w:r>
+      <w:proofErr w:type="spellEnd"/>
+      <w:r>
+        <w:rPr>
+          <w:rFonts w:ascii="TimesNewRomanPSMT" w:hAnsi="TimesNewRomanPSMT" w:cs="TimesNewRomanPSMT"/>
+        </w:rPr>
+        <w:t xml:space="preserve"> }}.</w:t>
       </w:r>
     </w:p>
     <w:p>
@@ -736,7 +1390,35 @@
         <w:rPr>
           <w:rFonts w:ascii="TimesNewRomanPSMT" w:hAnsi="TimesNewRomanPSMT" w:cs="TimesNewRomanPSMT"/>
         </w:rPr>
-        <w:t>Elle expire le {{ convention.date_fin_conventionnement|d }}</w:t>
+        <w:t xml:space="preserve">Elle expire le </w:t>
+      </w:r>
+      <w:proofErr w:type="gramStart"/>
+      <w:r>
+        <w:rPr>
+          <w:rFonts w:ascii="TimesNewRomanPSMT" w:hAnsi="TimesNewRomanPSMT" w:cs="TimesNewRomanPSMT"/>
+        </w:rPr>
+        <w:t xml:space="preserve">{{ </w:t>
+      </w:r>
+      <w:proofErr w:type="spellStart"/>
+      <w:r>
+        <w:rPr>
+          <w:rFonts w:ascii="TimesNewRomanPSMT" w:hAnsi="TimesNewRomanPSMT" w:cs="TimesNewRomanPSMT"/>
+        </w:rPr>
+        <w:t>convention</w:t>
+      </w:r>
+      <w:proofErr w:type="gramEnd"/>
+      <w:r>
+        <w:rPr>
+          <w:rFonts w:ascii="TimesNewRomanPSMT" w:hAnsi="TimesNewRomanPSMT" w:cs="TimesNewRomanPSMT"/>
+        </w:rPr>
+        <w:t>.date_fin_conventionnement|d</w:t>
+      </w:r>
+      <w:proofErr w:type="spellEnd"/>
+      <w:r>
+        <w:rPr>
+          <w:rFonts w:ascii="TimesNewRomanPSMT" w:hAnsi="TimesNewRomanPSMT" w:cs="TimesNewRomanPSMT"/>
+        </w:rPr>
+        <w:t xml:space="preserve"> }}</w:t>
       </w:r>
     </w:p>
     <w:p>
@@ -1161,32 +1843,50 @@
       <w:pPr>
         <w:jc w:val="center"/>
       </w:pPr>
+      <w:proofErr w:type="spellStart"/>
       <w:r>
         <w:rPr>
           <w:rFonts w:ascii="TimesNewRomanPS-BoldMT" w:hAnsi="TimesNewRomanPS-BoldMT" w:cs="TimesNewRomanPS-BoldMT"/>
           <w:b/>
         </w:rPr>
-        <w:t xml:space="preserve">II.-Engagements du bailleur à l'égard de l'Etat relatifs </w:t>
-      </w:r>
-    </w:p>
-    <w:p>
-      <w:pPr>
-        <w:jc w:val="center"/>
-      </w:pPr>
+        <w:t>II.-Engagements</w:t>
+      </w:r>
+      <w:proofErr w:type="spellEnd"/>
       <w:r>
         <w:rPr>
           <w:rFonts w:ascii="TimesNewRomanPS-BoldMT" w:hAnsi="TimesNewRomanPS-BoldMT" w:cs="TimesNewRomanPS-BoldMT"/>
           <w:b/>
         </w:rPr>
-        <w:t>aux conditions de location des logements.</w:t>
-      </w:r>
-    </w:p>
-    <w:p>
-      <w:pPr>
+        <w:t xml:space="preserve"> du bailleur à l'égard de l'Etat relatifs </w:t>
+      </w:r>
+    </w:p>
+    <w:p>
+      <w:pPr>
+        <w:jc w:val="center"/>
+      </w:pPr>
+      <w:proofErr w:type="gramStart"/>
+      <w:r>
         <w:rPr>
           <w:rFonts w:ascii="TimesNewRomanPS-BoldMT" w:hAnsi="TimesNewRomanPS-BoldMT" w:cs="TimesNewRomanPS-BoldMT"/>
           <w:b/>
         </w:rPr>
+        <w:t>aux</w:t>
+      </w:r>
+      <w:proofErr w:type="gramEnd"/>
+      <w:r>
+        <w:rPr>
+          <w:rFonts w:ascii="TimesNewRomanPS-BoldMT" w:hAnsi="TimesNewRomanPS-BoldMT" w:cs="TimesNewRomanPS-BoldMT"/>
+          <w:b/>
+        </w:rPr>
+        <w:t xml:space="preserve"> conditions de location des logements.</w:t>
+      </w:r>
+    </w:p>
+    <w:p>
+      <w:pPr>
+        <w:rPr>
+          <w:rFonts w:ascii="TimesNewRomanPS-BoldMT" w:hAnsi="TimesNewRomanPS-BoldMT" w:cs="TimesNewRomanPS-BoldMT"/>
+          <w:b/>
+        </w:rPr>
       </w:pPr>
     </w:p>
     <w:p>
@@ -1391,7 +2091,21 @@
         <w:rPr>
           <w:rFonts w:ascii="TimesNewRomanPSMT" w:hAnsi="TimesNewRomanPSMT" w:cs="TimesNewRomanPSMT"/>
         </w:rPr>
-        <w:t>Ils ne peuvent être loués ou occupés à quelque titre que ce soit ni par les ascendants ou les descendants, ni par ceux du conjoint, ni par le conjoint du signataire de la convention.</w:t>
+        <w:t xml:space="preserve">Ils ne peuvent être loués ou occupés à quelque titre que </w:t>
+      </w:r>
+      <w:proofErr w:type="gramStart"/>
+      <w:r>
+        <w:rPr>
+          <w:rFonts w:ascii="TimesNewRomanPSMT" w:hAnsi="TimesNewRomanPSMT" w:cs="TimesNewRomanPSMT"/>
+        </w:rPr>
+        <w:t>ce soit ni</w:t>
+      </w:r>
+      <w:proofErr w:type="gramEnd"/>
+      <w:r>
+        <w:rPr>
+          <w:rFonts w:ascii="TimesNewRomanPSMT" w:hAnsi="TimesNewRomanPSMT" w:cs="TimesNewRomanPSMT"/>
+        </w:rPr>
+        <w:t xml:space="preserve"> par les ascendants ou les descendants, ni par ceux du conjoint, ni par le conjoint du signataire de la convention.</w:t>
       </w:r>
     </w:p>
     <w:p>
@@ -1483,13 +2197,23 @@
         </w:rPr>
         <w:t xml:space="preserve">Le montant du loyer maximum mentionné à l'article D. 353-16 du code de la construction et de l'habitation est fixé à </w:t>
       </w:r>
+      <w:proofErr w:type="gramStart"/>
       <w:r>
         <w:rPr>
           <w:rFonts w:ascii="TimesNewRomanPSMT" w:hAnsi="TimesNewRomanPSMT"/>
           <w:b/>
           <w:bCs/>
         </w:rPr>
-        <w:t>{{ loyer_m2|f }} € le mètre carré par mois</w:t>
+        <w:t>{{ loyer</w:t>
+      </w:r>
+      <w:proofErr w:type="gramEnd"/>
+      <w:r>
+        <w:rPr>
+          <w:rFonts w:ascii="TimesNewRomanPSMT" w:hAnsi="TimesNewRomanPSMT"/>
+          <w:b/>
+          <w:bCs/>
+        </w:rPr>
+        <w:t>_m2|f }} € le mètre carré par mois</w:t>
       </w:r>
       <w:r>
         <w:rPr>
@@ -2027,7 +2751,21 @@
         <w:rPr>
           <w:rFonts w:ascii="TimesNewRomanPSMT" w:hAnsi="TimesNewRomanPSMT"/>
         </w:rPr>
-        <w:t>Pendant la durée de la convention, le contrat de location est reconduit tacitement pour des périodes de trois ans, dans la mesure où le locataire se conforme aux obligations de l'article 7 de la loi du 6 juillet 1989 précitée, sauf dénonciation expresse du locataire dans les conditions des treizième à vingt-deuxième alinéas du I de l'article 15 de la loi du 6 juillet 1989 précitée.</w:t>
+        <w:t xml:space="preserve">Pendant la durée de la convention, le contrat de location est reconduit tacitement pour des périodes de trois ans, dans la mesure où le locataire se conforme aux obligations de l'article 7 de la loi du 6 juillet 1989 précitée, sauf dénonciation expresse du locataire dans les conditions </w:t>
+      </w:r>
+      <w:proofErr w:type="gramStart"/>
+      <w:r>
+        <w:rPr>
+          <w:rFonts w:ascii="TimesNewRomanPSMT" w:hAnsi="TimesNewRomanPSMT"/>
+        </w:rPr>
+        <w:t>des treizième</w:t>
+      </w:r>
+      <w:proofErr w:type="gramEnd"/>
+      <w:r>
+        <w:rPr>
+          <w:rFonts w:ascii="TimesNewRomanPSMT" w:hAnsi="TimesNewRomanPSMT"/>
+        </w:rPr>
+        <w:t xml:space="preserve"> à vingt-deuxième alinéas du I de l'article 15 de la loi du 6 juillet 1989 précitée.</w:t>
       </w:r>
     </w:p>
     <w:p>
@@ -2439,7 +3177,21 @@
         <w:rPr>
           <w:rFonts w:ascii="TimesNewRomanPSMT" w:hAnsi="TimesNewRomanPSMT"/>
         </w:rPr>
-        <w:t>Les logements peuvent également être loués dans les conditions prévues aux quatrième et cinquième alinéas du I de l’article L. 442-8-1 du code de la construction et de l’habitation.</w:t>
+        <w:t xml:space="preserve">Les logements peuvent également être loués dans les conditions prévues </w:t>
+      </w:r>
+      <w:proofErr w:type="gramStart"/>
+      <w:r>
+        <w:rPr>
+          <w:rFonts w:ascii="TimesNewRomanPSMT" w:hAnsi="TimesNewRomanPSMT"/>
+        </w:rPr>
+        <w:t>aux quatrième et cinquième alinéas</w:t>
+      </w:r>
+      <w:proofErr w:type="gramEnd"/>
+      <w:r>
+        <w:rPr>
+          <w:rFonts w:ascii="TimesNewRomanPSMT" w:hAnsi="TimesNewRomanPSMT"/>
+        </w:rPr>
+        <w:t xml:space="preserve"> du I de l’article L. 442-8-1 du code de la construction et de l’habitation.</w:t>
       </w:r>
     </w:p>
     <w:p>
@@ -2593,7 +3345,21 @@
         <w:rPr>
           <w:rFonts w:ascii="TimesNewRomanPSMT" w:hAnsi="TimesNewRomanPSMT"/>
         </w:rPr>
-        <w:t xml:space="preserve">Le locataire peut donner congé à tout moment, dans les conditions des treizième à vingt-deuxième alinéas du I de l'article 15 de la loi du 6 juillet 1989 précitée. Il est redevable du loyer et des charges pendant la durée effective du délai de préavis, de jour </w:t>
+        <w:t xml:space="preserve">Le locataire peut donner congé à tout moment, dans les conditions </w:t>
+      </w:r>
+      <w:proofErr w:type="gramStart"/>
+      <w:r>
+        <w:rPr>
+          <w:rFonts w:ascii="TimesNewRomanPSMT" w:hAnsi="TimesNewRomanPSMT"/>
+        </w:rPr>
+        <w:t>des treizième</w:t>
+      </w:r>
+      <w:proofErr w:type="gramEnd"/>
+      <w:r>
+        <w:rPr>
+          <w:rFonts w:ascii="TimesNewRomanPSMT" w:hAnsi="TimesNewRomanPSMT"/>
+        </w:rPr>
+        <w:t xml:space="preserve"> à vingt-deuxième alinéas du I de l'article 15 de la loi du 6 juillet 1989 précitée. Il est redevable du loyer et des charges pendant la durée effective du délai de préavis, de jour </w:t>
       </w:r>
       <w:r>
         <w:rPr>
@@ -2871,12 +3637,34 @@
           <w:rFonts w:ascii="TimesNewRomanPSMT" w:hAnsi="TimesNewRomanPSMT"/>
         </w:rPr>
       </w:pPr>
+      <w:proofErr w:type="gramStart"/>
       <w:r>
         <w:rPr>
           <w:rFonts w:ascii="TimesNewRomanPSMT" w:hAnsi="TimesNewRomanPSMT"/>
         </w:rPr>
         <w:lastRenderedPageBreak/>
-        <w:t>une attestation concernant le montant du loyer applicable à chaque logement concerné par laprésente convention, à compter du 1er juillet de l'année en cours ;</w:t>
+        <w:t>une</w:t>
+      </w:r>
+      <w:proofErr w:type="gramEnd"/>
+      <w:r>
+        <w:rPr>
+          <w:rFonts w:ascii="TimesNewRomanPSMT" w:hAnsi="TimesNewRomanPSMT"/>
+        </w:rPr>
+        <w:t xml:space="preserve"> attestation concernant le montant du loyer applicable à chaque logement concerné par </w:t>
+      </w:r>
+      <w:proofErr w:type="spellStart"/>
+      <w:r>
+        <w:rPr>
+          <w:rFonts w:ascii="TimesNewRomanPSMT" w:hAnsi="TimesNewRomanPSMT"/>
+        </w:rPr>
+        <w:t>laprésente</w:t>
+      </w:r>
+      <w:proofErr w:type="spellEnd"/>
+      <w:r>
+        <w:rPr>
+          <w:rFonts w:ascii="TimesNewRomanPSMT" w:hAnsi="TimesNewRomanPSMT"/>
+        </w:rPr>
+        <w:t xml:space="preserve"> convention, à compter du 1er juillet de l'année en cours ;</w:t>
       </w:r>
     </w:p>
     <w:p>
@@ -2891,11 +3679,33 @@
           <w:rFonts w:ascii="TimesNewRomanPSMT" w:hAnsi="TimesNewRomanPSMT"/>
         </w:rPr>
       </w:pPr>
-      <w:r>
-        <w:rPr>
-          <w:rFonts w:ascii="TimesNewRomanPSMT" w:hAnsi="TimesNewRomanPSMT"/>
-        </w:rPr>
-        <w:t>un document attestant que tous les bénéficiaires sont à jour de leurs obligations vis-à-vis dubailleur ou, le cas échéant, la liste des bénéficiaires d'APL non à jour en certifiant que cette liste est exhaustive. Ce document mentionne également la date à laquelle l’organisme payeur a été saisi en cas d’impayé constitué selon la définition fixée par l’article R. 824-1 du code de la construction et de l’habitation.</w:t>
+      <w:proofErr w:type="gramStart"/>
+      <w:r>
+        <w:rPr>
+          <w:rFonts w:ascii="TimesNewRomanPSMT" w:hAnsi="TimesNewRomanPSMT"/>
+        </w:rPr>
+        <w:t>un</w:t>
+      </w:r>
+      <w:proofErr w:type="gramEnd"/>
+      <w:r>
+        <w:rPr>
+          <w:rFonts w:ascii="TimesNewRomanPSMT" w:hAnsi="TimesNewRomanPSMT"/>
+        </w:rPr>
+        <w:t xml:space="preserve"> document attestant que tous les bénéficiaires sont à jour de leurs obligations vis-à-vis </w:t>
+      </w:r>
+      <w:proofErr w:type="spellStart"/>
+      <w:r>
+        <w:rPr>
+          <w:rFonts w:ascii="TimesNewRomanPSMT" w:hAnsi="TimesNewRomanPSMT"/>
+        </w:rPr>
+        <w:t>dubailleur</w:t>
+      </w:r>
+      <w:proofErr w:type="spellEnd"/>
+      <w:r>
+        <w:rPr>
+          <w:rFonts w:ascii="TimesNewRomanPSMT" w:hAnsi="TimesNewRomanPSMT"/>
+        </w:rPr>
+        <w:t xml:space="preserve"> ou, le cas échéant, la liste des bénéficiaires d'APL non à jour en certifiant que cette liste est exhaustive. Ce document mentionne également la date à laquelle l’organisme payeur a été saisi en cas d’impayé constitué selon la définition fixée par l’article R. 824-1 du code de la construction et de l’habitation.</w:t>
       </w:r>
     </w:p>
     <w:p>
@@ -3007,7 +3817,21 @@
         <w:rPr>
           <w:rFonts w:ascii="TimesNewRomanPSMT" w:hAnsi="TimesNewRomanPSMT"/>
         </w:rPr>
-        <w:t>En application des articles L. 824-1, D. 823-15 et R. 824-4 du code de la construction et de l’habitation, le bailleur auprès duquel l'aide est versée signale à l’organisme payeur lorsqu’un allocataire ne règle pas la part de la dépense de logement restant à sa charge, dans un délai de deux mois après la constitution de l'impayé défini à l’article R. 824-1 précité, sauf si la somme due a été réglée entre-temps en totalité. Le bailleur doit justifier qu'il poursuit par tous les moyens possibles le recouvrement de sa créance. En outre, il communique le montant de l'impayé constitué au moment de la saisine de l'organisme payeur.</w:t>
+        <w:t xml:space="preserve">En application des articles L. 824-1, D. 823-15 et R. 824-4 du code de la construction et de l’habitation, le bailleur auprès duquel l'aide est versée signale à l’organisme payeur lorsqu’un allocataire ne règle pas la part de la dépense de logement restant à sa charge, dans un délai de deux mois après la constitution de l'impayé défini à l’article R. 824-1 précité, sauf si la somme due </w:t>
+      </w:r>
+      <w:proofErr w:type="spellStart"/>
+      <w:r>
+        <w:rPr>
+          <w:rFonts w:ascii="TimesNewRomanPSMT" w:hAnsi="TimesNewRomanPSMT"/>
+        </w:rPr>
+        <w:t>a</w:t>
+      </w:r>
+      <w:proofErr w:type="spellEnd"/>
+      <w:r>
+        <w:rPr>
+          <w:rFonts w:ascii="TimesNewRomanPSMT" w:hAnsi="TimesNewRomanPSMT"/>
+        </w:rPr>
+        <w:t xml:space="preserve"> été réglée entre-temps en totalité. Le bailleur doit justifier qu'il poursuit par tous les moyens possibles le recouvrement de sa créance. En outre, il communique le montant de l'impayé constitué au moment de la saisine de l'organisme payeur.</w:t>
       </w:r>
     </w:p>
     <w:p>
@@ -3597,13 +4421,41 @@
                               <w:rPr>
                                 <w:rFonts w:ascii="TimesNewRomanPSMT" w:hAnsi="TimesNewRomanPSMT" w:cs="TimesNewRomanPSMT"/>
                               </w:rPr>
-                              <w:t>Fait en trois originaux à {{administration.</w:t>
+                              <w:t>Fait en trois originaux à {{</w:t>
+                            </w:r>
+                            <w:proofErr w:type="spellStart"/>
+                            <w:r>
+                              <w:rPr>
+                                <w:rFonts w:ascii="TimesNewRomanPSMT" w:hAnsi="TimesNewRomanPSMT" w:cs="TimesNewRomanPSMT"/>
+                              </w:rPr>
+                              <w:t>administration.</w:t>
                             </w:r>
                             <w:r>
                               <w:rPr>
                                 <w:rFonts w:ascii="TimesNewRomanPSMT" w:hAnsi="TimesNewRomanPSMT" w:cs="TimesNewRomanPSMT"/>
                               </w:rPr>
-                              <w:t xml:space="preserve">get_ville_signature_or_empty() </w:t>
+                              <w:t>get_ville_signature_or_</w:t>
+                            </w:r>
+                            <w:proofErr w:type="gramStart"/>
+                            <w:r>
+                              <w:rPr>
+                                <w:rFonts w:ascii="TimesNewRomanPSMT" w:hAnsi="TimesNewRomanPSMT" w:cs="TimesNewRomanPSMT"/>
+                              </w:rPr>
+                              <w:t>empty</w:t>
+                            </w:r>
+                            <w:proofErr w:type="spellEnd"/>
+                            <w:r>
+                              <w:rPr>
+                                <w:rFonts w:ascii="TimesNewRomanPSMT" w:hAnsi="TimesNewRomanPSMT" w:cs="TimesNewRomanPSMT"/>
+                              </w:rPr>
+                              <w:t>(</w:t>
+                            </w:r>
+                            <w:proofErr w:type="gramEnd"/>
+                            <w:r>
+                              <w:rPr>
+                                <w:rFonts w:ascii="TimesNewRomanPSMT" w:hAnsi="TimesNewRomanPSMT" w:cs="TimesNewRomanPSMT"/>
+                              </w:rPr>
+                              <w:t xml:space="preserve">) </w:t>
                             </w:r>
                             <w:r>
                               <w:rPr>
@@ -3729,13 +4581,41 @@
                         <w:rPr>
                           <w:rFonts w:ascii="TimesNewRomanPSMT" w:hAnsi="TimesNewRomanPSMT" w:cs="TimesNewRomanPSMT"/>
                         </w:rPr>
-                        <w:t>Fait en trois originaux à {{administration.</w:t>
+                        <w:t>Fait en trois originaux à {{</w:t>
+                      </w:r>
+                      <w:proofErr w:type="spellStart"/>
+                      <w:r>
+                        <w:rPr>
+                          <w:rFonts w:ascii="TimesNewRomanPSMT" w:hAnsi="TimesNewRomanPSMT" w:cs="TimesNewRomanPSMT"/>
+                        </w:rPr>
+                        <w:t>administration.</w:t>
                       </w:r>
                       <w:r>
                         <w:rPr>
                           <w:rFonts w:ascii="TimesNewRomanPSMT" w:hAnsi="TimesNewRomanPSMT" w:cs="TimesNewRomanPSMT"/>
                         </w:rPr>
-                        <w:t xml:space="preserve">get_ville_signature_or_empty() </w:t>
+                        <w:t>get_ville_signature_or_</w:t>
+                      </w:r>
+                      <w:proofErr w:type="gramStart"/>
+                      <w:r>
+                        <w:rPr>
+                          <w:rFonts w:ascii="TimesNewRomanPSMT" w:hAnsi="TimesNewRomanPSMT" w:cs="TimesNewRomanPSMT"/>
+                        </w:rPr>
+                        <w:t>empty</w:t>
+                      </w:r>
+                      <w:proofErr w:type="spellEnd"/>
+                      <w:r>
+                        <w:rPr>
+                          <w:rFonts w:ascii="TimesNewRomanPSMT" w:hAnsi="TimesNewRomanPSMT" w:cs="TimesNewRomanPSMT"/>
+                        </w:rPr>
+                        <w:t>(</w:t>
+                      </w:r>
+                      <w:proofErr w:type="gramEnd"/>
+                      <w:r>
+                        <w:rPr>
+                          <w:rFonts w:ascii="TimesNewRomanPSMT" w:hAnsi="TimesNewRomanPSMT" w:cs="TimesNewRomanPSMT"/>
+                        </w:rPr>
+                        <w:t xml:space="preserve">) </w:t>
                       </w:r>
                       <w:r>
                         <w:rPr>
@@ -3880,11 +4760,27 @@
         </w:rPr>
         <w:t xml:space="preserve">u programme </w:t>
       </w:r>
-      <w:r>
-        <w:rPr>
-          <w:rFonts w:ascii="TimesNewRomanPSMT" w:hAnsi="TimesNewRomanPSMT" w:cs="TimesNewRomanPSMT"/>
-        </w:rPr>
-        <w:t>{{ programme.nom }}</w:t>
+      <w:proofErr w:type="gramStart"/>
+      <w:r>
+        <w:rPr>
+          <w:rFonts w:ascii="TimesNewRomanPSMT" w:hAnsi="TimesNewRomanPSMT" w:cs="TimesNewRomanPSMT"/>
+        </w:rPr>
+        <w:t xml:space="preserve">{{ </w:t>
+      </w:r>
+      <w:proofErr w:type="spellStart"/>
+      <w:r>
+        <w:rPr>
+          <w:rFonts w:ascii="TimesNewRomanPSMT" w:hAnsi="TimesNewRomanPSMT" w:cs="TimesNewRomanPSMT"/>
+        </w:rPr>
+        <w:t>programme.nom</w:t>
+      </w:r>
+      <w:proofErr w:type="spellEnd"/>
+      <w:proofErr w:type="gramEnd"/>
+      <w:r>
+        <w:rPr>
+          <w:rFonts w:ascii="TimesNewRomanPSMT" w:hAnsi="TimesNewRomanPSMT" w:cs="TimesNewRomanPSMT"/>
+        </w:rPr>
+        <w:t xml:space="preserve"> }}</w:t>
       </w:r>
       <w:r>
         <w:rPr>
@@ -3900,6 +4796,7 @@
         </w:rPr>
         <w:t xml:space="preserve">{{ </w:t>
       </w:r>
+      <w:proofErr w:type="spellStart"/>
       <w:r>
         <w:rPr>
           <w:rFonts w:ascii="TimesNewRomanPSMT" w:hAnsi="TimesNewRomanPSMT" w:cs="TimesNewRomanPSMT"/>
@@ -3910,7 +4807,14 @@
         <w:rPr>
           <w:rFonts w:ascii="TimesNewRomanPSMT" w:hAnsi="TimesNewRomanPSMT" w:cs="TimesNewRomanPSMT"/>
         </w:rPr>
-        <w:t>.nb_logements }}</w:t>
+        <w:t>.nb_logements</w:t>
+      </w:r>
+      <w:proofErr w:type="spellEnd"/>
+      <w:r>
+        <w:rPr>
+          <w:rFonts w:ascii="TimesNewRomanPSMT" w:hAnsi="TimesNewRomanPSMT" w:cs="TimesNewRomanPSMT"/>
+        </w:rPr>
+        <w:t xml:space="preserve"> }}</w:t>
       </w:r>
       <w:r>
         <w:rPr>
@@ -3924,6 +4828,7 @@
         </w:rPr>
         <w:t>{{</w:t>
       </w:r>
+      <w:proofErr w:type="spellStart"/>
       <w:r>
         <w:rPr>
           <w:rFonts w:ascii="TimesNewRomanPSMT" w:hAnsi="TimesNewRomanPSMT" w:cs="TimesNewRomanPSMT"/>
@@ -3936,6 +4841,7 @@
         </w:rPr>
         <w:t>|pl</w:t>
       </w:r>
+      <w:proofErr w:type="spellEnd"/>
       <w:r>
         <w:rPr>
           <w:rFonts w:ascii="TimesNewRomanPSMT" w:hAnsi="TimesNewRomanPSMT" w:cs="TimesNewRomanPSMT"/>
@@ -3960,7 +4866,21 @@
         <w:rPr>
           <w:rFonts w:ascii="TimesNewRomanPSMT" w:hAnsi="TimesNewRomanPSMT" w:cs="TimesNewRomanPSMT"/>
         </w:rPr>
-        <w:t>{{ lot.financement }}</w:t>
+        <w:t xml:space="preserve">{{ </w:t>
+      </w:r>
+      <w:proofErr w:type="spellStart"/>
+      <w:r>
+        <w:rPr>
+          <w:rFonts w:ascii="TimesNewRomanPSMT" w:hAnsi="TimesNewRomanPSMT" w:cs="TimesNewRomanPSMT"/>
+        </w:rPr>
+        <w:t>lot.financement</w:t>
+      </w:r>
+      <w:proofErr w:type="spellEnd"/>
+      <w:r>
+        <w:rPr>
+          <w:rFonts w:ascii="TimesNewRomanPSMT" w:hAnsi="TimesNewRomanPSMT" w:cs="TimesNewRomanPSMT"/>
+        </w:rPr>
+        <w:t xml:space="preserve"> }}</w:t>
       </w:r>
       <w:r>
         <w:rPr>
@@ -3974,7 +4894,14 @@
         <w:rPr>
           <w:rFonts w:ascii="TimesNewRomanPSMT" w:hAnsi="TimesNewRomanPSMT" w:cs="TimesNewRomanPSMT"/>
         </w:rPr>
-        <w:t>{{ programme.adresse</w:t>
+        <w:t xml:space="preserve">{{ </w:t>
+      </w:r>
+      <w:proofErr w:type="spellStart"/>
+      <w:r>
+        <w:rPr>
+          <w:rFonts w:ascii="TimesNewRomanPSMT" w:hAnsi="TimesNewRomanPSMT" w:cs="TimesNewRomanPSMT"/>
+        </w:rPr>
+        <w:t>programme.adresse</w:t>
       </w:r>
       <w:r>
         <w:rPr>
@@ -3982,6 +4909,7 @@
         </w:rPr>
         <w:t>|inline_text_multiline</w:t>
       </w:r>
+      <w:proofErr w:type="spellEnd"/>
       <w:r>
         <w:rPr>
           <w:rFonts w:ascii="TimesNewRomanPSMT" w:hAnsi="TimesNewRomanPSMT" w:cs="TimesNewRomanPSMT"/>
@@ -4006,7 +4934,21 @@
         <w:rPr>
           <w:rFonts w:ascii="TimesNewRomanPSMT" w:hAnsi="TimesNewRomanPSMT" w:cs="TimesNewRomanPSMT"/>
         </w:rPr>
-        <w:t>{{ programme.code_postal }}</w:t>
+        <w:t xml:space="preserve">{{ </w:t>
+      </w:r>
+      <w:proofErr w:type="spellStart"/>
+      <w:r>
+        <w:rPr>
+          <w:rFonts w:ascii="TimesNewRomanPSMT" w:hAnsi="TimesNewRomanPSMT" w:cs="TimesNewRomanPSMT"/>
+        </w:rPr>
+        <w:t>programme.code_postal</w:t>
+      </w:r>
+      <w:proofErr w:type="spellEnd"/>
+      <w:r>
+        <w:rPr>
+          <w:rFonts w:ascii="TimesNewRomanPSMT" w:hAnsi="TimesNewRomanPSMT" w:cs="TimesNewRomanPSMT"/>
+        </w:rPr>
+        <w:t xml:space="preserve"> }}</w:t>
       </w:r>
       <w:r>
         <w:rPr>
@@ -4020,7 +4962,21 @@
         <w:rPr>
           <w:rFonts w:ascii="TimesNewRomanPSMT" w:hAnsi="TimesNewRomanPSMT" w:cs="TimesNewRomanPSMT"/>
         </w:rPr>
-        <w:t>{{ programme.ville }}</w:t>
+        <w:t xml:space="preserve">{{ </w:t>
+      </w:r>
+      <w:proofErr w:type="spellStart"/>
+      <w:r>
+        <w:rPr>
+          <w:rFonts w:ascii="TimesNewRomanPSMT" w:hAnsi="TimesNewRomanPSMT" w:cs="TimesNewRomanPSMT"/>
+        </w:rPr>
+        <w:t>programme.ville</w:t>
+      </w:r>
+      <w:proofErr w:type="spellEnd"/>
+      <w:r>
+        <w:rPr>
+          <w:rFonts w:ascii="TimesNewRomanPSMT" w:hAnsi="TimesNewRomanPSMT" w:cs="TimesNewRomanPSMT"/>
+        </w:rPr>
+        <w:t xml:space="preserve"> }}</w:t>
       </w:r>
       <w:r>
         <w:rPr>
@@ -4106,6 +5062,7 @@
         </w:rPr>
         <w:t xml:space="preserve">for image in </w:t>
       </w:r>
+      <w:proofErr w:type="spellStart"/>
       <w:r>
         <w:rPr>
           <w:rFonts w:ascii="TimesNewRomanPSMT" w:hAnsi="TimesNewRomanPSMT" w:cs="TimesNewRomanPSMT"/>
@@ -4116,7 +5073,14 @@
         <w:rPr>
           <w:rFonts w:ascii="TimesNewRomanPSMT" w:hAnsi="TimesNewRomanPSMT" w:cs="TimesNewRomanPSMT"/>
         </w:rPr>
-        <w:t>_images %}</w:t>
+        <w:t>_images</w:t>
+      </w:r>
+      <w:proofErr w:type="spellEnd"/>
+      <w:r>
+        <w:rPr>
+          <w:rFonts w:ascii="TimesNewRomanPSMT" w:hAnsi="TimesNewRomanPSMT" w:cs="TimesNewRomanPSMT"/>
+        </w:rPr>
+        <w:t xml:space="preserve"> %}</w:t>
       </w:r>
     </w:p>
     <w:p>
@@ -4146,13 +5110,58 @@
           <w:rFonts w:ascii="TimesNewRomanPSMT" w:hAnsi="TimesNewRomanPSMT" w:cs="TimesNewRomanPSMT"/>
           <w:lang w:val="en-US"/>
         </w:rPr>
-        <w:t>{% endfor %}</w:t>
-      </w:r>
-      <w:r>
-        <w:rPr>
-          <w:rFonts w:ascii="TimesNewRomanPSMT" w:hAnsi="TimesNewRomanPSMT" w:cs="TimesNewRomanPSMT"/>
-        </w:rPr>
-        <w:t>{% if references_cadastrales|len %}</w:t>
+        <w:t xml:space="preserve">{% </w:t>
+      </w:r>
+      <w:proofErr w:type="spellStart"/>
+      <w:r>
+        <w:rPr>
+          <w:rFonts w:ascii="TimesNewRomanPSMT" w:hAnsi="TimesNewRomanPSMT" w:cs="TimesNewRomanPSMT"/>
+          <w:lang w:val="en-US"/>
+        </w:rPr>
+        <w:t>endfor</w:t>
+      </w:r>
+      <w:proofErr w:type="spellEnd"/>
+      <w:r>
+        <w:rPr>
+          <w:rFonts w:ascii="TimesNewRomanPSMT" w:hAnsi="TimesNewRomanPSMT" w:cs="TimesNewRomanPSMT"/>
+          <w:lang w:val="en-US"/>
+        </w:rPr>
+        <w:t xml:space="preserve"> </w:t>
+      </w:r>
+      <w:proofErr w:type="gramStart"/>
+      <w:r>
+        <w:rPr>
+          <w:rFonts w:ascii="TimesNewRomanPSMT" w:hAnsi="TimesNewRomanPSMT" w:cs="TimesNewRomanPSMT"/>
+          <w:lang w:val="en-US"/>
+        </w:rPr>
+        <w:t>%}</w:t>
+      </w:r>
+      <w:r>
+        <w:rPr>
+          <w:rFonts w:ascii="TimesNewRomanPSMT" w:hAnsi="TimesNewRomanPSMT" w:cs="TimesNewRomanPSMT"/>
+        </w:rPr>
+        <w:t>{</w:t>
+      </w:r>
+      <w:proofErr w:type="gramEnd"/>
+      <w:r>
+        <w:rPr>
+          <w:rFonts w:ascii="TimesNewRomanPSMT" w:hAnsi="TimesNewRomanPSMT" w:cs="TimesNewRomanPSMT"/>
+        </w:rPr>
+        <w:t xml:space="preserve">% if </w:t>
+      </w:r>
+      <w:proofErr w:type="spellStart"/>
+      <w:r>
+        <w:rPr>
+          <w:rFonts w:ascii="TimesNewRomanPSMT" w:hAnsi="TimesNewRomanPSMT" w:cs="TimesNewRomanPSMT"/>
+        </w:rPr>
+        <w:t>references_cadastrales|len</w:t>
+      </w:r>
+      <w:proofErr w:type="spellEnd"/>
+      <w:r>
+        <w:rPr>
+          <w:rFonts w:ascii="TimesNewRomanPSMT" w:hAnsi="TimesNewRomanPSMT" w:cs="TimesNewRomanPSMT"/>
+        </w:rPr>
+        <w:t xml:space="preserve"> %}</w:t>
       </w:r>
     </w:p>
     <w:tbl>
@@ -4209,6 +5218,7 @@
                 <w:lang w:val="en-US"/>
               </w:rPr>
             </w:pPr>
+            <w:proofErr w:type="spellStart"/>
             <w:r>
               <w:rPr>
                 <w:b/>
@@ -4219,6 +5229,7 @@
               </w:rPr>
               <w:t>Numéro</w:t>
             </w:r>
+            <w:proofErr w:type="spellEnd"/>
           </w:p>
         </w:tc>
         <w:tc>
@@ -4236,6 +5247,7 @@
                 <w:lang w:val="en-US"/>
               </w:rPr>
             </w:pPr>
+            <w:proofErr w:type="spellStart"/>
             <w:r>
               <w:rPr>
                 <w:b/>
@@ -4246,6 +5258,7 @@
               </w:rPr>
               <w:t>Lieudit</w:t>
             </w:r>
+            <w:proofErr w:type="spellEnd"/>
           </w:p>
         </w:tc>
         <w:tc>
@@ -4301,6 +5314,7 @@
               </w:rPr>
               <w:t xml:space="preserve">{%tr for </w:t>
             </w:r>
+            <w:proofErr w:type="spellStart"/>
             <w:r>
               <w:rPr>
                 <w:b/>
@@ -4311,6 +5325,7 @@
               </w:rPr>
               <w:t>rc</w:t>
             </w:r>
+            <w:proofErr w:type="spellEnd"/>
             <w:r>
               <w:rPr>
                 <w:b/>
@@ -4321,6 +5336,7 @@
               </w:rPr>
               <w:t xml:space="preserve"> in </w:t>
             </w:r>
+            <w:proofErr w:type="spellStart"/>
             <w:r>
               <w:rPr>
                 <w:b/>
@@ -4331,6 +5347,7 @@
               </w:rPr>
               <w:t>references_cadastrales</w:t>
             </w:r>
+            <w:proofErr w:type="spellEnd"/>
             <w:r>
               <w:rPr>
                 <w:b/>
@@ -4358,13 +5375,41 @@
                 <w:lang w:val="en-US"/>
               </w:rPr>
             </w:pPr>
-            <w:r>
-              <w:rPr>
-                <w:sz w:val="16"/>
-                <w:szCs w:val="16"/>
-                <w:lang w:val="en-US"/>
-              </w:rPr>
-              <w:t>{{ rc.section }}</w:t>
+            <w:proofErr w:type="gramStart"/>
+            <w:r>
+              <w:rPr>
+                <w:sz w:val="16"/>
+                <w:szCs w:val="16"/>
+                <w:lang w:val="en-US"/>
+              </w:rPr>
+              <w:t xml:space="preserve">{{ </w:t>
+            </w:r>
+            <w:proofErr w:type="spellStart"/>
+            <w:r>
+              <w:rPr>
+                <w:sz w:val="16"/>
+                <w:szCs w:val="16"/>
+                <w:lang w:val="en-US"/>
+              </w:rPr>
+              <w:t>rc</w:t>
+            </w:r>
+            <w:proofErr w:type="gramEnd"/>
+            <w:r>
+              <w:rPr>
+                <w:sz w:val="16"/>
+                <w:szCs w:val="16"/>
+                <w:lang w:val="en-US"/>
+              </w:rPr>
+              <w:t>.section</w:t>
+            </w:r>
+            <w:proofErr w:type="spellEnd"/>
+            <w:r>
+              <w:rPr>
+                <w:sz w:val="16"/>
+                <w:szCs w:val="16"/>
+                <w:lang w:val="en-US"/>
+              </w:rPr>
+              <w:t xml:space="preserve"> }}</w:t>
             </w:r>
           </w:p>
         </w:tc>
@@ -4381,6 +5426,7 @@
                 <w:lang w:val="en-US"/>
               </w:rPr>
             </w:pPr>
+            <w:proofErr w:type="gramStart"/>
             <w:r>
               <w:rPr>
                 <w:sz w:val="16"/>
@@ -4395,8 +5441,18 @@
                 <w:szCs w:val="16"/>
                 <w:lang w:val="en-US"/>
               </w:rPr>
-              <w:t xml:space="preserve"> rc</w:t>
-            </w:r>
+              <w:t xml:space="preserve"> </w:t>
+            </w:r>
+            <w:proofErr w:type="spellStart"/>
+            <w:r>
+              <w:rPr>
+                <w:sz w:val="16"/>
+                <w:szCs w:val="16"/>
+                <w:lang w:val="en-US"/>
+              </w:rPr>
+              <w:t>rc</w:t>
+            </w:r>
+            <w:proofErr w:type="gramEnd"/>
             <w:r>
               <w:rPr>
                 <w:sz w:val="16"/>
@@ -4413,6 +5469,7 @@
               </w:rPr>
               <w:t>numero</w:t>
             </w:r>
+            <w:proofErr w:type="spellEnd"/>
             <w:r>
               <w:rPr>
                 <w:sz w:val="16"/>
@@ -4436,6 +5493,7 @@
                 <w:lang w:val="en-US"/>
               </w:rPr>
             </w:pPr>
+            <w:proofErr w:type="gramStart"/>
             <w:r>
               <w:rPr>
                 <w:sz w:val="16"/>
@@ -4444,14 +5502,25 @@
               </w:rPr>
               <w:t xml:space="preserve">{{ </w:t>
             </w:r>
-            <w:r>
-              <w:rPr>
-                <w:sz w:val="16"/>
-                <w:szCs w:val="16"/>
-                <w:lang w:val="en-US"/>
-              </w:rPr>
-              <w:t>rc.lieudit</w:t>
-            </w:r>
+            <w:proofErr w:type="spellStart"/>
+            <w:r>
+              <w:rPr>
+                <w:sz w:val="16"/>
+                <w:szCs w:val="16"/>
+                <w:lang w:val="en-US"/>
+              </w:rPr>
+              <w:t>rc</w:t>
+            </w:r>
+            <w:proofErr w:type="gramEnd"/>
+            <w:r>
+              <w:rPr>
+                <w:sz w:val="16"/>
+                <w:szCs w:val="16"/>
+                <w:lang w:val="en-US"/>
+              </w:rPr>
+              <w:t>.lieudit</w:t>
+            </w:r>
+            <w:proofErr w:type="spellEnd"/>
             <w:r>
               <w:rPr>
                 <w:sz w:val="16"/>
@@ -4476,6 +5545,7 @@
                 <w:lang w:val="en-US"/>
               </w:rPr>
             </w:pPr>
+            <w:proofErr w:type="gramStart"/>
             <w:r>
               <w:rPr>
                 <w:rFonts w:ascii="TimesNewRomanPSMT" w:hAnsi="TimesNewRomanPSMT" w:cs="TimesNewRomanPSMT"/>
@@ -4485,14 +5555,35 @@
               </w:rPr>
               <w:t xml:space="preserve">{{ </w:t>
             </w:r>
-            <w:r>
-              <w:rPr>
-                <w:rFonts w:ascii="TimesNewRomanPSMT" w:hAnsi="TimesNewRomanPSMT" w:cs="TimesNewRomanPSMT"/>
-                <w:sz w:val="16"/>
-                <w:szCs w:val="16"/>
-                <w:lang w:val="en-US"/>
-              </w:rPr>
-              <w:t xml:space="preserve">rc.surface </w:t>
+            <w:proofErr w:type="spellStart"/>
+            <w:r>
+              <w:rPr>
+                <w:rFonts w:ascii="TimesNewRomanPSMT" w:hAnsi="TimesNewRomanPSMT" w:cs="TimesNewRomanPSMT"/>
+                <w:sz w:val="16"/>
+                <w:szCs w:val="16"/>
+                <w:lang w:val="en-US"/>
+              </w:rPr>
+              <w:t>rc</w:t>
+            </w:r>
+            <w:proofErr w:type="gramEnd"/>
+            <w:r>
+              <w:rPr>
+                <w:rFonts w:ascii="TimesNewRomanPSMT" w:hAnsi="TimesNewRomanPSMT" w:cs="TimesNewRomanPSMT"/>
+                <w:sz w:val="16"/>
+                <w:szCs w:val="16"/>
+                <w:lang w:val="en-US"/>
+              </w:rPr>
+              <w:t>.surface</w:t>
+            </w:r>
+            <w:proofErr w:type="spellEnd"/>
+            <w:r>
+              <w:rPr>
+                <w:rFonts w:ascii="TimesNewRomanPSMT" w:hAnsi="TimesNewRomanPSMT" w:cs="TimesNewRomanPSMT"/>
+                <w:sz w:val="16"/>
+                <w:szCs w:val="16"/>
+                <w:lang w:val="en-US"/>
+              </w:rPr>
+              <w:t xml:space="preserve"> </w:t>
             </w:r>
             <w:r>
               <w:rPr>
@@ -4529,7 +5620,29 @@
                 <w:szCs w:val="16"/>
                 <w:lang w:val="en-US"/>
               </w:rPr>
-              <w:t>{%tr endfor %}</w:t>
+              <w:t xml:space="preserve">{%tr </w:t>
+            </w:r>
+            <w:proofErr w:type="spellStart"/>
+            <w:r>
+              <w:rPr>
+                <w:b/>
+                <w:bCs/>
+                <w:sz w:val="16"/>
+                <w:szCs w:val="16"/>
+                <w:lang w:val="en-US"/>
+              </w:rPr>
+              <w:t>endfor</w:t>
+            </w:r>
+            <w:proofErr w:type="spellEnd"/>
+            <w:r>
+              <w:rPr>
+                <w:b/>
+                <w:bCs/>
+                <w:sz w:val="16"/>
+                <w:szCs w:val="16"/>
+                <w:lang w:val="en-US"/>
+              </w:rPr>
+              <w:t xml:space="preserve"> %}</w:t>
             </w:r>
           </w:p>
         </w:tc>
@@ -4546,13 +5659,55 @@
         <w:rPr>
           <w:rFonts w:ascii="TimesNewRomanPSMT" w:hAnsi="TimesNewRomanPSMT" w:cs="TimesNewRomanPSMT"/>
         </w:rPr>
-        <w:t>{% endif %}</w:t>
-      </w:r>
-      <w:r>
-        <w:rPr>
-          <w:rFonts w:ascii="TimesNewRomanPSMT" w:hAnsi="TimesNewRomanPSMT" w:cs="TimesNewRomanPSMT"/>
-        </w:rPr>
-        <w:t>{% for image in effet_relatif_images %}</w:t>
+        <w:t xml:space="preserve">{% </w:t>
+      </w:r>
+      <w:proofErr w:type="spellStart"/>
+      <w:r>
+        <w:rPr>
+          <w:rFonts w:ascii="TimesNewRomanPSMT" w:hAnsi="TimesNewRomanPSMT" w:cs="TimesNewRomanPSMT"/>
+        </w:rPr>
+        <w:t>endif</w:t>
+      </w:r>
+      <w:proofErr w:type="spellEnd"/>
+      <w:r>
+        <w:rPr>
+          <w:rFonts w:ascii="TimesNewRomanPSMT" w:hAnsi="TimesNewRomanPSMT" w:cs="TimesNewRomanPSMT"/>
+        </w:rPr>
+        <w:t xml:space="preserve"> </w:t>
+      </w:r>
+      <w:proofErr w:type="gramStart"/>
+      <w:r>
+        <w:rPr>
+          <w:rFonts w:ascii="TimesNewRomanPSMT" w:hAnsi="TimesNewRomanPSMT" w:cs="TimesNewRomanPSMT"/>
+        </w:rPr>
+        <w:t>%}</w:t>
+      </w:r>
+      <w:r>
+        <w:rPr>
+          <w:rFonts w:ascii="TimesNewRomanPSMT" w:hAnsi="TimesNewRomanPSMT" w:cs="TimesNewRomanPSMT"/>
+        </w:rPr>
+        <w:t>{</w:t>
+      </w:r>
+      <w:proofErr w:type="gramEnd"/>
+      <w:r>
+        <w:rPr>
+          <w:rFonts w:ascii="TimesNewRomanPSMT" w:hAnsi="TimesNewRomanPSMT" w:cs="TimesNewRomanPSMT"/>
+        </w:rPr>
+        <w:t xml:space="preserve">% for image in </w:t>
+      </w:r>
+      <w:proofErr w:type="spellStart"/>
+      <w:r>
+        <w:rPr>
+          <w:rFonts w:ascii="TimesNewRomanPSMT" w:hAnsi="TimesNewRomanPSMT" w:cs="TimesNewRomanPSMT"/>
+        </w:rPr>
+        <w:t>effet_relatif_images</w:t>
+      </w:r>
+      <w:proofErr w:type="spellEnd"/>
+      <w:r>
+        <w:rPr>
+          <w:rFonts w:ascii="TimesNewRomanPSMT" w:hAnsi="TimesNewRomanPSMT" w:cs="TimesNewRomanPSMT"/>
+        </w:rPr>
+        <w:t xml:space="preserve"> %}</w:t>
       </w:r>
     </w:p>
     <w:p>
@@ -4581,39 +5736,92 @@
           <w:rFonts w:ascii="TimesNewRomanPSMT" w:hAnsi="TimesNewRomanPSMT" w:cs="TimesNewRomanPSMT"/>
           <w:lang w:val="en-US"/>
         </w:rPr>
-        <w:t>{% endfor %}</w:t>
-      </w:r>
-      <w:r>
-        <w:rPr>
-          <w:rFonts w:ascii="TimesNewRomanPSMT" w:hAnsi="TimesNewRomanPSMT" w:cs="TimesNewRomanPSMT"/>
-        </w:rPr>
-        <w:t xml:space="preserve">{% if </w:t>
-      </w:r>
+        <w:t xml:space="preserve">{% </w:t>
+      </w:r>
+      <w:proofErr w:type="spellStart"/>
       <w:r>
         <w:rPr>
           <w:rFonts w:ascii="TimesNewRomanPSMT" w:hAnsi="TimesNewRomanPSMT" w:cs="TimesNewRomanPSMT"/>
           <w:lang w:val="en-US"/>
         </w:rPr>
+        <w:t>endfor</w:t>
+      </w:r>
+      <w:proofErr w:type="spellEnd"/>
+      <w:r>
+        <w:rPr>
+          <w:rFonts w:ascii="TimesNewRomanPSMT" w:hAnsi="TimesNewRomanPSMT" w:cs="TimesNewRomanPSMT"/>
+          <w:lang w:val="en-US"/>
+        </w:rPr>
+        <w:t xml:space="preserve"> </w:t>
+      </w:r>
+      <w:proofErr w:type="gramStart"/>
+      <w:r>
+        <w:rPr>
+          <w:rFonts w:ascii="TimesNewRomanPSMT" w:hAnsi="TimesNewRomanPSMT" w:cs="TimesNewRomanPSMT"/>
+          <w:lang w:val="en-US"/>
+        </w:rPr>
+        <w:t>%}</w:t>
+      </w:r>
+      <w:r>
+        <w:rPr>
+          <w:rFonts w:ascii="TimesNewRomanPSMT" w:hAnsi="TimesNewRomanPSMT" w:cs="TimesNewRomanPSMT"/>
+        </w:rPr>
+        <w:t>{</w:t>
+      </w:r>
+      <w:proofErr w:type="gramEnd"/>
+      <w:r>
+        <w:rPr>
+          <w:rFonts w:ascii="TimesNewRomanPSMT" w:hAnsi="TimesNewRomanPSMT" w:cs="TimesNewRomanPSMT"/>
+        </w:rPr>
+        <w:t xml:space="preserve">% if </w:t>
+      </w:r>
+      <w:r>
+        <w:rPr>
+          <w:rFonts w:ascii="TimesNewRomanPSMT" w:hAnsi="TimesNewRomanPSMT" w:cs="TimesNewRomanPSMT"/>
+          <w:lang w:val="en-US"/>
+        </w:rPr>
         <w:t>lot</w:t>
       </w:r>
       <w:r>
         <w:rPr>
           <w:rFonts w:ascii="TimesNewRomanPSMT" w:hAnsi="TimesNewRomanPSMT" w:cs="TimesNewRomanPSMT"/>
         </w:rPr>
-        <w:t>.edd_volumetrique</w:t>
-      </w:r>
-      <w:r>
-        <w:rPr>
-          <w:rFonts w:ascii="TimesNewRomanPSMT" w:hAnsi="TimesNewRomanPSMT" w:cs="TimesNewRomanPSMT"/>
-        </w:rPr>
-        <w:t>_text()</w:t>
-      </w:r>
-      <w:r>
-        <w:rPr>
-          <w:rFonts w:ascii="TimesNewRomanPSMT" w:hAnsi="TimesNewRomanPSMT" w:cs="TimesNewRomanPSMT"/>
-        </w:rPr>
-        <w:t>|len</w:t>
-      </w:r>
+        <w:t>.</w:t>
+      </w:r>
+      <w:proofErr w:type="spellStart"/>
+      <w:r>
+        <w:rPr>
+          <w:rFonts w:ascii="TimesNewRomanPSMT" w:hAnsi="TimesNewRomanPSMT" w:cs="TimesNewRomanPSMT"/>
+        </w:rPr>
+        <w:t>edd_volumetrique</w:t>
+      </w:r>
+      <w:r>
+        <w:rPr>
+          <w:rFonts w:ascii="TimesNewRomanPSMT" w:hAnsi="TimesNewRomanPSMT" w:cs="TimesNewRomanPSMT"/>
+        </w:rPr>
+        <w:t>_text</w:t>
+      </w:r>
+      <w:proofErr w:type="spellEnd"/>
+      <w:r>
+        <w:rPr>
+          <w:rFonts w:ascii="TimesNewRomanPSMT" w:hAnsi="TimesNewRomanPSMT" w:cs="TimesNewRomanPSMT"/>
+        </w:rPr>
+        <w:t>()</w:t>
+      </w:r>
+      <w:r>
+        <w:rPr>
+          <w:rFonts w:ascii="TimesNewRomanPSMT" w:hAnsi="TimesNewRomanPSMT" w:cs="TimesNewRomanPSMT"/>
+        </w:rPr>
+        <w:t>|</w:t>
+      </w:r>
+      <w:proofErr w:type="spellStart"/>
+      <w:r>
+        <w:rPr>
+          <w:rFonts w:ascii="TimesNewRomanPSMT" w:hAnsi="TimesNewRomanPSMT" w:cs="TimesNewRomanPSMT"/>
+        </w:rPr>
+        <w:t>len</w:t>
+      </w:r>
+      <w:proofErr w:type="spellEnd"/>
       <w:r>
         <w:rPr>
           <w:rFonts w:ascii="TimesNewRomanPSMT" w:hAnsi="TimesNewRomanPSMT" w:cs="TimesNewRomanPSMT"/>
@@ -4634,12 +5842,14 @@
           <w:rFonts w:ascii="TimesNewRomanPSMT" w:hAnsi="TimesNewRomanPSMT" w:cs="TimesNewRomanPSMT"/>
         </w:rPr>
       </w:pPr>
+      <w:proofErr w:type="gramStart"/>
       <w:r>
         <w:rPr>
           <w:rFonts w:ascii="TimesNewRomanPSMT" w:hAnsi="TimesNewRomanPSMT" w:cs="TimesNewRomanPSMT"/>
         </w:rPr>
         <w:t xml:space="preserve">{{ </w:t>
       </w:r>
+      <w:proofErr w:type="spellStart"/>
       <w:r>
         <w:rPr>
           <w:rFonts w:ascii="TimesNewRomanPSMT" w:hAnsi="TimesNewRomanPSMT" w:cs="TimesNewRomanPSMT"/>
@@ -4650,13 +5860,27 @@
         <w:rPr>
           <w:rFonts w:ascii="TimesNewRomanPSMT" w:hAnsi="TimesNewRomanPSMT" w:cs="TimesNewRomanPSMT"/>
         </w:rPr>
-        <w:t>.edd_volumetrique</w:t>
-      </w:r>
-      <w:r>
-        <w:rPr>
-          <w:rFonts w:ascii="TimesNewRomanPSMT" w:hAnsi="TimesNewRomanPSMT" w:cs="TimesNewRomanPSMT"/>
-        </w:rPr>
-        <w:t>_text()</w:t>
+        <w:t>.edd</w:t>
+      </w:r>
+      <w:proofErr w:type="gramEnd"/>
+      <w:r>
+        <w:rPr>
+          <w:rFonts w:ascii="TimesNewRomanPSMT" w:hAnsi="TimesNewRomanPSMT" w:cs="TimesNewRomanPSMT"/>
+        </w:rPr>
+        <w:t>_volumetrique</w:t>
+      </w:r>
+      <w:r>
+        <w:rPr>
+          <w:rFonts w:ascii="TimesNewRomanPSMT" w:hAnsi="TimesNewRomanPSMT" w:cs="TimesNewRomanPSMT"/>
+        </w:rPr>
+        <w:t>_text</w:t>
+      </w:r>
+      <w:proofErr w:type="spellEnd"/>
+      <w:r>
+        <w:rPr>
+          <w:rFonts w:ascii="TimesNewRomanPSMT" w:hAnsi="TimesNewRomanPSMT" w:cs="TimesNewRomanPSMT"/>
+        </w:rPr>
+        <w:t>()</w:t>
       </w:r>
       <w:r>
         <w:rPr>
@@ -4678,14 +5902,43 @@
         <w:rPr>
           <w:rFonts w:ascii="TimesNewRomanPSMT" w:hAnsi="TimesNewRomanPSMT" w:cs="TimesNewRomanPSMT"/>
         </w:rPr>
-        <w:t>{% endif %}</w:t>
-      </w:r>
-      <w:r>
-        <w:rPr>
-          <w:rFonts w:ascii="TimesNewRomanPSMT" w:hAnsi="TimesNewRomanPSMT" w:cs="TimesNewRomanPSMT"/>
-        </w:rPr>
-        <w:t xml:space="preserve">{% for image in </w:t>
-      </w:r>
+        <w:t xml:space="preserve">{% </w:t>
+      </w:r>
+      <w:proofErr w:type="spellStart"/>
+      <w:r>
+        <w:rPr>
+          <w:rFonts w:ascii="TimesNewRomanPSMT" w:hAnsi="TimesNewRomanPSMT" w:cs="TimesNewRomanPSMT"/>
+        </w:rPr>
+        <w:t>endif</w:t>
+      </w:r>
+      <w:proofErr w:type="spellEnd"/>
+      <w:r>
+        <w:rPr>
+          <w:rFonts w:ascii="TimesNewRomanPSMT" w:hAnsi="TimesNewRomanPSMT" w:cs="TimesNewRomanPSMT"/>
+        </w:rPr>
+        <w:t xml:space="preserve"> </w:t>
+      </w:r>
+      <w:proofErr w:type="gramStart"/>
+      <w:r>
+        <w:rPr>
+          <w:rFonts w:ascii="TimesNewRomanPSMT" w:hAnsi="TimesNewRomanPSMT" w:cs="TimesNewRomanPSMT"/>
+        </w:rPr>
+        <w:t>%}</w:t>
+      </w:r>
+      <w:r>
+        <w:rPr>
+          <w:rFonts w:ascii="TimesNewRomanPSMT" w:hAnsi="TimesNewRomanPSMT" w:cs="TimesNewRomanPSMT"/>
+        </w:rPr>
+        <w:t>{</w:t>
+      </w:r>
+      <w:proofErr w:type="gramEnd"/>
+      <w:r>
+        <w:rPr>
+          <w:rFonts w:ascii="TimesNewRomanPSMT" w:hAnsi="TimesNewRomanPSMT" w:cs="TimesNewRomanPSMT"/>
+        </w:rPr>
+        <w:t xml:space="preserve">% for image in </w:t>
+      </w:r>
+      <w:proofErr w:type="spellStart"/>
       <w:r>
         <w:rPr>
           <w:rFonts w:ascii="TimesNewRomanPSMT" w:hAnsi="TimesNewRomanPSMT" w:cs="TimesNewRomanPSMT"/>
@@ -4696,7 +5949,14 @@
         <w:rPr>
           <w:rFonts w:ascii="TimesNewRomanPSMT" w:hAnsi="TimesNewRomanPSMT" w:cs="TimesNewRomanPSMT"/>
         </w:rPr>
-        <w:t>_images %}</w:t>
+        <w:t>_images</w:t>
+      </w:r>
+      <w:proofErr w:type="spellEnd"/>
+      <w:r>
+        <w:rPr>
+          <w:rFonts w:ascii="TimesNewRomanPSMT" w:hAnsi="TimesNewRomanPSMT" w:cs="TimesNewRomanPSMT"/>
+        </w:rPr>
+        <w:t xml:space="preserve"> %}</w:t>
       </w:r>
     </w:p>
     <w:p>
@@ -4724,8 +5984,23 @@
         <w:rPr>
           <w:rFonts w:ascii="TimesNewRomanPSMT" w:hAnsi="TimesNewRomanPSMT" w:cs="TimesNewRomanPSMT"/>
         </w:rPr>
-        <w:t xml:space="preserve">{% endfor </w:t>
-      </w:r>
+        <w:t xml:space="preserve">{% </w:t>
+      </w:r>
+      <w:proofErr w:type="spellStart"/>
+      <w:r>
+        <w:rPr>
+          <w:rFonts w:ascii="TimesNewRomanPSMT" w:hAnsi="TimesNewRomanPSMT" w:cs="TimesNewRomanPSMT"/>
+        </w:rPr>
+        <w:t>endfor</w:t>
+      </w:r>
+      <w:proofErr w:type="spellEnd"/>
+      <w:r>
+        <w:rPr>
+          <w:rFonts w:ascii="TimesNewRomanPSMT" w:hAnsi="TimesNewRomanPSMT" w:cs="TimesNewRomanPSMT"/>
+        </w:rPr>
+        <w:t xml:space="preserve"> </w:t>
+      </w:r>
+      <w:proofErr w:type="gramStart"/>
       <w:r>
         <w:rPr>
           <w:rFonts w:ascii="TimesNewRomanPSMT" w:hAnsi="TimesNewRomanPSMT" w:cs="TimesNewRomanPSMT"/>
@@ -4736,8 +6011,16 @@
         <w:rPr>
           <w:rFonts w:ascii="TimesNewRomanPSMT" w:hAnsi="TimesNewRomanPSMT" w:cs="TimesNewRomanPSMT"/>
         </w:rPr>
-        <w:t xml:space="preserve">{% if </w:t>
-      </w:r>
+        <w:t>{</w:t>
+      </w:r>
+      <w:proofErr w:type="gramEnd"/>
+      <w:r>
+        <w:rPr>
+          <w:rFonts w:ascii="TimesNewRomanPSMT" w:hAnsi="TimesNewRomanPSMT" w:cs="TimesNewRomanPSMT"/>
+        </w:rPr>
+        <w:t xml:space="preserve">% if </w:t>
+      </w:r>
+      <w:proofErr w:type="spellStart"/>
       <w:r>
         <w:rPr>
           <w:rFonts w:ascii="TimesNewRomanPSMT" w:hAnsi="TimesNewRomanPSMT" w:cs="TimesNewRomanPSMT"/>
@@ -4774,6 +6057,7 @@
         </w:rPr>
         <w:t>volumetrique</w:t>
       </w:r>
+      <w:proofErr w:type="spellEnd"/>
       <w:r>
         <w:rPr>
           <w:rFonts w:ascii="TimesNewRomanPSMT" w:hAnsi="TimesNewRomanPSMT" w:cs="TimesNewRomanPSMT"/>
@@ -4788,18 +6072,21 @@
           <w:rFonts w:ascii="TimesNewRomanPSMT" w:hAnsi="TimesNewRomanPSMT" w:cs="TimesNewRomanPSMT"/>
         </w:rPr>
       </w:pPr>
+      <w:proofErr w:type="gramStart"/>
       <w:r>
         <w:rPr>
           <w:rFonts w:ascii="TimesNewRomanPSMT" w:hAnsi="TimesNewRomanPSMT" w:cs="TimesNewRomanPSMT"/>
         </w:rPr>
         <w:t xml:space="preserve">{{ </w:t>
       </w:r>
+      <w:proofErr w:type="spellStart"/>
       <w:r>
         <w:rPr>
           <w:rFonts w:ascii="TimesNewRomanPSMT" w:hAnsi="TimesNewRomanPSMT" w:cs="TimesNewRomanPSMT"/>
         </w:rPr>
         <w:t>programme</w:t>
       </w:r>
+      <w:proofErr w:type="gramEnd"/>
       <w:r>
         <w:rPr>
           <w:rFonts w:ascii="TimesNewRomanPSMT" w:hAnsi="TimesNewRomanPSMT" w:cs="TimesNewRomanPSMT"/>
@@ -4830,6 +6117,7 @@
         </w:rPr>
         <w:t>volumetrique</w:t>
       </w:r>
+      <w:proofErr w:type="spellEnd"/>
       <w:r>
         <w:rPr>
           <w:rFonts w:ascii="TimesNewRomanPSMT" w:hAnsi="TimesNewRomanPSMT" w:cs="TimesNewRomanPSMT"/>
@@ -4854,14 +6142,43 @@
         <w:rPr>
           <w:rFonts w:ascii="TimesNewRomanPSMT" w:hAnsi="TimesNewRomanPSMT" w:cs="TimesNewRomanPSMT"/>
         </w:rPr>
-        <w:t>{% endif %}</w:t>
-      </w:r>
-      <w:r>
-        <w:rPr>
-          <w:rFonts w:ascii="TimesNewRomanPSMT" w:hAnsi="TimesNewRomanPSMT" w:cs="TimesNewRomanPSMT"/>
-        </w:rPr>
-        <w:t xml:space="preserve">{% if </w:t>
-      </w:r>
+        <w:t xml:space="preserve">{% </w:t>
+      </w:r>
+      <w:proofErr w:type="spellStart"/>
+      <w:r>
+        <w:rPr>
+          <w:rFonts w:ascii="TimesNewRomanPSMT" w:hAnsi="TimesNewRomanPSMT" w:cs="TimesNewRomanPSMT"/>
+        </w:rPr>
+        <w:t>endif</w:t>
+      </w:r>
+      <w:proofErr w:type="spellEnd"/>
+      <w:r>
+        <w:rPr>
+          <w:rFonts w:ascii="TimesNewRomanPSMT" w:hAnsi="TimesNewRomanPSMT" w:cs="TimesNewRomanPSMT"/>
+        </w:rPr>
+        <w:t xml:space="preserve"> </w:t>
+      </w:r>
+      <w:proofErr w:type="gramStart"/>
+      <w:r>
+        <w:rPr>
+          <w:rFonts w:ascii="TimesNewRomanPSMT" w:hAnsi="TimesNewRomanPSMT" w:cs="TimesNewRomanPSMT"/>
+        </w:rPr>
+        <w:t>%}</w:t>
+      </w:r>
+      <w:r>
+        <w:rPr>
+          <w:rFonts w:ascii="TimesNewRomanPSMT" w:hAnsi="TimesNewRomanPSMT" w:cs="TimesNewRomanPSMT"/>
+        </w:rPr>
+        <w:t>{</w:t>
+      </w:r>
+      <w:proofErr w:type="gramEnd"/>
+      <w:r>
+        <w:rPr>
+          <w:rFonts w:ascii="TimesNewRomanPSMT" w:hAnsi="TimesNewRomanPSMT" w:cs="TimesNewRomanPSMT"/>
+        </w:rPr>
+        <w:t xml:space="preserve">% if </w:t>
+      </w:r>
+      <w:proofErr w:type="spellStart"/>
       <w:r>
         <w:rPr>
           <w:rFonts w:ascii="TimesNewRomanPSMT" w:hAnsi="TimesNewRomanPSMT" w:cs="TimesNewRomanPSMT"/>
@@ -4884,22 +6201,45 @@
         <w:rPr>
           <w:rFonts w:ascii="TimesNewRomanPSMT" w:hAnsi="TimesNewRomanPSMT" w:cs="TimesNewRomanPSMT"/>
         </w:rPr>
-        <w:t>_text()|len %}</w:t>
-      </w:r>
-    </w:p>
-    <w:p>
-      <w:pPr>
-        <w:jc w:val="both"/>
-        <w:rPr>
-          <w:rFonts w:ascii="TimesNewRomanPSMT" w:hAnsi="TimesNewRomanPSMT" w:cs="TimesNewRomanPSMT"/>
-        </w:rPr>
-      </w:pPr>
+        <w:t>_text</w:t>
+      </w:r>
+      <w:proofErr w:type="spellEnd"/>
+      <w:r>
+        <w:rPr>
+          <w:rFonts w:ascii="TimesNewRomanPSMT" w:hAnsi="TimesNewRomanPSMT" w:cs="TimesNewRomanPSMT"/>
+        </w:rPr>
+        <w:t>()|</w:t>
+      </w:r>
+      <w:proofErr w:type="spellStart"/>
+      <w:r>
+        <w:rPr>
+          <w:rFonts w:ascii="TimesNewRomanPSMT" w:hAnsi="TimesNewRomanPSMT" w:cs="TimesNewRomanPSMT"/>
+        </w:rPr>
+        <w:t>len</w:t>
+      </w:r>
+      <w:proofErr w:type="spellEnd"/>
+      <w:r>
+        <w:rPr>
+          <w:rFonts w:ascii="TimesNewRomanPSMT" w:hAnsi="TimesNewRomanPSMT" w:cs="TimesNewRomanPSMT"/>
+        </w:rPr>
+        <w:t xml:space="preserve"> %}</w:t>
+      </w:r>
+    </w:p>
+    <w:p>
+      <w:pPr>
+        <w:jc w:val="both"/>
+        <w:rPr>
+          <w:rFonts w:ascii="TimesNewRomanPSMT" w:hAnsi="TimesNewRomanPSMT" w:cs="TimesNewRomanPSMT"/>
+        </w:rPr>
+      </w:pPr>
+      <w:proofErr w:type="gramStart"/>
       <w:r>
         <w:rPr>
           <w:rFonts w:ascii="TimesNewRomanPSMT" w:hAnsi="TimesNewRomanPSMT" w:cs="TimesNewRomanPSMT"/>
         </w:rPr>
         <w:t xml:space="preserve">{{ </w:t>
       </w:r>
+      <w:proofErr w:type="spellStart"/>
       <w:r>
         <w:rPr>
           <w:rFonts w:ascii="TimesNewRomanPSMT" w:hAnsi="TimesNewRomanPSMT" w:cs="TimesNewRomanPSMT"/>
@@ -4910,7 +6250,14 @@
         <w:rPr>
           <w:rFonts w:ascii="TimesNewRomanPSMT" w:hAnsi="TimesNewRomanPSMT" w:cs="TimesNewRomanPSMT"/>
         </w:rPr>
-        <w:t>.edd_</w:t>
+        <w:t>.edd</w:t>
+      </w:r>
+      <w:proofErr w:type="gramEnd"/>
+      <w:r>
+        <w:rPr>
+          <w:rFonts w:ascii="TimesNewRomanPSMT" w:hAnsi="TimesNewRomanPSMT" w:cs="TimesNewRomanPSMT"/>
+        </w:rPr>
+        <w:t>_</w:t>
       </w:r>
       <w:r>
         <w:rPr>
@@ -4928,7 +6275,14 @@
         <w:rPr>
           <w:rFonts w:ascii="TimesNewRomanPSMT" w:hAnsi="TimesNewRomanPSMT" w:cs="TimesNewRomanPSMT"/>
         </w:rPr>
-        <w:t xml:space="preserve">_text() </w:t>
+        <w:t>_text</w:t>
+      </w:r>
+      <w:proofErr w:type="spellEnd"/>
+      <w:r>
+        <w:rPr>
+          <w:rFonts w:ascii="TimesNewRomanPSMT" w:hAnsi="TimesNewRomanPSMT" w:cs="TimesNewRomanPSMT"/>
+        </w:rPr>
+        <w:t xml:space="preserve">() </w:t>
       </w:r>
       <w:r>
         <w:rPr>
@@ -4948,14 +6302,43 @@
         <w:rPr>
           <w:rFonts w:ascii="TimesNewRomanPSMT" w:hAnsi="TimesNewRomanPSMT" w:cs="TimesNewRomanPSMT"/>
         </w:rPr>
-        <w:t>{% endif %}</w:t>
-      </w:r>
-      <w:r>
-        <w:rPr>
-          <w:rFonts w:ascii="TimesNewRomanPSMT" w:hAnsi="TimesNewRomanPSMT" w:cs="TimesNewRomanPSMT"/>
-        </w:rPr>
-        <w:t xml:space="preserve">{% for image in </w:t>
-      </w:r>
+        <w:t xml:space="preserve">{% </w:t>
+      </w:r>
+      <w:proofErr w:type="spellStart"/>
+      <w:r>
+        <w:rPr>
+          <w:rFonts w:ascii="TimesNewRomanPSMT" w:hAnsi="TimesNewRomanPSMT" w:cs="TimesNewRomanPSMT"/>
+        </w:rPr>
+        <w:t>endif</w:t>
+      </w:r>
+      <w:proofErr w:type="spellEnd"/>
+      <w:r>
+        <w:rPr>
+          <w:rFonts w:ascii="TimesNewRomanPSMT" w:hAnsi="TimesNewRomanPSMT" w:cs="TimesNewRomanPSMT"/>
+        </w:rPr>
+        <w:t xml:space="preserve"> </w:t>
+      </w:r>
+      <w:proofErr w:type="gramStart"/>
+      <w:r>
+        <w:rPr>
+          <w:rFonts w:ascii="TimesNewRomanPSMT" w:hAnsi="TimesNewRomanPSMT" w:cs="TimesNewRomanPSMT"/>
+        </w:rPr>
+        <w:t>%}</w:t>
+      </w:r>
+      <w:r>
+        <w:rPr>
+          <w:rFonts w:ascii="TimesNewRomanPSMT" w:hAnsi="TimesNewRomanPSMT" w:cs="TimesNewRomanPSMT"/>
+        </w:rPr>
+        <w:t>{</w:t>
+      </w:r>
+      <w:proofErr w:type="gramEnd"/>
+      <w:r>
+        <w:rPr>
+          <w:rFonts w:ascii="TimesNewRomanPSMT" w:hAnsi="TimesNewRomanPSMT" w:cs="TimesNewRomanPSMT"/>
+        </w:rPr>
+        <w:t xml:space="preserve">% for image in </w:t>
+      </w:r>
+      <w:proofErr w:type="spellStart"/>
       <w:r>
         <w:rPr>
           <w:rFonts w:ascii="TimesNewRomanPSMT" w:hAnsi="TimesNewRomanPSMT" w:cs="TimesNewRomanPSMT"/>
@@ -4972,7 +6355,14 @@
         <w:rPr>
           <w:rFonts w:ascii="TimesNewRomanPSMT" w:hAnsi="TimesNewRomanPSMT" w:cs="TimesNewRomanPSMT"/>
         </w:rPr>
-        <w:t>_images %}</w:t>
+        <w:t>_images</w:t>
+      </w:r>
+      <w:proofErr w:type="spellEnd"/>
+      <w:r>
+        <w:rPr>
+          <w:rFonts w:ascii="TimesNewRomanPSMT" w:hAnsi="TimesNewRomanPSMT" w:cs="TimesNewRomanPSMT"/>
+        </w:rPr>
+        <w:t xml:space="preserve"> %}</w:t>
       </w:r>
     </w:p>
     <w:p>
@@ -5000,14 +6390,43 @@
         <w:rPr>
           <w:rFonts w:ascii="TimesNewRomanPSMT" w:hAnsi="TimesNewRomanPSMT" w:cs="TimesNewRomanPSMT"/>
         </w:rPr>
-        <w:t>{% endfor %}</w:t>
-      </w:r>
-      <w:r>
-        <w:rPr>
-          <w:rFonts w:ascii="TimesNewRomanPSMT" w:hAnsi="TimesNewRomanPSMT" w:cs="TimesNewRomanPSMT"/>
-        </w:rPr>
-        <w:t xml:space="preserve">{% if </w:t>
-      </w:r>
+        <w:t xml:space="preserve">{% </w:t>
+      </w:r>
+      <w:proofErr w:type="spellStart"/>
+      <w:r>
+        <w:rPr>
+          <w:rFonts w:ascii="TimesNewRomanPSMT" w:hAnsi="TimesNewRomanPSMT" w:cs="TimesNewRomanPSMT"/>
+        </w:rPr>
+        <w:t>endfor</w:t>
+      </w:r>
+      <w:proofErr w:type="spellEnd"/>
+      <w:r>
+        <w:rPr>
+          <w:rFonts w:ascii="TimesNewRomanPSMT" w:hAnsi="TimesNewRomanPSMT" w:cs="TimesNewRomanPSMT"/>
+        </w:rPr>
+        <w:t xml:space="preserve"> </w:t>
+      </w:r>
+      <w:proofErr w:type="gramStart"/>
+      <w:r>
+        <w:rPr>
+          <w:rFonts w:ascii="TimesNewRomanPSMT" w:hAnsi="TimesNewRomanPSMT" w:cs="TimesNewRomanPSMT"/>
+        </w:rPr>
+        <w:t>%}</w:t>
+      </w:r>
+      <w:r>
+        <w:rPr>
+          <w:rFonts w:ascii="TimesNewRomanPSMT" w:hAnsi="TimesNewRomanPSMT" w:cs="TimesNewRomanPSMT"/>
+        </w:rPr>
+        <w:t>{</w:t>
+      </w:r>
+      <w:proofErr w:type="gramEnd"/>
+      <w:r>
+        <w:rPr>
+          <w:rFonts w:ascii="TimesNewRomanPSMT" w:hAnsi="TimesNewRomanPSMT" w:cs="TimesNewRomanPSMT"/>
+        </w:rPr>
+        <w:t xml:space="preserve">% if </w:t>
+      </w:r>
+      <w:proofErr w:type="spellStart"/>
       <w:r>
         <w:rPr>
           <w:rFonts w:ascii="TimesNewRomanPSMT" w:hAnsi="TimesNewRomanPSMT" w:cs="TimesNewRomanPSMT"/>
@@ -5044,6 +6463,7 @@
         </w:rPr>
         <w:t>classique</w:t>
       </w:r>
+      <w:proofErr w:type="spellEnd"/>
       <w:r>
         <w:rPr>
           <w:rFonts w:ascii="TimesNewRomanPSMT" w:hAnsi="TimesNewRomanPSMT" w:cs="TimesNewRomanPSMT"/>
@@ -5058,18 +6478,21 @@
           <w:rFonts w:ascii="TimesNewRomanPSMT" w:hAnsi="TimesNewRomanPSMT" w:cs="TimesNewRomanPSMT"/>
         </w:rPr>
       </w:pPr>
+      <w:proofErr w:type="gramStart"/>
       <w:r>
         <w:rPr>
           <w:rFonts w:ascii="TimesNewRomanPSMT" w:hAnsi="TimesNewRomanPSMT" w:cs="TimesNewRomanPSMT"/>
         </w:rPr>
         <w:t xml:space="preserve">{{ </w:t>
       </w:r>
+      <w:proofErr w:type="spellStart"/>
       <w:r>
         <w:rPr>
           <w:rFonts w:ascii="TimesNewRomanPSMT" w:hAnsi="TimesNewRomanPSMT" w:cs="TimesNewRomanPSMT"/>
         </w:rPr>
         <w:t>programme</w:t>
       </w:r>
+      <w:proofErr w:type="gramEnd"/>
       <w:r>
         <w:rPr>
           <w:rFonts w:ascii="TimesNewRomanPSMT" w:hAnsi="TimesNewRomanPSMT" w:cs="TimesNewRomanPSMT"/>
@@ -5100,6 +6523,7 @@
         </w:rPr>
         <w:t>classique</w:t>
       </w:r>
+      <w:proofErr w:type="spellEnd"/>
       <w:r>
         <w:rPr>
           <w:rFonts w:ascii="TimesNewRomanPSMT" w:hAnsi="TimesNewRomanPSMT" w:cs="TimesNewRomanPSMT"/>
@@ -5124,13 +6548,48 @@
         <w:rPr>
           <w:rFonts w:ascii="TimesNewRomanPSMT" w:hAnsi="TimesNewRomanPSMT" w:cs="TimesNewRomanPSMT"/>
         </w:rPr>
-        <w:t>{% endif %}</w:t>
-      </w:r>
-      <w:r>
-        <w:rPr>
-          <w:rFonts w:ascii="TimesNewRomanPSMT" w:hAnsi="TimesNewRomanPSMT" w:cs="TimesNewRomanPSMT"/>
-        </w:rPr>
-        <w:t>{% if logement_edds</w:t>
+        <w:t xml:space="preserve">{% </w:t>
+      </w:r>
+      <w:proofErr w:type="spellStart"/>
+      <w:r>
+        <w:rPr>
+          <w:rFonts w:ascii="TimesNewRomanPSMT" w:hAnsi="TimesNewRomanPSMT" w:cs="TimesNewRomanPSMT"/>
+        </w:rPr>
+        <w:t>endif</w:t>
+      </w:r>
+      <w:proofErr w:type="spellEnd"/>
+      <w:r>
+        <w:rPr>
+          <w:rFonts w:ascii="TimesNewRomanPSMT" w:hAnsi="TimesNewRomanPSMT" w:cs="TimesNewRomanPSMT"/>
+        </w:rPr>
+        <w:t xml:space="preserve"> </w:t>
+      </w:r>
+      <w:proofErr w:type="gramStart"/>
+      <w:r>
+        <w:rPr>
+          <w:rFonts w:ascii="TimesNewRomanPSMT" w:hAnsi="TimesNewRomanPSMT" w:cs="TimesNewRomanPSMT"/>
+        </w:rPr>
+        <w:t>%}</w:t>
+      </w:r>
+      <w:r>
+        <w:rPr>
+          <w:rFonts w:ascii="TimesNewRomanPSMT" w:hAnsi="TimesNewRomanPSMT" w:cs="TimesNewRomanPSMT"/>
+        </w:rPr>
+        <w:t>{</w:t>
+      </w:r>
+      <w:proofErr w:type="gramEnd"/>
+      <w:r>
+        <w:rPr>
+          <w:rFonts w:ascii="TimesNewRomanPSMT" w:hAnsi="TimesNewRomanPSMT" w:cs="TimesNewRomanPSMT"/>
+        </w:rPr>
+        <w:t xml:space="preserve">% if </w:t>
+      </w:r>
+      <w:proofErr w:type="spellStart"/>
+      <w:r>
+        <w:rPr>
+          <w:rFonts w:ascii="TimesNewRomanPSMT" w:hAnsi="TimesNewRomanPSMT" w:cs="TimesNewRomanPSMT"/>
+        </w:rPr>
+        <w:t>logement_edds</w:t>
       </w:r>
       <w:r>
         <w:rPr>
@@ -5138,6 +6597,7 @@
         </w:rPr>
         <w:t>|len</w:t>
       </w:r>
+      <w:proofErr w:type="spellEnd"/>
       <w:r>
         <w:rPr>
           <w:rFonts w:ascii="TimesNewRomanPSMT" w:hAnsi="TimesNewRomanPSMT" w:cs="TimesNewRomanPSMT"/>
@@ -5175,6 +6635,7 @@
           <w:b/>
         </w:rPr>
       </w:pPr>
+      <w:proofErr w:type="gramStart"/>
       <w:r>
         <w:rPr>
           <w:b/>
@@ -5182,7 +6643,17 @@
           <w:szCs w:val="22"/>
           <w:lang w:eastAsia="fr-FR"/>
         </w:rPr>
-        <w:t>division simplifié afin de désigner les parties objet du conventionnement :</w:t>
+        <w:t>division</w:t>
+      </w:r>
+      <w:proofErr w:type="gramEnd"/>
+      <w:r>
+        <w:rPr>
+          <w:b/>
+          <w:sz w:val="22"/>
+          <w:szCs w:val="22"/>
+          <w:lang w:eastAsia="fr-FR"/>
+        </w:rPr>
+        <w:t xml:space="preserve"> simplifié afin de désigner les parties objet du conventionnement :</w:t>
       </w:r>
     </w:p>
     <w:p>
@@ -5222,6 +6693,7 @@
                 <w:lang w:val="en-US"/>
               </w:rPr>
             </w:pPr>
+            <w:proofErr w:type="spellStart"/>
             <w:r>
               <w:rPr>
                 <w:b/>
@@ -5230,7 +6702,18 @@
                 <w:szCs w:val="16"/>
                 <w:lang w:val="en-US"/>
               </w:rPr>
-              <w:t>Numéro du lot</w:t>
+              <w:t>Numéro</w:t>
+            </w:r>
+            <w:proofErr w:type="spellEnd"/>
+            <w:r>
+              <w:rPr>
+                <w:b/>
+                <w:bCs/>
+                <w:sz w:val="16"/>
+                <w:szCs w:val="16"/>
+                <w:lang w:val="en-US"/>
+              </w:rPr>
+              <w:t xml:space="preserve"> du lot</w:t>
             </w:r>
           </w:p>
         </w:tc>
@@ -5249,6 +6732,7 @@
                 <w:lang w:val="en-US"/>
               </w:rPr>
             </w:pPr>
+            <w:proofErr w:type="spellStart"/>
             <w:r>
               <w:rPr>
                 <w:b/>
@@ -5259,6 +6743,7 @@
               </w:rPr>
               <w:t>Financement</w:t>
             </w:r>
+            <w:proofErr w:type="spellEnd"/>
           </w:p>
         </w:tc>
         <w:tc>
@@ -5276,6 +6761,7 @@
                 <w:lang w:val="en-US"/>
               </w:rPr>
             </w:pPr>
+            <w:proofErr w:type="spellStart"/>
             <w:r>
               <w:rPr>
                 <w:b/>
@@ -5286,6 +6772,7 @@
               </w:rPr>
               <w:t>Désignation</w:t>
             </w:r>
+            <w:proofErr w:type="spellEnd"/>
           </w:p>
         </w:tc>
         <w:tc>
@@ -5303,6 +6790,7 @@
                 <w:lang w:val="en-US"/>
               </w:rPr>
             </w:pPr>
+            <w:proofErr w:type="spellStart"/>
             <w:r>
               <w:rPr>
                 <w:b/>
@@ -5321,7 +6809,40 @@
                 <w:szCs w:val="16"/>
                 <w:lang w:val="en-US"/>
               </w:rPr>
-              <w:t xml:space="preserve">uméro de lot des logements </w:t>
+              <w:t>uméro</w:t>
+            </w:r>
+            <w:proofErr w:type="spellEnd"/>
+            <w:r>
+              <w:rPr>
+                <w:b/>
+                <w:bCs/>
+                <w:sz w:val="16"/>
+                <w:szCs w:val="16"/>
+                <w:lang w:val="en-US"/>
+              </w:rPr>
+              <w:t xml:space="preserve"> de lot des </w:t>
+            </w:r>
+            <w:proofErr w:type="spellStart"/>
+            <w:r>
+              <w:rPr>
+                <w:b/>
+                <w:bCs/>
+                <w:sz w:val="16"/>
+                <w:szCs w:val="16"/>
+                <w:lang w:val="en-US"/>
+              </w:rPr>
+              <w:t>logements</w:t>
+            </w:r>
+            <w:proofErr w:type="spellEnd"/>
+            <w:r>
+              <w:rPr>
+                <w:b/>
+                <w:bCs/>
+                <w:sz w:val="16"/>
+                <w:szCs w:val="16"/>
+                <w:lang w:val="en-US"/>
+              </w:rPr>
+              <w:t xml:space="preserve"> </w:t>
             </w:r>
           </w:p>
           <w:p>
@@ -5340,7 +6861,81 @@
                 <w:szCs w:val="16"/>
                 <w:lang w:val="en-US"/>
               </w:rPr>
-              <w:t>(tel que inscrit dans les actes de vente/propriété…)</w:t>
+              <w:t>(</w:t>
+            </w:r>
+            <w:proofErr w:type="spellStart"/>
+            <w:proofErr w:type="gramStart"/>
+            <w:r>
+              <w:rPr>
+                <w:sz w:val="16"/>
+                <w:szCs w:val="16"/>
+                <w:lang w:val="en-US"/>
+              </w:rPr>
+              <w:t>tel</w:t>
+            </w:r>
+            <w:proofErr w:type="spellEnd"/>
+            <w:proofErr w:type="gramEnd"/>
+            <w:r>
+              <w:rPr>
+                <w:sz w:val="16"/>
+                <w:szCs w:val="16"/>
+                <w:lang w:val="en-US"/>
+              </w:rPr>
+              <w:t xml:space="preserve"> que </w:t>
+            </w:r>
+            <w:proofErr w:type="spellStart"/>
+            <w:r>
+              <w:rPr>
+                <w:sz w:val="16"/>
+                <w:szCs w:val="16"/>
+                <w:lang w:val="en-US"/>
+              </w:rPr>
+              <w:t>inscrit</w:t>
+            </w:r>
+            <w:proofErr w:type="spellEnd"/>
+            <w:r>
+              <w:rPr>
+                <w:sz w:val="16"/>
+                <w:szCs w:val="16"/>
+                <w:lang w:val="en-US"/>
+              </w:rPr>
+              <w:t xml:space="preserve"> dans les </w:t>
+            </w:r>
+            <w:proofErr w:type="spellStart"/>
+            <w:r>
+              <w:rPr>
+                <w:sz w:val="16"/>
+                <w:szCs w:val="16"/>
+                <w:lang w:val="en-US"/>
+              </w:rPr>
+              <w:t>actes</w:t>
+            </w:r>
+            <w:proofErr w:type="spellEnd"/>
+            <w:r>
+              <w:rPr>
+                <w:sz w:val="16"/>
+                <w:szCs w:val="16"/>
+                <w:lang w:val="en-US"/>
+              </w:rPr>
+              <w:t xml:space="preserve"> de vente/</w:t>
+            </w:r>
+            <w:proofErr w:type="spellStart"/>
+            <w:r>
+              <w:rPr>
+                <w:sz w:val="16"/>
+                <w:szCs w:val="16"/>
+                <w:lang w:val="en-US"/>
+              </w:rPr>
+              <w:t>propriété</w:t>
+            </w:r>
+            <w:proofErr w:type="spellEnd"/>
+            <w:r>
+              <w:rPr>
+                <w:sz w:val="16"/>
+                <w:szCs w:val="16"/>
+                <w:lang w:val="en-US"/>
+              </w:rPr>
+              <w:t>…)</w:t>
             </w:r>
           </w:p>
         </w:tc>
@@ -5368,7 +6963,51 @@
                 <w:szCs w:val="16"/>
                 <w:lang w:val="en-US"/>
               </w:rPr>
-              <w:t>{%tr for i in logement_edds %}</w:t>
+              <w:t xml:space="preserve">{%tr for </w:t>
+            </w:r>
+            <w:proofErr w:type="spellStart"/>
+            <w:r>
+              <w:rPr>
+                <w:b/>
+                <w:bCs/>
+                <w:sz w:val="16"/>
+                <w:szCs w:val="16"/>
+                <w:lang w:val="en-US"/>
+              </w:rPr>
+              <w:t>i</w:t>
+            </w:r>
+            <w:proofErr w:type="spellEnd"/>
+            <w:r>
+              <w:rPr>
+                <w:b/>
+                <w:bCs/>
+                <w:sz w:val="16"/>
+                <w:szCs w:val="16"/>
+                <w:lang w:val="en-US"/>
+              </w:rPr>
+              <w:t xml:space="preserve"> in </w:t>
+            </w:r>
+            <w:proofErr w:type="spellStart"/>
+            <w:r>
+              <w:rPr>
+                <w:b/>
+                <w:bCs/>
+                <w:sz w:val="16"/>
+                <w:szCs w:val="16"/>
+                <w:lang w:val="en-US"/>
+              </w:rPr>
+              <w:t>logement_edds</w:t>
+            </w:r>
+            <w:proofErr w:type="spellEnd"/>
+            <w:r>
+              <w:rPr>
+                <w:b/>
+                <w:bCs/>
+                <w:sz w:val="16"/>
+                <w:szCs w:val="16"/>
+                <w:lang w:val="en-US"/>
+              </w:rPr>
+              <w:t xml:space="preserve"> %}</w:t>
             </w:r>
           </w:p>
         </w:tc>
@@ -5393,7 +7032,25 @@
                 <w:szCs w:val="16"/>
                 <w:lang w:val="en-US"/>
               </w:rPr>
-              <w:t>{{i.lot_num}}</w:t>
+              <w:t>{{</w:t>
+            </w:r>
+            <w:proofErr w:type="spellStart"/>
+            <w:r>
+              <w:rPr>
+                <w:sz w:val="16"/>
+                <w:szCs w:val="16"/>
+                <w:lang w:val="en-US"/>
+              </w:rPr>
+              <w:t>i.lot_num</w:t>
+            </w:r>
+            <w:proofErr w:type="spellEnd"/>
+            <w:r>
+              <w:rPr>
+                <w:sz w:val="16"/>
+                <w:szCs w:val="16"/>
+                <w:lang w:val="en-US"/>
+              </w:rPr>
+              <w:t>}}</w:t>
             </w:r>
           </w:p>
         </w:tc>
@@ -5410,13 +7067,41 @@
                 <w:lang w:val="en-US"/>
               </w:rPr>
             </w:pPr>
-            <w:r>
-              <w:rPr>
-                <w:sz w:val="16"/>
-                <w:szCs w:val="16"/>
-                <w:lang w:val="en-US"/>
-              </w:rPr>
-              <w:t>{{ i.financement }}</w:t>
+            <w:proofErr w:type="gramStart"/>
+            <w:r>
+              <w:rPr>
+                <w:sz w:val="16"/>
+                <w:szCs w:val="16"/>
+                <w:lang w:val="en-US"/>
+              </w:rPr>
+              <w:t xml:space="preserve">{{ </w:t>
+            </w:r>
+            <w:proofErr w:type="spellStart"/>
+            <w:r>
+              <w:rPr>
+                <w:sz w:val="16"/>
+                <w:szCs w:val="16"/>
+                <w:lang w:val="en-US"/>
+              </w:rPr>
+              <w:t>i</w:t>
+            </w:r>
+            <w:proofErr w:type="gramEnd"/>
+            <w:r>
+              <w:rPr>
+                <w:sz w:val="16"/>
+                <w:szCs w:val="16"/>
+                <w:lang w:val="en-US"/>
+              </w:rPr>
+              <w:t>.financement</w:t>
+            </w:r>
+            <w:proofErr w:type="spellEnd"/>
+            <w:r>
+              <w:rPr>
+                <w:sz w:val="16"/>
+                <w:szCs w:val="16"/>
+                <w:lang w:val="en-US"/>
+              </w:rPr>
+              <w:t xml:space="preserve"> }}</w:t>
             </w:r>
           </w:p>
         </w:tc>
@@ -5433,13 +7118,41 @@
                 <w:lang w:val="en-US"/>
               </w:rPr>
             </w:pPr>
-            <w:r>
-              <w:rPr>
-                <w:sz w:val="16"/>
-                <w:szCs w:val="16"/>
-                <w:lang w:val="en-US"/>
-              </w:rPr>
-              <w:t>{{ i.designation }}</w:t>
+            <w:proofErr w:type="gramStart"/>
+            <w:r>
+              <w:rPr>
+                <w:sz w:val="16"/>
+                <w:szCs w:val="16"/>
+                <w:lang w:val="en-US"/>
+              </w:rPr>
+              <w:t xml:space="preserve">{{ </w:t>
+            </w:r>
+            <w:proofErr w:type="spellStart"/>
+            <w:r>
+              <w:rPr>
+                <w:sz w:val="16"/>
+                <w:szCs w:val="16"/>
+                <w:lang w:val="en-US"/>
+              </w:rPr>
+              <w:t>i</w:t>
+            </w:r>
+            <w:proofErr w:type="gramEnd"/>
+            <w:r>
+              <w:rPr>
+                <w:sz w:val="16"/>
+                <w:szCs w:val="16"/>
+                <w:lang w:val="en-US"/>
+              </w:rPr>
+              <w:t>.designation</w:t>
+            </w:r>
+            <w:proofErr w:type="spellEnd"/>
+            <w:r>
+              <w:rPr>
+                <w:sz w:val="16"/>
+                <w:szCs w:val="16"/>
+                <w:lang w:val="en-US"/>
+              </w:rPr>
+              <w:t xml:space="preserve"> }}</w:t>
             </w:r>
           </w:p>
         </w:tc>
@@ -5457,14 +7170,45 @@
                 <w:lang w:val="en-US"/>
               </w:rPr>
             </w:pPr>
-            <w:r>
-              <w:rPr>
-                <w:rFonts w:ascii="TimesNewRomanPSMT" w:hAnsi="TimesNewRomanPSMT" w:cs="TimesNewRomanPSMT"/>
-                <w:sz w:val="16"/>
-                <w:szCs w:val="16"/>
-                <w:lang w:val="en-US"/>
-              </w:rPr>
-              <w:t>{{ i.numero_lot}}</w:t>
+            <w:proofErr w:type="gramStart"/>
+            <w:r>
+              <w:rPr>
+                <w:rFonts w:ascii="TimesNewRomanPSMT" w:hAnsi="TimesNewRomanPSMT" w:cs="TimesNewRomanPSMT"/>
+                <w:sz w:val="16"/>
+                <w:szCs w:val="16"/>
+                <w:lang w:val="en-US"/>
+              </w:rPr>
+              <w:t xml:space="preserve">{{ </w:t>
+            </w:r>
+            <w:proofErr w:type="spellStart"/>
+            <w:r>
+              <w:rPr>
+                <w:rFonts w:ascii="TimesNewRomanPSMT" w:hAnsi="TimesNewRomanPSMT" w:cs="TimesNewRomanPSMT"/>
+                <w:sz w:val="16"/>
+                <w:szCs w:val="16"/>
+                <w:lang w:val="en-US"/>
+              </w:rPr>
+              <w:t>i</w:t>
+            </w:r>
+            <w:proofErr w:type="gramEnd"/>
+            <w:r>
+              <w:rPr>
+                <w:rFonts w:ascii="TimesNewRomanPSMT" w:hAnsi="TimesNewRomanPSMT" w:cs="TimesNewRomanPSMT"/>
+                <w:sz w:val="16"/>
+                <w:szCs w:val="16"/>
+                <w:lang w:val="en-US"/>
+              </w:rPr>
+              <w:t>.numero_lot</w:t>
+            </w:r>
+            <w:proofErr w:type="spellEnd"/>
+            <w:r>
+              <w:rPr>
+                <w:rFonts w:ascii="TimesNewRomanPSMT" w:hAnsi="TimesNewRomanPSMT" w:cs="TimesNewRomanPSMT"/>
+                <w:sz w:val="16"/>
+                <w:szCs w:val="16"/>
+                <w:lang w:val="en-US"/>
+              </w:rPr>
+              <w:t>}}</w:t>
             </w:r>
           </w:p>
         </w:tc>
@@ -5492,7 +7236,29 @@
                 <w:szCs w:val="16"/>
                 <w:lang w:val="en-US"/>
               </w:rPr>
-              <w:t>{%tr endfor %}</w:t>
+              <w:t xml:space="preserve">{%tr </w:t>
+            </w:r>
+            <w:proofErr w:type="spellStart"/>
+            <w:r>
+              <w:rPr>
+                <w:b/>
+                <w:bCs/>
+                <w:sz w:val="16"/>
+                <w:szCs w:val="16"/>
+                <w:lang w:val="en-US"/>
+              </w:rPr>
+              <w:t>endfor</w:t>
+            </w:r>
+            <w:proofErr w:type="spellEnd"/>
+            <w:r>
+              <w:rPr>
+                <w:b/>
+                <w:bCs/>
+                <w:sz w:val="16"/>
+                <w:szCs w:val="16"/>
+                <w:lang w:val="en-US"/>
+              </w:rPr>
+              <w:t xml:space="preserve"> %}</w:t>
             </w:r>
           </w:p>
         </w:tc>
@@ -5536,15 +7302,33 @@
           <w:rFonts w:ascii="TimesNewRomanPSMT" w:hAnsi="TimesNewRomanPSMT" w:cs="TimesNewRomanPSMT"/>
           <w:b/>
         </w:rPr>
-        <w:t xml:space="preserve"> {{ lot</w:t>
-      </w:r>
+        <w:t xml:space="preserve"> </w:t>
+      </w:r>
+      <w:proofErr w:type="gramStart"/>
       <w:r>
         <w:rPr>
           <w:rFonts w:ascii="TimesNewRomanPSMT" w:hAnsi="TimesNewRomanPSMT" w:cs="TimesNewRomanPSMT"/>
           <w:b/>
         </w:rPr>
+        <w:t xml:space="preserve">{{ </w:t>
+      </w:r>
+      <w:proofErr w:type="spellStart"/>
+      <w:r>
+        <w:rPr>
+          <w:rFonts w:ascii="TimesNewRomanPSMT" w:hAnsi="TimesNewRomanPSMT" w:cs="TimesNewRomanPSMT"/>
+          <w:b/>
+        </w:rPr>
+        <w:t>lot</w:t>
+      </w:r>
+      <w:proofErr w:type="gramEnd"/>
+      <w:r>
+        <w:rPr>
+          <w:rFonts w:ascii="TimesNewRomanPSMT" w:hAnsi="TimesNewRomanPSMT" w:cs="TimesNewRomanPSMT"/>
+          <w:b/>
+        </w:rPr>
         <w:t>_num</w:t>
       </w:r>
+      <w:proofErr w:type="spellEnd"/>
       <w:r>
         <w:rPr>
           <w:rFonts w:ascii="TimesNewRomanPSMT" w:hAnsi="TimesNewRomanPSMT" w:cs="TimesNewRomanPSMT"/>
@@ -5564,7 +7348,21 @@
         <w:rPr>
           <w:rFonts w:ascii="TimesNewRomanPSMT" w:hAnsi="TimesNewRomanPSMT" w:cs="TimesNewRomanPSMT"/>
         </w:rPr>
-        <w:t>{% endif %}</w:t>
+        <w:t xml:space="preserve">{% </w:t>
+      </w:r>
+      <w:proofErr w:type="spellStart"/>
+      <w:r>
+        <w:rPr>
+          <w:rFonts w:ascii="TimesNewRomanPSMT" w:hAnsi="TimesNewRomanPSMT" w:cs="TimesNewRomanPSMT"/>
+        </w:rPr>
+        <w:t>endif</w:t>
+      </w:r>
+      <w:proofErr w:type="spellEnd"/>
+      <w:r>
+        <w:rPr>
+          <w:rFonts w:ascii="TimesNewRomanPSMT" w:hAnsi="TimesNewRomanPSMT" w:cs="TimesNewRomanPSMT"/>
+        </w:rPr>
+        <w:t xml:space="preserve"> %}</w:t>
       </w:r>
     </w:p>
     <w:p>
@@ -5610,14 +7408,21 @@
       <w:bookmarkEnd w:id="24"/>
       <w:bookmarkEnd w:id="25"/>
       <w:bookmarkEnd w:id="26"/>
+      <w:proofErr w:type="gramStart"/>
       <w:r>
         <w:t xml:space="preserve">{{ </w:t>
       </w:r>
+      <w:proofErr w:type="spellStart"/>
       <w:r>
         <w:t>lot</w:t>
       </w:r>
-      <w:r>
-        <w:t>.nb_logements }}</w:t>
+      <w:proofErr w:type="gramEnd"/>
+      <w:r>
+        <w:t>.nb_logements</w:t>
+      </w:r>
+      <w:proofErr w:type="spellEnd"/>
+      <w:r>
+        <w:t xml:space="preserve"> }}</w:t>
       </w:r>
       <w:r>
         <w:t xml:space="preserve"> </w:t>
@@ -5631,6 +7436,7 @@
         </w:rPr>
         <w:t>{{</w:t>
       </w:r>
+      <w:proofErr w:type="spellStart"/>
       <w:r>
         <w:rPr>
           <w:rFonts w:ascii="TimesNewRomanPSMT" w:hAnsi="TimesNewRomanPSMT" w:cs="TimesNewRomanPSMT"/>
@@ -5643,6 +7449,7 @@
         </w:rPr>
         <w:t>|pl</w:t>
       </w:r>
+      <w:proofErr w:type="spellEnd"/>
       <w:r>
         <w:t xml:space="preserve"> </w:t>
       </w:r>
@@ -5652,15 +7459,22 @@
       <w:r>
         <w:t xml:space="preserve">{{ </w:t>
       </w:r>
+      <w:proofErr w:type="spellStart"/>
       <w:r>
         <w:t>lot</w:t>
       </w:r>
       <w:r>
-        <w:t>.get_type_habitat_advanced_display(</w:t>
-      </w:r>
+        <w:t>.get_type_habitat_advanced_display</w:t>
+      </w:r>
+      <w:proofErr w:type="spellEnd"/>
+      <w:r>
+        <w:t>(</w:t>
+      </w:r>
+      <w:proofErr w:type="spellStart"/>
       <w:r>
         <w:t>lot.nb_logements</w:t>
       </w:r>
+      <w:proofErr w:type="spellEnd"/>
       <w:r>
         <w:t>)</w:t>
       </w:r>
@@ -5678,8 +7492,13 @@
       <w:r>
         <w:t xml:space="preserve"> </w:t>
       </w:r>
-      <w:r>
-        <w:t>programme.get_type_operation_advanced_display() }}</w:t>
+      <w:proofErr w:type="spellStart"/>
+      <w:r>
+        <w:t>programme.get_type_operation_advanced_display</w:t>
+      </w:r>
+      <w:proofErr w:type="spellEnd"/>
+      <w:r>
+        <w:t>() }}</w:t>
       </w:r>
     </w:p>
     <w:p>
@@ -5745,11 +7564,19 @@
       <w:pPr>
         <w:jc w:val="both"/>
       </w:pPr>
-      <w:r>
-        <w:rPr>
-          <w:rFonts w:ascii="TimesNewRomanPSMT" w:hAnsi="TimesNewRomanPSMT" w:cs="TimesNewRomanPSMT"/>
-        </w:rPr>
-        <w:t>A.-Locaux auxquels s'applique la présente convention.</w:t>
+      <w:proofErr w:type="spellStart"/>
+      <w:r>
+        <w:rPr>
+          <w:rFonts w:ascii="TimesNewRomanPSMT" w:hAnsi="TimesNewRomanPSMT" w:cs="TimesNewRomanPSMT"/>
+        </w:rPr>
+        <w:t>A.-Locaux</w:t>
+      </w:r>
+      <w:proofErr w:type="spellEnd"/>
+      <w:r>
+        <w:rPr>
+          <w:rFonts w:ascii="TimesNewRomanPSMT" w:hAnsi="TimesNewRomanPSMT" w:cs="TimesNewRomanPSMT"/>
+        </w:rPr>
+        <w:t xml:space="preserve"> auxquels s'applique la présente convention.</w:t>
       </w:r>
     </w:p>
     <w:p>
@@ -5867,7 +7694,45 @@
                 <w:szCs w:val="16"/>
                 <w:lang w:val="en-US"/>
               </w:rPr>
-              <w:t>{%tr for k,v in nb_logements_par_type.items() %}</w:t>
+              <w:t xml:space="preserve">{%tr for </w:t>
+            </w:r>
+            <w:proofErr w:type="spellStart"/>
+            <w:proofErr w:type="gramStart"/>
+            <w:r>
+              <w:rPr>
+                <w:sz w:val="16"/>
+                <w:szCs w:val="16"/>
+                <w:lang w:val="en-US"/>
+              </w:rPr>
+              <w:t>k,v</w:t>
+            </w:r>
+            <w:proofErr w:type="spellEnd"/>
+            <w:proofErr w:type="gramEnd"/>
+            <w:r>
+              <w:rPr>
+                <w:sz w:val="16"/>
+                <w:szCs w:val="16"/>
+                <w:lang w:val="en-US"/>
+              </w:rPr>
+              <w:t xml:space="preserve"> in </w:t>
+            </w:r>
+            <w:proofErr w:type="spellStart"/>
+            <w:r>
+              <w:rPr>
+                <w:sz w:val="16"/>
+                <w:szCs w:val="16"/>
+                <w:lang w:val="en-US"/>
+              </w:rPr>
+              <w:t>nb_logements_par_type.items</w:t>
+            </w:r>
+            <w:proofErr w:type="spellEnd"/>
+            <w:r>
+              <w:rPr>
+                <w:sz w:val="16"/>
+                <w:szCs w:val="16"/>
+                <w:lang w:val="en-US"/>
+              </w:rPr>
+              <w:t>() %}</w:t>
             </w:r>
           </w:p>
         </w:tc>
@@ -5940,7 +7805,23 @@
                 <w:sz w:val="16"/>
                 <w:szCs w:val="16"/>
               </w:rPr>
-              <w:t>{%tr endfor %}</w:t>
+              <w:t xml:space="preserve">{%tr </w:t>
+            </w:r>
+            <w:proofErr w:type="spellStart"/>
+            <w:r>
+              <w:rPr>
+                <w:sz w:val="16"/>
+                <w:szCs w:val="16"/>
+              </w:rPr>
+              <w:t>endfor</w:t>
+            </w:r>
+            <w:proofErr w:type="spellEnd"/>
+            <w:r>
+              <w:rPr>
+                <w:sz w:val="16"/>
+                <w:szCs w:val="16"/>
+              </w:rPr>
+              <w:t xml:space="preserve"> %}</w:t>
             </w:r>
           </w:p>
         </w:tc>
@@ -5973,18 +7854,21 @@
       </w:r>
       <w:bookmarkStart w:id="28" w:name="SH"/>
       <w:bookmarkEnd w:id="28"/>
+      <w:proofErr w:type="gramStart"/>
       <w:r>
         <w:rPr>
           <w:rFonts w:ascii="TimesNewRomanPSMT" w:hAnsi="TimesNewRomanPSMT" w:cs="TimesNewRomanPSMT"/>
         </w:rPr>
         <w:t xml:space="preserve">{{ </w:t>
       </w:r>
+      <w:proofErr w:type="spellStart"/>
       <w:r>
         <w:rPr>
           <w:rFonts w:ascii="TimesNewRomanPSMT" w:hAnsi="TimesNewRomanPSMT" w:cs="TimesNewRomanPSMT"/>
         </w:rPr>
         <w:t>sh</w:t>
       </w:r>
+      <w:proofErr w:type="gramEnd"/>
       <w:r>
         <w:rPr>
           <w:rFonts w:ascii="TimesNewRomanPSMT" w:hAnsi="TimesNewRomanPSMT" w:cs="TimesNewRomanPSMT"/>
@@ -5997,6 +7881,7 @@
         </w:rPr>
         <w:t>|f</w:t>
       </w:r>
+      <w:proofErr w:type="spellEnd"/>
       <w:r>
         <w:rPr>
           <w:rFonts w:ascii="TimesNewRomanPSMT" w:hAnsi="TimesNewRomanPSMT" w:cs="TimesNewRomanPSMT"/>
@@ -6042,18 +7927,21 @@
       </w:r>
       <w:bookmarkStart w:id="29" w:name="SA"/>
       <w:bookmarkEnd w:id="29"/>
+      <w:proofErr w:type="gramStart"/>
       <w:r>
         <w:rPr>
           <w:rFonts w:ascii="TimesNewRomanPSMT" w:hAnsi="TimesNewRomanPSMT" w:cs="TimesNewRomanPSMT"/>
         </w:rPr>
         <w:t xml:space="preserve">{{ </w:t>
       </w:r>
+      <w:proofErr w:type="spellStart"/>
       <w:r>
         <w:rPr>
           <w:rFonts w:ascii="TimesNewRomanPSMT" w:hAnsi="TimesNewRomanPSMT" w:cs="TimesNewRomanPSMT"/>
         </w:rPr>
         <w:t>sar</w:t>
       </w:r>
+      <w:proofErr w:type="gramEnd"/>
       <w:r>
         <w:rPr>
           <w:rFonts w:ascii="TimesNewRomanPSMT" w:hAnsi="TimesNewRomanPSMT" w:cs="TimesNewRomanPSMT"/>
@@ -6066,6 +7954,7 @@
         </w:rPr>
         <w:t>|f</w:t>
       </w:r>
+      <w:proofErr w:type="spellEnd"/>
       <w:r>
         <w:rPr>
           <w:rFonts w:ascii="TimesNewRomanPSMT" w:hAnsi="TimesNewRomanPSMT" w:cs="TimesNewRomanPSMT"/>
@@ -6123,7 +8012,35 @@
           <w:sz w:val="16"/>
           <w:szCs w:val="16"/>
         </w:rPr>
-        <w:t>{% if lot.annexe_caves %}</w:t>
+        <w:t xml:space="preserve">{% if </w:t>
+      </w:r>
+      <w:proofErr w:type="spellStart"/>
+      <w:proofErr w:type="gramStart"/>
+      <w:r>
+        <w:rPr>
+          <w:rFonts w:ascii="TimesNewRomanPSMT" w:hAnsi="TimesNewRomanPSMT" w:cs="TimesNewRomanPSMT"/>
+          <w:sz w:val="16"/>
+          <w:szCs w:val="16"/>
+        </w:rPr>
+        <w:t>lot.annexe</w:t>
+      </w:r>
+      <w:proofErr w:type="gramEnd"/>
+      <w:r>
+        <w:rPr>
+          <w:rFonts w:ascii="TimesNewRomanPSMT" w:hAnsi="TimesNewRomanPSMT" w:cs="TimesNewRomanPSMT"/>
+          <w:sz w:val="16"/>
+          <w:szCs w:val="16"/>
+        </w:rPr>
+        <w:t>_caves</w:t>
+      </w:r>
+      <w:proofErr w:type="spellEnd"/>
+      <w:r>
+        <w:rPr>
+          <w:rFonts w:ascii="TimesNewRomanPSMT" w:hAnsi="TimesNewRomanPSMT" w:cs="TimesNewRomanPSMT"/>
+          <w:sz w:val="16"/>
+          <w:szCs w:val="16"/>
+        </w:rPr>
+        <w:t xml:space="preserve"> %}</w:t>
       </w:r>
     </w:p>
     <w:p>
@@ -6240,7 +8157,25 @@
           <w:sz w:val="16"/>
           <w:szCs w:val="16"/>
         </w:rPr>
-        <w:t xml:space="preserve"> endif %} </w:t>
+        <w:t xml:space="preserve"> </w:t>
+      </w:r>
+      <w:proofErr w:type="spellStart"/>
+      <w:r>
+        <w:rPr>
+          <w:rFonts w:ascii="TimesNewRomanPSMT" w:hAnsi="TimesNewRomanPSMT" w:cs="TimesNewRomanPSMT"/>
+          <w:sz w:val="16"/>
+          <w:szCs w:val="16"/>
+        </w:rPr>
+        <w:t>endif</w:t>
+      </w:r>
+      <w:proofErr w:type="spellEnd"/>
+      <w:r>
+        <w:rPr>
+          <w:rFonts w:ascii="TimesNewRomanPSMT" w:hAnsi="TimesNewRomanPSMT" w:cs="TimesNewRomanPSMT"/>
+          <w:sz w:val="16"/>
+          <w:szCs w:val="16"/>
+        </w:rPr>
+        <w:t xml:space="preserve"> %} </w:t>
       </w:r>
     </w:p>
     <w:p>
@@ -6275,7 +8210,35 @@
           <w:sz w:val="16"/>
           <w:szCs w:val="16"/>
         </w:rPr>
-        <w:t xml:space="preserve"> if lot.annexe_soussols %}</w:t>
+        <w:t xml:space="preserve"> if </w:t>
+      </w:r>
+      <w:proofErr w:type="spellStart"/>
+      <w:proofErr w:type="gramStart"/>
+      <w:r>
+        <w:rPr>
+          <w:rFonts w:ascii="TimesNewRomanPSMT" w:hAnsi="TimesNewRomanPSMT" w:cs="TimesNewRomanPSMT"/>
+          <w:sz w:val="16"/>
+          <w:szCs w:val="16"/>
+        </w:rPr>
+        <w:t>lot.annexe</w:t>
+      </w:r>
+      <w:proofErr w:type="gramEnd"/>
+      <w:r>
+        <w:rPr>
+          <w:rFonts w:ascii="TimesNewRomanPSMT" w:hAnsi="TimesNewRomanPSMT" w:cs="TimesNewRomanPSMT"/>
+          <w:sz w:val="16"/>
+          <w:szCs w:val="16"/>
+        </w:rPr>
+        <w:t>_soussols</w:t>
+      </w:r>
+      <w:proofErr w:type="spellEnd"/>
+      <w:r>
+        <w:rPr>
+          <w:rFonts w:ascii="TimesNewRomanPSMT" w:hAnsi="TimesNewRomanPSMT" w:cs="TimesNewRomanPSMT"/>
+          <w:sz w:val="16"/>
+          <w:szCs w:val="16"/>
+        </w:rPr>
+        <w:t xml:space="preserve"> %}</w:t>
       </w:r>
     </w:p>
     <w:p>
@@ -6389,7 +8352,25 @@
           <w:sz w:val="16"/>
           <w:szCs w:val="16"/>
         </w:rPr>
-        <w:t xml:space="preserve"> endif %} </w:t>
+        <w:t xml:space="preserve"> </w:t>
+      </w:r>
+      <w:proofErr w:type="spellStart"/>
+      <w:r>
+        <w:rPr>
+          <w:rFonts w:ascii="TimesNewRomanPSMT" w:hAnsi="TimesNewRomanPSMT" w:cs="TimesNewRomanPSMT"/>
+          <w:sz w:val="16"/>
+          <w:szCs w:val="16"/>
+        </w:rPr>
+        <w:t>endif</w:t>
+      </w:r>
+      <w:proofErr w:type="spellEnd"/>
+      <w:r>
+        <w:rPr>
+          <w:rFonts w:ascii="TimesNewRomanPSMT" w:hAnsi="TimesNewRomanPSMT" w:cs="TimesNewRomanPSMT"/>
+          <w:sz w:val="16"/>
+          <w:szCs w:val="16"/>
+        </w:rPr>
+        <w:t xml:space="preserve"> %} </w:t>
       </w:r>
     </w:p>
     <w:p>
@@ -6425,7 +8406,27 @@
           <w:sz w:val="16"/>
           <w:szCs w:val="16"/>
         </w:rPr>
-        <w:t xml:space="preserve"> if lot.annexe_</w:t>
+        <w:t xml:space="preserve"> if </w:t>
+      </w:r>
+      <w:proofErr w:type="spellStart"/>
+      <w:proofErr w:type="gramStart"/>
+      <w:r>
+        <w:rPr>
+          <w:rFonts w:ascii="TimesNewRomanPSMT" w:hAnsi="TimesNewRomanPSMT" w:cs="TimesNewRomanPSMT"/>
+          <w:sz w:val="16"/>
+          <w:szCs w:val="16"/>
+        </w:rPr>
+        <w:t>lot.annexe</w:t>
+      </w:r>
+      <w:proofErr w:type="spellEnd"/>
+      <w:proofErr w:type="gramEnd"/>
+      <w:r>
+        <w:rPr>
+          <w:rFonts w:ascii="TimesNewRomanPSMT" w:hAnsi="TimesNewRomanPSMT" w:cs="TimesNewRomanPSMT"/>
+          <w:sz w:val="16"/>
+          <w:szCs w:val="16"/>
+        </w:rPr>
+        <w:t>_</w:t>
       </w:r>
       <w:r>
         <w:rPr>
@@ -6550,7 +8551,25 @@
           <w:sz w:val="16"/>
           <w:szCs w:val="16"/>
         </w:rPr>
-        <w:t xml:space="preserve"> endif %} </w:t>
+        <w:t xml:space="preserve"> </w:t>
+      </w:r>
+      <w:proofErr w:type="spellStart"/>
+      <w:r>
+        <w:rPr>
+          <w:rFonts w:ascii="TimesNewRomanPSMT" w:hAnsi="TimesNewRomanPSMT" w:cs="TimesNewRomanPSMT"/>
+          <w:sz w:val="16"/>
+          <w:szCs w:val="16"/>
+        </w:rPr>
+        <w:t>endif</w:t>
+      </w:r>
+      <w:proofErr w:type="spellEnd"/>
+      <w:r>
+        <w:rPr>
+          <w:rFonts w:ascii="TimesNewRomanPSMT" w:hAnsi="TimesNewRomanPSMT" w:cs="TimesNewRomanPSMT"/>
+          <w:sz w:val="16"/>
+          <w:szCs w:val="16"/>
+        </w:rPr>
+        <w:t xml:space="preserve"> %} </w:t>
       </w:r>
     </w:p>
     <w:p>
@@ -6585,7 +8604,26 @@
           <w:sz w:val="16"/>
           <w:szCs w:val="16"/>
         </w:rPr>
-        <w:t xml:space="preserve"> if lot.annexe_</w:t>
+        <w:t xml:space="preserve"> if </w:t>
+      </w:r>
+      <w:proofErr w:type="spellStart"/>
+      <w:proofErr w:type="gramStart"/>
+      <w:r>
+        <w:rPr>
+          <w:rFonts w:ascii="TimesNewRomanPSMT" w:hAnsi="TimesNewRomanPSMT" w:cs="TimesNewRomanPSMT"/>
+          <w:sz w:val="16"/>
+          <w:szCs w:val="16"/>
+        </w:rPr>
+        <w:t>lot.annexe</w:t>
+      </w:r>
+      <w:proofErr w:type="gramEnd"/>
+      <w:r>
+        <w:rPr>
+          <w:rFonts w:ascii="TimesNewRomanPSMT" w:hAnsi="TimesNewRomanPSMT" w:cs="TimesNewRomanPSMT"/>
+          <w:sz w:val="16"/>
+          <w:szCs w:val="16"/>
+        </w:rPr>
+        <w:t>_</w:t>
       </w:r>
       <w:r>
         <w:rPr>
@@ -6595,6 +8633,7 @@
         </w:rPr>
         <w:t>ateliers</w:t>
       </w:r>
+      <w:proofErr w:type="spellEnd"/>
       <w:r>
         <w:rPr>
           <w:rFonts w:ascii="TimesNewRomanPSMT" w:hAnsi="TimesNewRomanPSMT" w:cs="TimesNewRomanPSMT"/>
@@ -6706,7 +8745,25 @@
           <w:sz w:val="16"/>
           <w:szCs w:val="16"/>
         </w:rPr>
-        <w:t xml:space="preserve"> endif %} </w:t>
+        <w:t xml:space="preserve"> </w:t>
+      </w:r>
+      <w:proofErr w:type="spellStart"/>
+      <w:r>
+        <w:rPr>
+          <w:rFonts w:ascii="TimesNewRomanPSMT" w:hAnsi="TimesNewRomanPSMT" w:cs="TimesNewRomanPSMT"/>
+          <w:sz w:val="16"/>
+          <w:szCs w:val="16"/>
+        </w:rPr>
+        <w:t>endif</w:t>
+      </w:r>
+      <w:proofErr w:type="spellEnd"/>
+      <w:r>
+        <w:rPr>
+          <w:rFonts w:ascii="TimesNewRomanPSMT" w:hAnsi="TimesNewRomanPSMT" w:cs="TimesNewRomanPSMT"/>
+          <w:sz w:val="16"/>
+          <w:szCs w:val="16"/>
+        </w:rPr>
+        <w:t xml:space="preserve"> %} </w:t>
       </w:r>
     </w:p>
     <w:p>
@@ -6741,7 +8798,26 @@
           <w:sz w:val="16"/>
           <w:szCs w:val="16"/>
         </w:rPr>
-        <w:t xml:space="preserve"> if lot.annexe_</w:t>
+        <w:t xml:space="preserve"> if </w:t>
+      </w:r>
+      <w:proofErr w:type="spellStart"/>
+      <w:proofErr w:type="gramStart"/>
+      <w:r>
+        <w:rPr>
+          <w:rFonts w:ascii="TimesNewRomanPSMT" w:hAnsi="TimesNewRomanPSMT" w:cs="TimesNewRomanPSMT"/>
+          <w:sz w:val="16"/>
+          <w:szCs w:val="16"/>
+        </w:rPr>
+        <w:t>lot.annexe</w:t>
+      </w:r>
+      <w:proofErr w:type="gramEnd"/>
+      <w:r>
+        <w:rPr>
+          <w:rFonts w:ascii="TimesNewRomanPSMT" w:hAnsi="TimesNewRomanPSMT" w:cs="TimesNewRomanPSMT"/>
+          <w:sz w:val="16"/>
+          <w:szCs w:val="16"/>
+        </w:rPr>
+        <w:t>_</w:t>
       </w:r>
       <w:r>
         <w:rPr>
@@ -6751,6 +8827,7 @@
         </w:rPr>
         <w:t>sechoirs</w:t>
       </w:r>
+      <w:proofErr w:type="spellEnd"/>
       <w:r>
         <w:rPr>
           <w:rFonts w:ascii="TimesNewRomanPSMT" w:hAnsi="TimesNewRomanPSMT" w:cs="TimesNewRomanPSMT"/>
@@ -6862,7 +8939,25 @@
           <w:sz w:val="16"/>
           <w:szCs w:val="16"/>
         </w:rPr>
-        <w:t xml:space="preserve"> endif %} </w:t>
+        <w:t xml:space="preserve"> </w:t>
+      </w:r>
+      <w:proofErr w:type="spellStart"/>
+      <w:r>
+        <w:rPr>
+          <w:rFonts w:ascii="TimesNewRomanPSMT" w:hAnsi="TimesNewRomanPSMT" w:cs="TimesNewRomanPSMT"/>
+          <w:sz w:val="16"/>
+          <w:szCs w:val="16"/>
+        </w:rPr>
+        <w:t>endif</w:t>
+      </w:r>
+      <w:proofErr w:type="spellEnd"/>
+      <w:r>
+        <w:rPr>
+          <w:rFonts w:ascii="TimesNewRomanPSMT" w:hAnsi="TimesNewRomanPSMT" w:cs="TimesNewRomanPSMT"/>
+          <w:sz w:val="16"/>
+          <w:szCs w:val="16"/>
+        </w:rPr>
+        <w:t xml:space="preserve"> %} </w:t>
       </w:r>
     </w:p>
     <w:p>
@@ -6898,8 +8993,29 @@
           <w:sz w:val="16"/>
           <w:szCs w:val="16"/>
         </w:rPr>
-        <w:t xml:space="preserve"> if lot.annexe_</w:t>
-      </w:r>
+        <w:t xml:space="preserve"> if </w:t>
+      </w:r>
+      <w:proofErr w:type="spellStart"/>
+      <w:proofErr w:type="gramStart"/>
+      <w:r>
+        <w:rPr>
+          <w:rFonts w:ascii="TimesNewRomanPSMT" w:hAnsi="TimesNewRomanPSMT" w:cs="TimesNewRomanPSMT"/>
+          <w:sz w:val="16"/>
+          <w:szCs w:val="16"/>
+        </w:rPr>
+        <w:t>lot.annexe</w:t>
+      </w:r>
+      <w:proofErr w:type="spellEnd"/>
+      <w:proofErr w:type="gramEnd"/>
+      <w:r>
+        <w:rPr>
+          <w:rFonts w:ascii="TimesNewRomanPSMT" w:hAnsi="TimesNewRomanPSMT" w:cs="TimesNewRomanPSMT"/>
+          <w:sz w:val="16"/>
+          <w:szCs w:val="16"/>
+        </w:rPr>
+        <w:t>_</w:t>
+      </w:r>
+      <w:proofErr w:type="spellStart"/>
       <w:r>
         <w:rPr>
           <w:rFonts w:ascii="TimesNewRomanPSMT" w:hAnsi="TimesNewRomanPSMT" w:cs="TimesNewRomanPSMT"/>
@@ -6909,6 +9025,7 @@
         </w:rPr>
         <w:t>celliers</w:t>
       </w:r>
+      <w:proofErr w:type="spellEnd"/>
       <w:r>
         <w:rPr>
           <w:rFonts w:ascii="TimesNewRomanPSMT" w:hAnsi="TimesNewRomanPSMT" w:cs="TimesNewRomanPSMT"/>
@@ -7020,7 +9137,25 @@
           <w:sz w:val="16"/>
           <w:szCs w:val="16"/>
         </w:rPr>
-        <w:t xml:space="preserve"> endif %} </w:t>
+        <w:t xml:space="preserve"> </w:t>
+      </w:r>
+      <w:proofErr w:type="spellStart"/>
+      <w:r>
+        <w:rPr>
+          <w:rFonts w:ascii="TimesNewRomanPSMT" w:hAnsi="TimesNewRomanPSMT" w:cs="TimesNewRomanPSMT"/>
+          <w:sz w:val="16"/>
+          <w:szCs w:val="16"/>
+        </w:rPr>
+        <w:t>endif</w:t>
+      </w:r>
+      <w:proofErr w:type="spellEnd"/>
+      <w:r>
+        <w:rPr>
+          <w:rFonts w:ascii="TimesNewRomanPSMT" w:hAnsi="TimesNewRomanPSMT" w:cs="TimesNewRomanPSMT"/>
+          <w:sz w:val="16"/>
+          <w:szCs w:val="16"/>
+        </w:rPr>
+        <w:t xml:space="preserve"> %} </w:t>
       </w:r>
     </w:p>
     <w:p>
@@ -7056,8 +9191,29 @@
           <w:sz w:val="16"/>
           <w:szCs w:val="16"/>
         </w:rPr>
-        <w:t xml:space="preserve"> if lot.annexe_</w:t>
-      </w:r>
+        <w:t xml:space="preserve"> if </w:t>
+      </w:r>
+      <w:proofErr w:type="spellStart"/>
+      <w:proofErr w:type="gramStart"/>
+      <w:r>
+        <w:rPr>
+          <w:rFonts w:ascii="TimesNewRomanPSMT" w:hAnsi="TimesNewRomanPSMT" w:cs="TimesNewRomanPSMT"/>
+          <w:sz w:val="16"/>
+          <w:szCs w:val="16"/>
+        </w:rPr>
+        <w:t>lot.annexe</w:t>
+      </w:r>
+      <w:proofErr w:type="spellEnd"/>
+      <w:proofErr w:type="gramEnd"/>
+      <w:r>
+        <w:rPr>
+          <w:rFonts w:ascii="TimesNewRomanPSMT" w:hAnsi="TimesNewRomanPSMT" w:cs="TimesNewRomanPSMT"/>
+          <w:sz w:val="16"/>
+          <w:szCs w:val="16"/>
+        </w:rPr>
+        <w:t>_</w:t>
+      </w:r>
+      <w:proofErr w:type="spellStart"/>
       <w:r>
         <w:rPr>
           <w:rFonts w:ascii="TimesNewRomanPSMT" w:hAnsi="TimesNewRomanPSMT" w:cs="TimesNewRomanPSMT"/>
@@ -7076,6 +9232,7 @@
         </w:rPr>
         <w:t>sserres</w:t>
       </w:r>
+      <w:proofErr w:type="spellEnd"/>
       <w:r>
         <w:rPr>
           <w:rFonts w:ascii="TimesNewRomanPSMT" w:hAnsi="TimesNewRomanPSMT" w:cs="TimesNewRomanPSMT"/>
@@ -7151,6 +9308,7 @@
         </w:rPr>
         <w:t xml:space="preserve"> </w:t>
       </w:r>
+      <w:proofErr w:type="spellStart"/>
       <w:r>
         <w:rPr>
           <w:rFonts w:ascii="TimesNewRomanPSMT" w:hAnsi="TimesNewRomanPSMT" w:cs="TimesNewRomanPSMT"/>
@@ -7158,6 +9316,7 @@
         </w:rPr>
         <w:t>Resserres</w:t>
       </w:r>
+      <w:proofErr w:type="spellEnd"/>
     </w:p>
     <w:p>
       <w:pPr>
@@ -7190,7 +9349,25 @@
           <w:sz w:val="16"/>
           <w:szCs w:val="16"/>
         </w:rPr>
-        <w:t xml:space="preserve"> endif %} </w:t>
+        <w:t xml:space="preserve"> </w:t>
+      </w:r>
+      <w:proofErr w:type="spellStart"/>
+      <w:r>
+        <w:rPr>
+          <w:rFonts w:ascii="TimesNewRomanPSMT" w:hAnsi="TimesNewRomanPSMT" w:cs="TimesNewRomanPSMT"/>
+          <w:sz w:val="16"/>
+          <w:szCs w:val="16"/>
+        </w:rPr>
+        <w:t>endif</w:t>
+      </w:r>
+      <w:proofErr w:type="spellEnd"/>
+      <w:r>
+        <w:rPr>
+          <w:rFonts w:ascii="TimesNewRomanPSMT" w:hAnsi="TimesNewRomanPSMT" w:cs="TimesNewRomanPSMT"/>
+          <w:sz w:val="16"/>
+          <w:szCs w:val="16"/>
+        </w:rPr>
+        <w:t xml:space="preserve"> %} </w:t>
       </w:r>
     </w:p>
     <w:p>
@@ -7226,8 +9403,20 @@
           <w:sz w:val="16"/>
           <w:szCs w:val="16"/>
         </w:rPr>
-        <w:t xml:space="preserve"> if lot.annexe</w:t>
-      </w:r>
+        <w:t xml:space="preserve"> if </w:t>
+      </w:r>
+      <w:proofErr w:type="spellStart"/>
+      <w:proofErr w:type="gramStart"/>
+      <w:r>
+        <w:rPr>
+          <w:rFonts w:ascii="TimesNewRomanPSMT" w:hAnsi="TimesNewRomanPSMT" w:cs="TimesNewRomanPSMT"/>
+          <w:sz w:val="16"/>
+          <w:szCs w:val="16"/>
+        </w:rPr>
+        <w:t>lot.annexe</w:t>
+      </w:r>
+      <w:proofErr w:type="spellEnd"/>
+      <w:proofErr w:type="gramEnd"/>
       <w:r>
         <w:rPr>
           <w:rFonts w:ascii="TimesNewRomanPSMT" w:hAnsi="TimesNewRomanPSMT" w:cs="TimesNewRomanPSMT"/>
@@ -7357,7 +9546,25 @@
           <w:sz w:val="16"/>
           <w:szCs w:val="16"/>
         </w:rPr>
-        <w:t xml:space="preserve"> endif %} </w:t>
+        <w:t xml:space="preserve"> </w:t>
+      </w:r>
+      <w:proofErr w:type="spellStart"/>
+      <w:r>
+        <w:rPr>
+          <w:rFonts w:ascii="TimesNewRomanPSMT" w:hAnsi="TimesNewRomanPSMT" w:cs="TimesNewRomanPSMT"/>
+          <w:sz w:val="16"/>
+          <w:szCs w:val="16"/>
+        </w:rPr>
+        <w:t>endif</w:t>
+      </w:r>
+      <w:proofErr w:type="spellEnd"/>
+      <w:r>
+        <w:rPr>
+          <w:rFonts w:ascii="TimesNewRomanPSMT" w:hAnsi="TimesNewRomanPSMT" w:cs="TimesNewRomanPSMT"/>
+          <w:sz w:val="16"/>
+          <w:szCs w:val="16"/>
+        </w:rPr>
+        <w:t xml:space="preserve"> %} </w:t>
       </w:r>
     </w:p>
     <w:p>
@@ -7393,8 +9600,29 @@
           <w:sz w:val="16"/>
           <w:szCs w:val="16"/>
         </w:rPr>
-        <w:t xml:space="preserve"> if lot.annexe_</w:t>
-      </w:r>
+        <w:t xml:space="preserve"> if </w:t>
+      </w:r>
+      <w:proofErr w:type="spellStart"/>
+      <w:proofErr w:type="gramStart"/>
+      <w:r>
+        <w:rPr>
+          <w:rFonts w:ascii="TimesNewRomanPSMT" w:hAnsi="TimesNewRomanPSMT" w:cs="TimesNewRomanPSMT"/>
+          <w:sz w:val="16"/>
+          <w:szCs w:val="16"/>
+        </w:rPr>
+        <w:t>lot.annexe</w:t>
+      </w:r>
+      <w:proofErr w:type="spellEnd"/>
+      <w:proofErr w:type="gramEnd"/>
+      <w:r>
+        <w:rPr>
+          <w:rFonts w:ascii="TimesNewRomanPSMT" w:hAnsi="TimesNewRomanPSMT" w:cs="TimesNewRomanPSMT"/>
+          <w:sz w:val="16"/>
+          <w:szCs w:val="16"/>
+        </w:rPr>
+        <w:t>_</w:t>
+      </w:r>
+      <w:proofErr w:type="spellStart"/>
       <w:r>
         <w:rPr>
           <w:rFonts w:ascii="TimesNewRomanPSMT" w:hAnsi="TimesNewRomanPSMT" w:cs="TimesNewRomanPSMT"/>
@@ -7404,6 +9632,7 @@
         </w:rPr>
         <w:t>balcons</w:t>
       </w:r>
+      <w:proofErr w:type="spellEnd"/>
       <w:r>
         <w:rPr>
           <w:rFonts w:ascii="TimesNewRomanPSMT" w:hAnsi="TimesNewRomanPSMT" w:cs="TimesNewRomanPSMT"/>
@@ -7515,7 +9744,25 @@
           <w:sz w:val="16"/>
           <w:szCs w:val="16"/>
         </w:rPr>
-        <w:t xml:space="preserve"> endif %} </w:t>
+        <w:t xml:space="preserve"> </w:t>
+      </w:r>
+      <w:proofErr w:type="spellStart"/>
+      <w:r>
+        <w:rPr>
+          <w:rFonts w:ascii="TimesNewRomanPSMT" w:hAnsi="TimesNewRomanPSMT" w:cs="TimesNewRomanPSMT"/>
+          <w:sz w:val="16"/>
+          <w:szCs w:val="16"/>
+        </w:rPr>
+        <w:t>endif</w:t>
+      </w:r>
+      <w:proofErr w:type="spellEnd"/>
+      <w:r>
+        <w:rPr>
+          <w:rFonts w:ascii="TimesNewRomanPSMT" w:hAnsi="TimesNewRomanPSMT" w:cs="TimesNewRomanPSMT"/>
+          <w:sz w:val="16"/>
+          <w:szCs w:val="16"/>
+        </w:rPr>
+        <w:t xml:space="preserve"> %} </w:t>
       </w:r>
     </w:p>
     <w:p>
@@ -7550,7 +9797,26 @@
           <w:sz w:val="16"/>
           <w:szCs w:val="16"/>
         </w:rPr>
-        <w:t xml:space="preserve"> if lot.annexe_</w:t>
+        <w:t xml:space="preserve"> if </w:t>
+      </w:r>
+      <w:proofErr w:type="spellStart"/>
+      <w:proofErr w:type="gramStart"/>
+      <w:r>
+        <w:rPr>
+          <w:rFonts w:ascii="TimesNewRomanPSMT" w:hAnsi="TimesNewRomanPSMT" w:cs="TimesNewRomanPSMT"/>
+          <w:sz w:val="16"/>
+          <w:szCs w:val="16"/>
+        </w:rPr>
+        <w:t>lot.annexe</w:t>
+      </w:r>
+      <w:proofErr w:type="gramEnd"/>
+      <w:r>
+        <w:rPr>
+          <w:rFonts w:ascii="TimesNewRomanPSMT" w:hAnsi="TimesNewRomanPSMT" w:cs="TimesNewRomanPSMT"/>
+          <w:sz w:val="16"/>
+          <w:szCs w:val="16"/>
+        </w:rPr>
+        <w:t>_</w:t>
       </w:r>
       <w:r>
         <w:rPr>
@@ -7560,6 +9826,7 @@
         </w:rPr>
         <w:t>loggias</w:t>
       </w:r>
+      <w:proofErr w:type="spellEnd"/>
       <w:r>
         <w:rPr>
           <w:rFonts w:ascii="TimesNewRomanPSMT" w:hAnsi="TimesNewRomanPSMT" w:cs="TimesNewRomanPSMT"/>
@@ -7671,7 +9938,25 @@
           <w:sz w:val="16"/>
           <w:szCs w:val="16"/>
         </w:rPr>
-        <w:t xml:space="preserve"> endif %} </w:t>
+        <w:t xml:space="preserve"> </w:t>
+      </w:r>
+      <w:proofErr w:type="spellStart"/>
+      <w:r>
+        <w:rPr>
+          <w:rFonts w:ascii="TimesNewRomanPSMT" w:hAnsi="TimesNewRomanPSMT" w:cs="TimesNewRomanPSMT"/>
+          <w:sz w:val="16"/>
+          <w:szCs w:val="16"/>
+        </w:rPr>
+        <w:t>endif</w:t>
+      </w:r>
+      <w:proofErr w:type="spellEnd"/>
+      <w:r>
+        <w:rPr>
+          <w:rFonts w:ascii="TimesNewRomanPSMT" w:hAnsi="TimesNewRomanPSMT" w:cs="TimesNewRomanPSMT"/>
+          <w:sz w:val="16"/>
+          <w:szCs w:val="16"/>
+        </w:rPr>
+        <w:t xml:space="preserve"> %} </w:t>
       </w:r>
     </w:p>
     <w:p>
@@ -7706,7 +9991,26 @@
           <w:sz w:val="16"/>
           <w:szCs w:val="16"/>
         </w:rPr>
-        <w:t xml:space="preserve"> if lot.annexe_</w:t>
+        <w:t xml:space="preserve"> if </w:t>
+      </w:r>
+      <w:proofErr w:type="spellStart"/>
+      <w:proofErr w:type="gramStart"/>
+      <w:r>
+        <w:rPr>
+          <w:rFonts w:ascii="TimesNewRomanPSMT" w:hAnsi="TimesNewRomanPSMT" w:cs="TimesNewRomanPSMT"/>
+          <w:sz w:val="16"/>
+          <w:szCs w:val="16"/>
+        </w:rPr>
+        <w:t>lot.annexe</w:t>
+      </w:r>
+      <w:proofErr w:type="gramEnd"/>
+      <w:r>
+        <w:rPr>
+          <w:rFonts w:ascii="TimesNewRomanPSMT" w:hAnsi="TimesNewRomanPSMT" w:cs="TimesNewRomanPSMT"/>
+          <w:sz w:val="16"/>
+          <w:szCs w:val="16"/>
+        </w:rPr>
+        <w:t>_</w:t>
       </w:r>
       <w:r>
         <w:rPr>
@@ -7716,6 +10020,7 @@
         </w:rPr>
         <w:t>terrasses</w:t>
       </w:r>
+      <w:proofErr w:type="spellEnd"/>
       <w:r>
         <w:rPr>
           <w:rFonts w:ascii="TimesNewRomanPSMT" w:hAnsi="TimesNewRomanPSMT" w:cs="TimesNewRomanPSMT"/>
@@ -7833,7 +10138,25 @@
           <w:sz w:val="16"/>
           <w:szCs w:val="16"/>
         </w:rPr>
-        <w:t xml:space="preserve"> endif %} </w:t>
+        <w:t xml:space="preserve"> </w:t>
+      </w:r>
+      <w:proofErr w:type="spellStart"/>
+      <w:r>
+        <w:rPr>
+          <w:rFonts w:ascii="TimesNewRomanPSMT" w:hAnsi="TimesNewRomanPSMT" w:cs="TimesNewRomanPSMT"/>
+          <w:sz w:val="16"/>
+          <w:szCs w:val="16"/>
+        </w:rPr>
+        <w:t>endif</w:t>
+      </w:r>
+      <w:proofErr w:type="spellEnd"/>
+      <w:r>
+        <w:rPr>
+          <w:rFonts w:ascii="TimesNewRomanPSMT" w:hAnsi="TimesNewRomanPSMT" w:cs="TimesNewRomanPSMT"/>
+          <w:sz w:val="16"/>
+          <w:szCs w:val="16"/>
+        </w:rPr>
+        <w:t xml:space="preserve"> %} </w:t>
       </w:r>
     </w:p>
     <w:p>
@@ -7884,18 +10207,21 @@
       </w:r>
       <w:bookmarkStart w:id="31" w:name="SU"/>
       <w:bookmarkEnd w:id="31"/>
+      <w:proofErr w:type="gramStart"/>
       <w:r>
         <w:rPr>
           <w:rFonts w:ascii="TimesNewRomanPSMT" w:hAnsi="TimesNewRomanPSMT" w:cs="TimesNewRomanPSMT"/>
         </w:rPr>
         <w:t xml:space="preserve">{{ </w:t>
       </w:r>
+      <w:proofErr w:type="spellStart"/>
       <w:r>
         <w:rPr>
           <w:rFonts w:ascii="TimesNewRomanPSMT" w:hAnsi="TimesNewRomanPSMT" w:cs="TimesNewRomanPSMT"/>
         </w:rPr>
         <w:t>su</w:t>
       </w:r>
+      <w:proofErr w:type="gramEnd"/>
       <w:r>
         <w:rPr>
           <w:rFonts w:ascii="TimesNewRomanPSMT" w:hAnsi="TimesNewRomanPSMT" w:cs="TimesNewRomanPSMT"/>
@@ -7906,7 +10232,14 @@
         <w:rPr>
           <w:rFonts w:ascii="TimesNewRomanPSMT" w:hAnsi="TimesNewRomanPSMT" w:cs="TimesNewRomanPSMT"/>
         </w:rPr>
-        <w:t xml:space="preserve">|f </w:t>
+        <w:t>|f</w:t>
+      </w:r>
+      <w:proofErr w:type="spellEnd"/>
+      <w:r>
+        <w:rPr>
+          <w:rFonts w:ascii="TimesNewRomanPSMT" w:hAnsi="TimesNewRomanPSMT" w:cs="TimesNewRomanPSMT"/>
+        </w:rPr>
+        <w:t xml:space="preserve"> </w:t>
       </w:r>
       <w:r>
         <w:rPr>
@@ -7965,6 +10298,8 @@
         </w:rPr>
         <w:t xml:space="preserve">{% if </w:t>
       </w:r>
+      <w:proofErr w:type="spellStart"/>
+      <w:proofErr w:type="gramStart"/>
       <w:r>
         <w:rPr>
           <w:rFonts w:ascii="TimesNewRomanPSMT" w:hAnsi="TimesNewRomanPSMT" w:cs="TimesNewRomanPSMT"/>
@@ -7979,7 +10314,17 @@
           <w:sz w:val="20"/>
           <w:lang w:val="en-US"/>
         </w:rPr>
-        <w:t>.count() %}</w:t>
+        <w:t>.count</w:t>
+      </w:r>
+      <w:proofErr w:type="spellEnd"/>
+      <w:proofErr w:type="gramEnd"/>
+      <w:r>
+        <w:rPr>
+          <w:rFonts w:ascii="TimesNewRomanPSMT" w:hAnsi="TimesNewRomanPSMT" w:cs="TimesNewRomanPSMT"/>
+          <w:sz w:val="20"/>
+          <w:lang w:val="en-US"/>
+        </w:rPr>
+        <w:t>() %}</w:t>
       </w:r>
     </w:p>
     <w:p>
@@ -8072,6 +10417,7 @@
                 <w:szCs w:val="14"/>
               </w:rPr>
             </w:pPr>
+            <w:proofErr w:type="gramStart"/>
             <w:r>
               <w:rPr>
                 <w:rFonts w:ascii="TimesNewRomanPSMT" w:hAnsi="TimesNewRomanPSMT" w:cs="TimesNewRomanPSMT"/>
@@ -8080,6 +10426,7 @@
               </w:rPr>
               <w:t>habitable</w:t>
             </w:r>
+            <w:proofErr w:type="gramEnd"/>
           </w:p>
           <w:p>
             <w:pPr>
@@ -8096,7 +10443,25 @@
                 <w:sz w:val="14"/>
                 <w:szCs w:val="14"/>
               </w:rPr>
-              <w:t>(art. R. 111-2)</w:t>
+              <w:t>(</w:t>
+            </w:r>
+            <w:proofErr w:type="gramStart"/>
+            <w:r>
+              <w:rPr>
+                <w:rFonts w:ascii="TimesNewRomanPSMT" w:hAnsi="TimesNewRomanPSMT" w:cs="TimesNewRomanPSMT"/>
+                <w:sz w:val="14"/>
+                <w:szCs w:val="14"/>
+              </w:rPr>
+              <w:t>art.</w:t>
+            </w:r>
+            <w:proofErr w:type="gramEnd"/>
+            <w:r>
+              <w:rPr>
+                <w:rFonts w:ascii="TimesNewRomanPSMT" w:hAnsi="TimesNewRomanPSMT" w:cs="TimesNewRomanPSMT"/>
+                <w:sz w:val="14"/>
+                <w:szCs w:val="14"/>
+              </w:rPr>
+              <w:t xml:space="preserve"> R. 111-2)</w:t>
             </w:r>
           </w:p>
         </w:tc>
@@ -8131,13 +10496,23 @@
                 <w:lang w:val="en-US"/>
               </w:rPr>
             </w:pPr>
+            <w:proofErr w:type="gramStart"/>
             <w:r>
               <w:rPr>
                 <w:rFonts w:ascii="TimesNewRomanPSMT" w:hAnsi="TimesNewRomanPSMT" w:cs="TimesNewRomanPSMT"/>
                 <w:sz w:val="14"/>
                 <w:szCs w:val="14"/>
               </w:rPr>
-              <w:t>réelle des annexes</w:t>
+              <w:t>réelle</w:t>
+            </w:r>
+            <w:proofErr w:type="gramEnd"/>
+            <w:r>
+              <w:rPr>
+                <w:rFonts w:ascii="TimesNewRomanPSMT" w:hAnsi="TimesNewRomanPSMT" w:cs="TimesNewRomanPSMT"/>
+                <w:sz w:val="14"/>
+                <w:szCs w:val="14"/>
+              </w:rPr>
+              <w:t xml:space="preserve"> des annexes</w:t>
             </w:r>
           </w:p>
         </w:tc>
@@ -8177,7 +10552,25 @@
                 <w:sz w:val="14"/>
                 <w:szCs w:val="14"/>
               </w:rPr>
-              <w:t>(surface habitable augmentée de 50% de la surface des annexes)</w:t>
+              <w:t>(</w:t>
+            </w:r>
+            <w:proofErr w:type="gramStart"/>
+            <w:r>
+              <w:rPr>
+                <w:rFonts w:ascii="TimesNewRomanPSMT" w:hAnsi="TimesNewRomanPSMT" w:cs="TimesNewRomanPSMT"/>
+                <w:sz w:val="14"/>
+                <w:szCs w:val="14"/>
+              </w:rPr>
+              <w:t>surface</w:t>
+            </w:r>
+            <w:proofErr w:type="gramEnd"/>
+            <w:r>
+              <w:rPr>
+                <w:rFonts w:ascii="TimesNewRomanPSMT" w:hAnsi="TimesNewRomanPSMT" w:cs="TimesNewRomanPSMT"/>
+                <w:sz w:val="14"/>
+                <w:szCs w:val="14"/>
+              </w:rPr>
+              <w:t xml:space="preserve"> habitable augmentée de 50% de la surface des annexes)</w:t>
             </w:r>
           </w:p>
         </w:tc>
@@ -8200,7 +10593,25 @@
                 <w:sz w:val="14"/>
                 <w:szCs w:val="14"/>
               </w:rPr>
-              <w:t xml:space="preserve">LOYER maxinum du logement en euros par </w:t>
+              <w:t xml:space="preserve">LOYER </w:t>
+            </w:r>
+            <w:proofErr w:type="spellStart"/>
+            <w:r>
+              <w:rPr>
+                <w:rFonts w:ascii="TimesNewRomanPSMT" w:hAnsi="TimesNewRomanPSMT" w:cs="TimesNewRomanPSMT"/>
+                <w:sz w:val="14"/>
+                <w:szCs w:val="14"/>
+              </w:rPr>
+              <w:t>maxinum</w:t>
+            </w:r>
+            <w:proofErr w:type="spellEnd"/>
+            <w:r>
+              <w:rPr>
+                <w:rFonts w:ascii="TimesNewRomanPSMT" w:hAnsi="TimesNewRomanPSMT" w:cs="TimesNewRomanPSMT"/>
+                <w:sz w:val="14"/>
+                <w:szCs w:val="14"/>
+              </w:rPr>
+              <w:t xml:space="preserve"> du logement en euros par </w:t>
             </w:r>
             <w:r>
               <w:rPr>
@@ -8265,13 +10676,23 @@
                 <w:szCs w:val="14"/>
               </w:rPr>
             </w:pPr>
+            <w:proofErr w:type="gramStart"/>
             <w:r>
               <w:rPr>
                 <w:rFonts w:ascii="TimesNewRomanPSMT" w:hAnsi="TimesNewRomanPSMT" w:cs="TimesNewRomanPSMT"/>
                 <w:sz w:val="14"/>
                 <w:szCs w:val="14"/>
               </w:rPr>
-              <w:t>du logement</w:t>
+              <w:t>du</w:t>
+            </w:r>
+            <w:proofErr w:type="gramEnd"/>
+            <w:r>
+              <w:rPr>
+                <w:rFonts w:ascii="TimesNewRomanPSMT" w:hAnsi="TimesNewRomanPSMT" w:cs="TimesNewRomanPSMT"/>
+                <w:sz w:val="14"/>
+                <w:szCs w:val="14"/>
+              </w:rPr>
+              <w:t xml:space="preserve"> logement</w:t>
             </w:r>
           </w:p>
           <w:p>
@@ -8288,7 +10709,25 @@
                 <w:sz w:val="14"/>
                 <w:szCs w:val="14"/>
               </w:rPr>
-              <w:t xml:space="preserve">(col 4 </w:t>
+              <w:t>(</w:t>
+            </w:r>
+            <w:proofErr w:type="gramStart"/>
+            <w:r>
+              <w:rPr>
+                <w:rFonts w:ascii="TimesNewRomanPSMT" w:hAnsi="TimesNewRomanPSMT" w:cs="TimesNewRomanPSMT"/>
+                <w:sz w:val="14"/>
+                <w:szCs w:val="14"/>
+              </w:rPr>
+              <w:t>col</w:t>
+            </w:r>
+            <w:proofErr w:type="gramEnd"/>
+            <w:r>
+              <w:rPr>
+                <w:rFonts w:ascii="TimesNewRomanPSMT" w:hAnsi="TimesNewRomanPSMT" w:cs="TimesNewRomanPSMT"/>
+                <w:sz w:val="14"/>
+                <w:szCs w:val="14"/>
+              </w:rPr>
+              <w:t xml:space="preserve"> 4 </w:t>
             </w:r>
             <w:r>
               <w:rPr>
@@ -8662,7 +11101,27 @@
                 <w:szCs w:val="16"/>
                 <w:lang w:val="en-US"/>
               </w:rPr>
-              <w:t>{%tr for l in logements %}</w:t>
+              <w:t xml:space="preserve">{%tr for l in </w:t>
+            </w:r>
+            <w:proofErr w:type="spellStart"/>
+            <w:r>
+              <w:rPr>
+                <w:rFonts w:ascii="TimesNewRomanPSMT" w:hAnsi="TimesNewRomanPSMT" w:cs="TimesNewRomanPSMT"/>
+                <w:sz w:val="16"/>
+                <w:szCs w:val="16"/>
+                <w:lang w:val="en-US"/>
+              </w:rPr>
+              <w:t>logements</w:t>
+            </w:r>
+            <w:proofErr w:type="spellEnd"/>
+            <w:r>
+              <w:rPr>
+                <w:rFonts w:ascii="TimesNewRomanPSMT" w:hAnsi="TimesNewRomanPSMT" w:cs="TimesNewRomanPSMT"/>
+                <w:sz w:val="16"/>
+                <w:szCs w:val="16"/>
+                <w:lang w:val="en-US"/>
+              </w:rPr>
+              <w:t xml:space="preserve"> %}</w:t>
             </w:r>
           </w:p>
         </w:tc>
@@ -8689,7 +11148,27 @@
                 <w:szCs w:val="16"/>
                 <w:lang w:val="en-US"/>
               </w:rPr>
-              <w:t>{{l.d}}</w:t>
+              <w:t>{{</w:t>
+            </w:r>
+            <w:proofErr w:type="spellStart"/>
+            <w:r>
+              <w:rPr>
+                <w:rFonts w:ascii="TimesNewRomanPSMT" w:hAnsi="TimesNewRomanPSMT" w:cs="TimesNewRomanPSMT"/>
+                <w:sz w:val="16"/>
+                <w:szCs w:val="16"/>
+                <w:lang w:val="en-US"/>
+              </w:rPr>
+              <w:t>l.d</w:t>
+            </w:r>
+            <w:proofErr w:type="spellEnd"/>
+            <w:r>
+              <w:rPr>
+                <w:rFonts w:ascii="TimesNewRomanPSMT" w:hAnsi="TimesNewRomanPSMT" w:cs="TimesNewRomanPSMT"/>
+                <w:sz w:val="16"/>
+                <w:szCs w:val="16"/>
+                <w:lang w:val="en-US"/>
+              </w:rPr>
+              <w:t>}}</w:t>
             </w:r>
           </w:p>
         </w:tc>
@@ -8714,7 +11193,27 @@
                 <w:szCs w:val="16"/>
                 <w:lang w:val="en-US"/>
               </w:rPr>
-              <w:t>{{l.sh|f }}</w:t>
+              <w:t>{{</w:t>
+            </w:r>
+            <w:proofErr w:type="spellStart"/>
+            <w:r>
+              <w:rPr>
+                <w:rFonts w:ascii="TimesNewRomanPSMT" w:hAnsi="TimesNewRomanPSMT" w:cs="TimesNewRomanPSMT"/>
+                <w:sz w:val="16"/>
+                <w:szCs w:val="16"/>
+                <w:lang w:val="en-US"/>
+              </w:rPr>
+              <w:t>l.sh|f</w:t>
+            </w:r>
+            <w:proofErr w:type="spellEnd"/>
+            <w:r>
+              <w:rPr>
+                <w:rFonts w:ascii="TimesNewRomanPSMT" w:hAnsi="TimesNewRomanPSMT" w:cs="TimesNewRomanPSMT"/>
+                <w:sz w:val="16"/>
+                <w:szCs w:val="16"/>
+                <w:lang w:val="en-US"/>
+              </w:rPr>
+              <w:t xml:space="preserve"> }}</w:t>
             </w:r>
           </w:p>
         </w:tc>
@@ -8739,7 +11238,27 @@
                 <w:szCs w:val="16"/>
                 <w:lang w:val="en-US"/>
               </w:rPr>
-              <w:t>{{l.sa|f }}</w:t>
+              <w:t>{{</w:t>
+            </w:r>
+            <w:proofErr w:type="spellStart"/>
+            <w:r>
+              <w:rPr>
+                <w:rFonts w:ascii="TimesNewRomanPSMT" w:hAnsi="TimesNewRomanPSMT" w:cs="TimesNewRomanPSMT"/>
+                <w:sz w:val="16"/>
+                <w:szCs w:val="16"/>
+                <w:lang w:val="en-US"/>
+              </w:rPr>
+              <w:t>l.sa|f</w:t>
+            </w:r>
+            <w:proofErr w:type="spellEnd"/>
+            <w:r>
+              <w:rPr>
+                <w:rFonts w:ascii="TimesNewRomanPSMT" w:hAnsi="TimesNewRomanPSMT" w:cs="TimesNewRomanPSMT"/>
+                <w:sz w:val="16"/>
+                <w:szCs w:val="16"/>
+                <w:lang w:val="en-US"/>
+              </w:rPr>
+              <w:t xml:space="preserve"> }}</w:t>
             </w:r>
           </w:p>
         </w:tc>
@@ -8764,7 +11283,27 @@
                 <w:szCs w:val="16"/>
                 <w:lang w:val="en-US"/>
               </w:rPr>
-              <w:t>{{l.su|f }}</w:t>
+              <w:t>{{</w:t>
+            </w:r>
+            <w:proofErr w:type="spellStart"/>
+            <w:r>
+              <w:rPr>
+                <w:rFonts w:ascii="TimesNewRomanPSMT" w:hAnsi="TimesNewRomanPSMT" w:cs="TimesNewRomanPSMT"/>
+                <w:sz w:val="16"/>
+                <w:szCs w:val="16"/>
+                <w:lang w:val="en-US"/>
+              </w:rPr>
+              <w:t>l.su|f</w:t>
+            </w:r>
+            <w:proofErr w:type="spellEnd"/>
+            <w:r>
+              <w:rPr>
+                <w:rFonts w:ascii="TimesNewRomanPSMT" w:hAnsi="TimesNewRomanPSMT" w:cs="TimesNewRomanPSMT"/>
+                <w:sz w:val="16"/>
+                <w:szCs w:val="16"/>
+                <w:lang w:val="en-US"/>
+              </w:rPr>
+              <w:t xml:space="preserve"> }}</w:t>
             </w:r>
           </w:p>
         </w:tc>
@@ -8789,7 +11328,38 @@
                 <w:szCs w:val="16"/>
                 <w:lang w:val="en-US"/>
               </w:rPr>
-              <w:t>{{l.lpmc|f }}</w:t>
+              <w:t>{{</w:t>
+            </w:r>
+            <w:proofErr w:type="spellStart"/>
+            <w:proofErr w:type="gramStart"/>
+            <w:r>
+              <w:rPr>
+                <w:rFonts w:ascii="TimesNewRomanPSMT" w:hAnsi="TimesNewRomanPSMT" w:cs="TimesNewRomanPSMT"/>
+                <w:sz w:val="16"/>
+                <w:szCs w:val="16"/>
+                <w:lang w:val="en-US"/>
+              </w:rPr>
+              <w:t>l.lpmc</w:t>
+            </w:r>
+            <w:proofErr w:type="gramEnd"/>
+            <w:r>
+              <w:rPr>
+                <w:rFonts w:ascii="TimesNewRomanPSMT" w:hAnsi="TimesNewRomanPSMT" w:cs="TimesNewRomanPSMT"/>
+                <w:sz w:val="16"/>
+                <w:szCs w:val="16"/>
+                <w:lang w:val="en-US"/>
+              </w:rPr>
+              <w:t>|f</w:t>
+            </w:r>
+            <w:proofErr w:type="spellEnd"/>
+            <w:r>
+              <w:rPr>
+                <w:rFonts w:ascii="TimesNewRomanPSMT" w:hAnsi="TimesNewRomanPSMT" w:cs="TimesNewRomanPSMT"/>
+                <w:sz w:val="16"/>
+                <w:szCs w:val="16"/>
+                <w:lang w:val="en-US"/>
+              </w:rPr>
+              <w:t xml:space="preserve"> }}</w:t>
             </w:r>
           </w:p>
         </w:tc>
@@ -8814,7 +11384,27 @@
                 <w:szCs w:val="16"/>
                 <w:lang w:val="en-US"/>
               </w:rPr>
-              <w:t>{{l.c|f(d=</w:t>
+              <w:t>{{</w:t>
+            </w:r>
+            <w:proofErr w:type="spellStart"/>
+            <w:r>
+              <w:rPr>
+                <w:rFonts w:ascii="TimesNewRomanPSMT" w:hAnsi="TimesNewRomanPSMT" w:cs="TimesNewRomanPSMT"/>
+                <w:sz w:val="16"/>
+                <w:szCs w:val="16"/>
+                <w:lang w:val="en-US"/>
+              </w:rPr>
+              <w:t>l.c|f</w:t>
+            </w:r>
+            <w:proofErr w:type="spellEnd"/>
+            <w:r>
+              <w:rPr>
+                <w:rFonts w:ascii="TimesNewRomanPSMT" w:hAnsi="TimesNewRomanPSMT" w:cs="TimesNewRomanPSMT"/>
+                <w:sz w:val="16"/>
+                <w:szCs w:val="16"/>
+                <w:lang w:val="en-US"/>
+              </w:rPr>
+              <w:t>(d=</w:t>
             </w:r>
             <w:r>
               <w:rPr>
@@ -8857,7 +11447,38 @@
                 <w:szCs w:val="16"/>
                 <w:lang w:val="en-US"/>
               </w:rPr>
-              <w:t>{{l.l|f}}</w:t>
+              <w:t>{{</w:t>
+            </w:r>
+            <w:proofErr w:type="spellStart"/>
+            <w:proofErr w:type="gramStart"/>
+            <w:r>
+              <w:rPr>
+                <w:rFonts w:ascii="TimesNewRomanPSMT" w:hAnsi="TimesNewRomanPSMT" w:cs="TimesNewRomanPSMT"/>
+                <w:sz w:val="16"/>
+                <w:szCs w:val="16"/>
+                <w:lang w:val="en-US"/>
+              </w:rPr>
+              <w:t>l.l</w:t>
+            </w:r>
+            <w:proofErr w:type="gramEnd"/>
+            <w:r>
+              <w:rPr>
+                <w:rFonts w:ascii="TimesNewRomanPSMT" w:hAnsi="TimesNewRomanPSMT" w:cs="TimesNewRomanPSMT"/>
+                <w:sz w:val="16"/>
+                <w:szCs w:val="16"/>
+                <w:lang w:val="en-US"/>
+              </w:rPr>
+              <w:t>|f</w:t>
+            </w:r>
+            <w:proofErr w:type="spellEnd"/>
+            <w:r>
+              <w:rPr>
+                <w:rFonts w:ascii="TimesNewRomanPSMT" w:hAnsi="TimesNewRomanPSMT" w:cs="TimesNewRomanPSMT"/>
+                <w:sz w:val="16"/>
+                <w:szCs w:val="16"/>
+                <w:lang w:val="en-US"/>
+              </w:rPr>
+              <w:t>}}</w:t>
             </w:r>
           </w:p>
         </w:tc>
@@ -8884,7 +11505,25 @@
                 <w:szCs w:val="16"/>
                 <w:lang w:val="en-US"/>
               </w:rPr>
-              <w:t>{%tr endfor %}</w:t>
+              <w:t xml:space="preserve">{%tr </w:t>
+            </w:r>
+            <w:proofErr w:type="spellStart"/>
+            <w:r>
+              <w:rPr>
+                <w:sz w:val="16"/>
+                <w:szCs w:val="16"/>
+                <w:lang w:val="en-US"/>
+              </w:rPr>
+              <w:t>endfor</w:t>
+            </w:r>
+            <w:proofErr w:type="spellEnd"/>
+            <w:r>
+              <w:rPr>
+                <w:sz w:val="16"/>
+                <w:szCs w:val="16"/>
+                <w:lang w:val="en-US"/>
+              </w:rPr>
+              <w:t xml:space="preserve"> %}</w:t>
             </w:r>
           </w:p>
         </w:tc>
@@ -8940,8 +11579,9 @@
                 <w:szCs w:val="16"/>
                 <w:lang w:val="en-US"/>
               </w:rPr>
-              <w:t>{{sh_totale</w:t>
-            </w:r>
+              <w:t>{{</w:t>
+            </w:r>
+            <w:proofErr w:type="spellStart"/>
             <w:r>
               <w:rPr>
                 <w:rFonts w:ascii="TimesNewRomanPSMT" w:hAnsi="TimesNewRomanPSMT" w:cs="TimesNewRomanPSMT"/>
@@ -8951,8 +11591,20 @@
                 <w:szCs w:val="16"/>
                 <w:lang w:val="en-US"/>
               </w:rPr>
+              <w:t>sh_totale</w:t>
+            </w:r>
+            <w:r>
+              <w:rPr>
+                <w:rFonts w:ascii="TimesNewRomanPSMT" w:hAnsi="TimesNewRomanPSMT" w:cs="TimesNewRomanPSMT"/>
+                <w:b/>
+                <w:bCs/>
+                <w:sz w:val="16"/>
+                <w:szCs w:val="16"/>
+                <w:lang w:val="en-US"/>
+              </w:rPr>
               <w:t>|f</w:t>
             </w:r>
+            <w:proofErr w:type="spellEnd"/>
             <w:r>
               <w:rPr>
                 <w:rFonts w:ascii="TimesNewRomanPSMT" w:hAnsi="TimesNewRomanPSMT" w:cs="TimesNewRomanPSMT"/>
@@ -8989,8 +11641,9 @@
                 <w:szCs w:val="16"/>
                 <w:lang w:val="en-US"/>
               </w:rPr>
-              <w:t>{{s</w:t>
-            </w:r>
+              <w:t>{{</w:t>
+            </w:r>
+            <w:proofErr w:type="spellStart"/>
             <w:r>
               <w:rPr>
                 <w:rFonts w:ascii="TimesNewRomanPSMT" w:hAnsi="TimesNewRomanPSMT" w:cs="TimesNewRomanPSMT"/>
@@ -9000,7 +11653,7 @@
                 <w:szCs w:val="16"/>
                 <w:lang w:val="en-US"/>
               </w:rPr>
-              <w:t>a</w:t>
+              <w:t>s</w:t>
             </w:r>
             <w:r>
               <w:rPr>
@@ -9011,7 +11664,7 @@
                 <w:szCs w:val="16"/>
                 <w:lang w:val="en-US"/>
               </w:rPr>
-              <w:t>_totale</w:t>
+              <w:t>a</w:t>
             </w:r>
             <w:r>
               <w:rPr>
@@ -9022,8 +11675,20 @@
                 <w:szCs w:val="16"/>
                 <w:lang w:val="en-US"/>
               </w:rPr>
+              <w:t>_totale</w:t>
+            </w:r>
+            <w:r>
+              <w:rPr>
+                <w:rFonts w:ascii="TimesNewRomanPSMT" w:hAnsi="TimesNewRomanPSMT" w:cs="TimesNewRomanPSMT"/>
+                <w:b/>
+                <w:bCs/>
+                <w:sz w:val="16"/>
+                <w:szCs w:val="16"/>
+                <w:lang w:val="en-US"/>
+              </w:rPr>
               <w:t>|f</w:t>
             </w:r>
+            <w:proofErr w:type="spellEnd"/>
             <w:r>
               <w:rPr>
                 <w:rFonts w:ascii="TimesNewRomanPSMT" w:hAnsi="TimesNewRomanPSMT" w:cs="TimesNewRomanPSMT"/>
@@ -9060,8 +11725,9 @@
                 <w:szCs w:val="16"/>
                 <w:lang w:val="en-US"/>
               </w:rPr>
-              <w:t>{{s</w:t>
-            </w:r>
+              <w:t>{{</w:t>
+            </w:r>
+            <w:proofErr w:type="spellStart"/>
             <w:r>
               <w:rPr>
                 <w:rFonts w:ascii="TimesNewRomanPSMT" w:hAnsi="TimesNewRomanPSMT" w:cs="TimesNewRomanPSMT"/>
@@ -9071,7 +11737,7 @@
                 <w:szCs w:val="16"/>
                 <w:lang w:val="en-US"/>
               </w:rPr>
-              <w:t>u</w:t>
+              <w:t>s</w:t>
             </w:r>
             <w:r>
               <w:rPr>
@@ -9082,7 +11748,7 @@
                 <w:szCs w:val="16"/>
                 <w:lang w:val="en-US"/>
               </w:rPr>
-              <w:t>_totale</w:t>
+              <w:t>u</w:t>
             </w:r>
             <w:r>
               <w:rPr>
@@ -9093,8 +11759,20 @@
                 <w:szCs w:val="16"/>
                 <w:lang w:val="en-US"/>
               </w:rPr>
+              <w:t>_totale</w:t>
+            </w:r>
+            <w:r>
+              <w:rPr>
+                <w:rFonts w:ascii="TimesNewRomanPSMT" w:hAnsi="TimesNewRomanPSMT" w:cs="TimesNewRomanPSMT"/>
+                <w:b/>
+                <w:bCs/>
+                <w:sz w:val="16"/>
+                <w:szCs w:val="16"/>
+                <w:lang w:val="en-US"/>
+              </w:rPr>
               <w:t>|f</w:t>
             </w:r>
+            <w:proofErr w:type="spellEnd"/>
             <w:r>
               <w:rPr>
                 <w:rFonts w:ascii="TimesNewRomanPSMT" w:hAnsi="TimesNewRomanPSMT" w:cs="TimesNewRomanPSMT"/>
@@ -9165,6 +11843,7 @@
               </w:rPr>
               <w:t>{{</w:t>
             </w:r>
+            <w:proofErr w:type="spellStart"/>
             <w:r>
               <w:rPr>
                 <w:rFonts w:ascii="TimesNewRomanPSMT" w:hAnsi="TimesNewRomanPSMT" w:cs="TimesNewRomanPSMT"/>
@@ -9198,6 +11877,7 @@
               </w:rPr>
               <w:t>|f</w:t>
             </w:r>
+            <w:proofErr w:type="spellEnd"/>
             <w:r>
               <w:rPr>
                 <w:rFonts w:ascii="TimesNewRomanPSMT" w:hAnsi="TimesNewRomanPSMT" w:cs="TimesNewRomanPSMT"/>
@@ -9250,7 +11930,23 @@
           <w:rFonts w:ascii="TimesNewRomanPSMT" w:hAnsi="TimesNewRomanPSMT" w:cs="TimesNewRomanPSMT"/>
           <w:sz w:val="20"/>
         </w:rPr>
-        <w:t>{% endif %}</w:t>
+        <w:t xml:space="preserve">{% </w:t>
+      </w:r>
+      <w:proofErr w:type="spellStart"/>
+      <w:r>
+        <w:rPr>
+          <w:rFonts w:ascii="TimesNewRomanPSMT" w:hAnsi="TimesNewRomanPSMT" w:cs="TimesNewRomanPSMT"/>
+          <w:sz w:val="20"/>
+        </w:rPr>
+        <w:t>endif</w:t>
+      </w:r>
+      <w:proofErr w:type="spellEnd"/>
+      <w:r>
+        <w:rPr>
+          <w:rFonts w:ascii="TimesNewRomanPSMT" w:hAnsi="TimesNewRomanPSMT" w:cs="TimesNewRomanPSMT"/>
+          <w:sz w:val="20"/>
+        </w:rPr>
+        <w:t xml:space="preserve"> %}</w:t>
       </w:r>
     </w:p>
     <w:p>
@@ -9267,7 +11963,35 @@
         <w:rPr>
           <w:rFonts w:ascii="TimesNewRomanPSMT" w:hAnsi="TimesNewRomanPSMT" w:cs="TimesNewRomanPSMT"/>
         </w:rPr>
-        <w:t xml:space="preserve"> {{ liste_des_annexes }}</w:t>
+        <w:t xml:space="preserve"> </w:t>
+      </w:r>
+      <w:proofErr w:type="gramStart"/>
+      <w:r>
+        <w:rPr>
+          <w:rFonts w:ascii="TimesNewRomanPSMT" w:hAnsi="TimesNewRomanPSMT" w:cs="TimesNewRomanPSMT"/>
+        </w:rPr>
+        <w:t xml:space="preserve">{{ </w:t>
+      </w:r>
+      <w:proofErr w:type="spellStart"/>
+      <w:r>
+        <w:rPr>
+          <w:rFonts w:ascii="TimesNewRomanPSMT" w:hAnsi="TimesNewRomanPSMT" w:cs="TimesNewRomanPSMT"/>
+        </w:rPr>
+        <w:t>liste</w:t>
+      </w:r>
+      <w:proofErr w:type="gramEnd"/>
+      <w:r>
+        <w:rPr>
+          <w:rFonts w:ascii="TimesNewRomanPSMT" w:hAnsi="TimesNewRomanPSMT" w:cs="TimesNewRomanPSMT"/>
+        </w:rPr>
+        <w:t>_des_annexes</w:t>
+      </w:r>
+      <w:proofErr w:type="spellEnd"/>
+      <w:r>
+        <w:rPr>
+          <w:rFonts w:ascii="TimesNewRomanPSMT" w:hAnsi="TimesNewRomanPSMT" w:cs="TimesNewRomanPSMT"/>
+        </w:rPr>
+        <w:t xml:space="preserve"> }}</w:t>
       </w:r>
     </w:p>
     <w:p>
@@ -9311,7 +12035,25 @@
           <w:rFonts w:ascii="TimesNewRomanPSMT" w:hAnsi="TimesNewRomanPSMT" w:cs="TimesNewRomanPSMT"/>
           <w:sz w:val="20"/>
         </w:rPr>
-        <w:t>{% if stationnements.count() %}</w:t>
+        <w:t xml:space="preserve">{% if </w:t>
+      </w:r>
+      <w:proofErr w:type="spellStart"/>
+      <w:proofErr w:type="gramStart"/>
+      <w:r>
+        <w:rPr>
+          <w:rFonts w:ascii="TimesNewRomanPSMT" w:hAnsi="TimesNewRomanPSMT" w:cs="TimesNewRomanPSMT"/>
+          <w:sz w:val="20"/>
+        </w:rPr>
+        <w:t>stationnements.count</w:t>
+      </w:r>
+      <w:proofErr w:type="spellEnd"/>
+      <w:proofErr w:type="gramEnd"/>
+      <w:r>
+        <w:rPr>
+          <w:rFonts w:ascii="TimesNewRomanPSMT" w:hAnsi="TimesNewRomanPSMT" w:cs="TimesNewRomanPSMT"/>
+          <w:sz w:val="20"/>
+        </w:rPr>
+        <w:t>() %}</w:t>
       </w:r>
     </w:p>
     <w:tbl>
@@ -9359,7 +12101,29 @@
                 <w:szCs w:val="16"/>
               </w:rPr>
               <w:br/>
-              <w:t>à l’articke D. 353-16</w:t>
+              <w:t>à l’</w:t>
+            </w:r>
+            <w:proofErr w:type="spellStart"/>
+            <w:r>
+              <w:rPr>
+                <w:rFonts w:ascii="TimesNewRomanPSMT" w:hAnsi="TimesNewRomanPSMT" w:cs="TimesNewRomanPSMT"/>
+                <w:b/>
+                <w:bCs/>
+                <w:sz w:val="16"/>
+                <w:szCs w:val="16"/>
+              </w:rPr>
+              <w:t>articke</w:t>
+            </w:r>
+            <w:proofErr w:type="spellEnd"/>
+            <w:r>
+              <w:rPr>
+                <w:rFonts w:ascii="TimesNewRomanPSMT" w:hAnsi="TimesNewRomanPSMT" w:cs="TimesNewRomanPSMT"/>
+                <w:b/>
+                <w:bCs/>
+                <w:sz w:val="16"/>
+                <w:szCs w:val="16"/>
+              </w:rPr>
+              <w:t xml:space="preserve"> D. 353-16</w:t>
             </w:r>
             <w:r>
               <w:rPr>
@@ -9466,6 +12230,7 @@
               </w:rPr>
               <w:t xml:space="preserve"> in </w:t>
             </w:r>
+            <w:proofErr w:type="spellStart"/>
             <w:r>
               <w:rPr>
                 <w:rFonts w:ascii="TimesNewRomanPSMT" w:hAnsi="TimesNewRomanPSMT" w:cs="TimesNewRomanPSMT"/>
@@ -9475,6 +12240,7 @@
               </w:rPr>
               <w:t>stationnements</w:t>
             </w:r>
+            <w:proofErr w:type="spellEnd"/>
             <w:r>
               <w:rPr>
                 <w:rFonts w:ascii="TimesNewRomanPSMT" w:hAnsi="TimesNewRomanPSMT" w:cs="TimesNewRomanPSMT"/>
@@ -9500,14 +12266,25 @@
                 <w:sz w:val="20"/>
               </w:rPr>
             </w:pPr>
-            <w:r>
-              <w:rPr>
-                <w:rFonts w:ascii="TimesNewRomanPSMT" w:hAnsi="TimesNewRomanPSMT" w:cs="TimesNewRomanPSMT"/>
-                <w:sz w:val="16"/>
-                <w:szCs w:val="16"/>
-              </w:rPr>
-              <w:t>{{ s</w:t>
-            </w:r>
+            <w:proofErr w:type="gramStart"/>
+            <w:r>
+              <w:rPr>
+                <w:rFonts w:ascii="TimesNewRomanPSMT" w:hAnsi="TimesNewRomanPSMT" w:cs="TimesNewRomanPSMT"/>
+                <w:sz w:val="16"/>
+                <w:szCs w:val="16"/>
+              </w:rPr>
+              <w:t xml:space="preserve">{{ </w:t>
+            </w:r>
+            <w:proofErr w:type="spellStart"/>
+            <w:r>
+              <w:rPr>
+                <w:rFonts w:ascii="TimesNewRomanPSMT" w:hAnsi="TimesNewRomanPSMT" w:cs="TimesNewRomanPSMT"/>
+                <w:sz w:val="16"/>
+                <w:szCs w:val="16"/>
+              </w:rPr>
+              <w:t>s</w:t>
+            </w:r>
+            <w:proofErr w:type="gramEnd"/>
             <w:r>
               <w:rPr>
                 <w:rFonts w:ascii="TimesNewRomanPSMT" w:hAnsi="TimesNewRomanPSMT" w:cs="TimesNewRomanPSMT"/>
@@ -9516,6 +12293,7 @@
               </w:rPr>
               <w:t>.nb</w:t>
             </w:r>
+            <w:proofErr w:type="spellEnd"/>
             <w:r>
               <w:rPr>
                 <w:rFonts w:ascii="TimesNewRomanPSMT" w:hAnsi="TimesNewRomanPSMT" w:cs="TimesNewRomanPSMT"/>
@@ -9538,7 +12316,25 @@
                 <w:sz w:val="16"/>
                 <w:szCs w:val="16"/>
               </w:rPr>
-              <w:t xml:space="preserve">stationnement{{s.nb|pl}} </w:t>
+              <w:t>stationnement{{</w:t>
+            </w:r>
+            <w:proofErr w:type="spellStart"/>
+            <w:r>
+              <w:rPr>
+                <w:rFonts w:ascii="TimesNewRomanPSMT" w:hAnsi="TimesNewRomanPSMT" w:cs="TimesNewRomanPSMT"/>
+                <w:sz w:val="16"/>
+                <w:szCs w:val="16"/>
+              </w:rPr>
+              <w:t>s.nb|pl</w:t>
+            </w:r>
+            <w:proofErr w:type="spellEnd"/>
+            <w:r>
+              <w:rPr>
+                <w:rFonts w:ascii="TimesNewRomanPSMT" w:hAnsi="TimesNewRomanPSMT" w:cs="TimesNewRomanPSMT"/>
+                <w:sz w:val="16"/>
+                <w:szCs w:val="16"/>
+              </w:rPr>
+              <w:t xml:space="preserve">}} </w:t>
             </w:r>
             <w:r>
               <w:rPr>
@@ -9585,8 +12381,20 @@
                 <w:sz w:val="16"/>
                 <w:szCs w:val="16"/>
               </w:rPr>
-              <w:t>{{s.l</w:t>
-            </w:r>
+              <w:t>{{</w:t>
+            </w:r>
+            <w:proofErr w:type="spellStart"/>
+            <w:proofErr w:type="gramStart"/>
+            <w:r>
+              <w:rPr>
+                <w:rFonts w:ascii="TimesNewRomanPSMT" w:hAnsi="TimesNewRomanPSMT" w:cs="TimesNewRomanPSMT"/>
+                <w:sz w:val="16"/>
+                <w:szCs w:val="16"/>
+              </w:rPr>
+              <w:t>s.l</w:t>
+            </w:r>
+            <w:proofErr w:type="spellEnd"/>
+            <w:proofErr w:type="gramEnd"/>
             <w:r>
               <w:rPr>
                 <w:rFonts w:ascii="TimesNewRomanPSMT" w:hAnsi="TimesNewRomanPSMT" w:cs="TimesNewRomanPSMT"/>
@@ -9638,7 +12446,27 @@
                 <w:szCs w:val="16"/>
                 <w:lang w:val="en-US"/>
               </w:rPr>
-              <w:t>%tr endfor %}</w:t>
+              <w:t xml:space="preserve">%tr </w:t>
+            </w:r>
+            <w:proofErr w:type="spellStart"/>
+            <w:r>
+              <w:rPr>
+                <w:rFonts w:ascii="TimesNewRomanPSMT" w:hAnsi="TimesNewRomanPSMT" w:cs="TimesNewRomanPSMT"/>
+                <w:sz w:val="16"/>
+                <w:szCs w:val="16"/>
+                <w:lang w:val="en-US"/>
+              </w:rPr>
+              <w:t>endfor</w:t>
+            </w:r>
+            <w:proofErr w:type="spellEnd"/>
+            <w:r>
+              <w:rPr>
+                <w:rFonts w:ascii="TimesNewRomanPSMT" w:hAnsi="TimesNewRomanPSMT" w:cs="TimesNewRomanPSMT"/>
+                <w:sz w:val="16"/>
+                <w:szCs w:val="16"/>
+                <w:lang w:val="en-US"/>
+              </w:rPr>
+              <w:t xml:space="preserve"> %}</w:t>
             </w:r>
           </w:p>
         </w:tc>
@@ -9657,7 +12485,23 @@
           <w:rFonts w:ascii="TimesNewRomanPSMT" w:hAnsi="TimesNewRomanPSMT" w:cs="TimesNewRomanPSMT"/>
           <w:sz w:val="20"/>
         </w:rPr>
-        <w:t>{% endif %}</w:t>
+        <w:t xml:space="preserve">{% </w:t>
+      </w:r>
+      <w:proofErr w:type="spellStart"/>
+      <w:r>
+        <w:rPr>
+          <w:rFonts w:ascii="TimesNewRomanPSMT" w:hAnsi="TimesNewRomanPSMT" w:cs="TimesNewRomanPSMT"/>
+          <w:sz w:val="20"/>
+        </w:rPr>
+        <w:t>endif</w:t>
+      </w:r>
+      <w:proofErr w:type="spellEnd"/>
+      <w:r>
+        <w:rPr>
+          <w:rFonts w:ascii="TimesNewRomanPSMT" w:hAnsi="TimesNewRomanPSMT" w:cs="TimesNewRomanPSMT"/>
+          <w:sz w:val="20"/>
+        </w:rPr>
+        <w:t xml:space="preserve"> %}</w:t>
       </w:r>
     </w:p>
     <w:p>
@@ -9677,6 +12521,8 @@
         </w:rPr>
         <w:t xml:space="preserve">{% if </w:t>
       </w:r>
+      <w:proofErr w:type="spellStart"/>
+      <w:proofErr w:type="gramStart"/>
       <w:r>
         <w:rPr>
           <w:rFonts w:ascii="TimesNewRomanPSMT" w:hAnsi="TimesNewRomanPSMT" w:cs="TimesNewRomanPSMT"/>
@@ -9691,7 +12537,17 @@
           <w:sz w:val="20"/>
           <w:lang w:val="en-US"/>
         </w:rPr>
-        <w:t>.count() %}</w:t>
+        <w:t>.count</w:t>
+      </w:r>
+      <w:proofErr w:type="spellEnd"/>
+      <w:proofErr w:type="gramEnd"/>
+      <w:r>
+        <w:rPr>
+          <w:rFonts w:ascii="TimesNewRomanPSMT" w:hAnsi="TimesNewRomanPSMT" w:cs="TimesNewRomanPSMT"/>
+          <w:sz w:val="20"/>
+          <w:lang w:val="en-US"/>
+        </w:rPr>
+        <w:t>() %}</w:t>
       </w:r>
     </w:p>
     <w:tbl>
@@ -9735,8 +12591,21 @@
                 <w:szCs w:val="16"/>
                 <w:lang w:val="en-US"/>
               </w:rPr>
-              <w:t>Type d’annexe</w:t>
-            </w:r>
+              <w:t xml:space="preserve">Type </w:t>
+            </w:r>
+            <w:proofErr w:type="spellStart"/>
+            <w:r>
+              <w:rPr>
+                <w:rFonts w:ascii="TimesNewRomanPSMT" w:hAnsi="TimesNewRomanPSMT" w:cs="TimesNewRomanPSMT"/>
+                <w:b/>
+                <w:bCs/>
+                <w:sz w:val="16"/>
+                <w:szCs w:val="16"/>
+                <w:lang w:val="en-US"/>
+              </w:rPr>
+              <w:t>d’annexe</w:t>
+            </w:r>
+            <w:proofErr w:type="spellEnd"/>
           </w:p>
         </w:tc>
         <w:tc>
@@ -9756,6 +12625,7 @@
                 <w:lang w:val="en-US"/>
               </w:rPr>
             </w:pPr>
+            <w:proofErr w:type="spellStart"/>
             <w:r>
               <w:rPr>
                 <w:rFonts w:ascii="TimesNewRomanPSMT" w:hAnsi="TimesNewRomanPSMT" w:cs="TimesNewRomanPSMT"/>
@@ -9765,8 +12635,33 @@
                 <w:szCs w:val="16"/>
                 <w:lang w:val="en-US"/>
               </w:rPr>
-              <w:t>Désignation des logement</w:t>
-            </w:r>
+              <w:t>Désignation</w:t>
+            </w:r>
+            <w:proofErr w:type="spellEnd"/>
+            <w:r>
+              <w:rPr>
+                <w:rFonts w:ascii="TimesNewRomanPSMT" w:hAnsi="TimesNewRomanPSMT" w:cs="TimesNewRomanPSMT"/>
+                <w:b/>
+                <w:bCs/>
+                <w:sz w:val="16"/>
+                <w:szCs w:val="16"/>
+                <w:lang w:val="en-US"/>
+              </w:rPr>
+              <w:t xml:space="preserve"> des </w:t>
+            </w:r>
+            <w:proofErr w:type="spellStart"/>
+            <w:r>
+              <w:rPr>
+                <w:rFonts w:ascii="TimesNewRomanPSMT" w:hAnsi="TimesNewRomanPSMT" w:cs="TimesNewRomanPSMT"/>
+                <w:b/>
+                <w:bCs/>
+                <w:sz w:val="16"/>
+                <w:szCs w:val="16"/>
+                <w:lang w:val="en-US"/>
+              </w:rPr>
+              <w:t>logement</w:t>
+            </w:r>
+            <w:proofErr w:type="spellEnd"/>
           </w:p>
         </w:tc>
         <w:tc>
@@ -9786,6 +12681,7 @@
                 <w:lang w:val="en-US"/>
               </w:rPr>
             </w:pPr>
+            <w:proofErr w:type="spellStart"/>
             <w:r>
               <w:rPr>
                 <w:rFonts w:ascii="TimesNewRomanPSMT" w:hAnsi="TimesNewRomanPSMT" w:cs="TimesNewRomanPSMT"/>
@@ -9795,8 +12691,33 @@
                 <w:szCs w:val="16"/>
                 <w:lang w:val="en-US"/>
               </w:rPr>
-              <w:t>Typologie des logements</w:t>
-            </w:r>
+              <w:t>Typologie</w:t>
+            </w:r>
+            <w:proofErr w:type="spellEnd"/>
+            <w:r>
+              <w:rPr>
+                <w:rFonts w:ascii="TimesNewRomanPSMT" w:hAnsi="TimesNewRomanPSMT" w:cs="TimesNewRomanPSMT"/>
+                <w:b/>
+                <w:bCs/>
+                <w:sz w:val="16"/>
+                <w:szCs w:val="16"/>
+                <w:lang w:val="en-US"/>
+              </w:rPr>
+              <w:t xml:space="preserve"> des </w:t>
+            </w:r>
+            <w:proofErr w:type="spellStart"/>
+            <w:r>
+              <w:rPr>
+                <w:rFonts w:ascii="TimesNewRomanPSMT" w:hAnsi="TimesNewRomanPSMT" w:cs="TimesNewRomanPSMT"/>
+                <w:b/>
+                <w:bCs/>
+                <w:sz w:val="16"/>
+                <w:szCs w:val="16"/>
+                <w:lang w:val="en-US"/>
+              </w:rPr>
+              <w:t>logements</w:t>
+            </w:r>
+            <w:proofErr w:type="spellEnd"/>
           </w:p>
         </w:tc>
         <w:tc>
@@ -9825,8 +12746,21 @@
                 <w:szCs w:val="16"/>
                 <w:lang w:val="en-US"/>
               </w:rPr>
-              <w:t>Surface de l’annexe</w:t>
-            </w:r>
+              <w:t xml:space="preserve">Surface de </w:t>
+            </w:r>
+            <w:proofErr w:type="spellStart"/>
+            <w:r>
+              <w:rPr>
+                <w:rFonts w:ascii="TimesNewRomanPSMT" w:hAnsi="TimesNewRomanPSMT" w:cs="TimesNewRomanPSMT"/>
+                <w:b/>
+                <w:bCs/>
+                <w:sz w:val="16"/>
+                <w:szCs w:val="16"/>
+                <w:lang w:val="en-US"/>
+              </w:rPr>
+              <w:t>l’annexe</w:t>
+            </w:r>
+            <w:proofErr w:type="spellEnd"/>
           </w:p>
         </w:tc>
         <w:tc>
@@ -9846,6 +12780,7 @@
                 <w:lang w:val="en-US"/>
               </w:rPr>
             </w:pPr>
+            <w:proofErr w:type="spellStart"/>
             <w:r>
               <w:rPr>
                 <w:rFonts w:ascii="TimesNewRomanPSMT" w:hAnsi="TimesNewRomanPSMT" w:cs="TimesNewRomanPSMT"/>
@@ -9855,7 +12790,67 @@
                 <w:szCs w:val="16"/>
                 <w:lang w:val="en-US"/>
               </w:rPr>
-              <w:t>Loyer unitaire en €</w:t>
+              <w:t>Loyer</w:t>
+            </w:r>
+            <w:proofErr w:type="spellEnd"/>
+            <w:r>
+              <w:rPr>
+                <w:rFonts w:ascii="TimesNewRomanPSMT" w:hAnsi="TimesNewRomanPSMT" w:cs="TimesNewRomanPSMT"/>
+                <w:b/>
+                <w:bCs/>
+                <w:sz w:val="16"/>
+                <w:szCs w:val="16"/>
+                <w:lang w:val="en-US"/>
+              </w:rPr>
+              <w:t xml:space="preserve"> </w:t>
+            </w:r>
+            <w:proofErr w:type="spellStart"/>
+            <w:r>
+              <w:rPr>
+                <w:rFonts w:ascii="TimesNewRomanPSMT" w:hAnsi="TimesNewRomanPSMT" w:cs="TimesNewRomanPSMT"/>
+                <w:b/>
+                <w:bCs/>
+                <w:sz w:val="16"/>
+                <w:szCs w:val="16"/>
+                <w:lang w:val="en-US"/>
+              </w:rPr>
+              <w:t>unitaire</w:t>
+            </w:r>
+            <w:proofErr w:type="spellEnd"/>
+            <w:r>
+              <w:rPr>
+                <w:rFonts w:ascii="TimesNewRomanPSMT" w:hAnsi="TimesNewRomanPSMT" w:cs="TimesNewRomanPSMT"/>
+                <w:b/>
+                <w:bCs/>
+                <w:sz w:val="16"/>
+                <w:szCs w:val="16"/>
+                <w:lang w:val="en-US"/>
+              </w:rPr>
+              <w:t xml:space="preserve"> </w:t>
+            </w:r>
+            <w:proofErr w:type="spellStart"/>
+            <w:r>
+              <w:rPr>
+                <w:rFonts w:ascii="TimesNewRomanPSMT" w:hAnsi="TimesNewRomanPSMT" w:cs="TimesNewRomanPSMT"/>
+                <w:b/>
+                <w:bCs/>
+                <w:sz w:val="16"/>
+                <w:szCs w:val="16"/>
+                <w:lang w:val="en-US"/>
+              </w:rPr>
+              <w:t>en</w:t>
+            </w:r>
+            <w:proofErr w:type="spellEnd"/>
+            <w:r>
+              <w:rPr>
+                <w:rFonts w:ascii="TimesNewRomanPSMT" w:hAnsi="TimesNewRomanPSMT" w:cs="TimesNewRomanPSMT"/>
+                <w:b/>
+                <w:bCs/>
+                <w:sz w:val="16"/>
+                <w:szCs w:val="16"/>
+                <w:lang w:val="en-US"/>
+              </w:rPr>
+              <w:t xml:space="preserve"> €</w:t>
             </w:r>
           </w:p>
         </w:tc>
@@ -9876,6 +12871,7 @@
                 <w:lang w:val="en-US"/>
               </w:rPr>
             </w:pPr>
+            <w:proofErr w:type="spellStart"/>
             <w:r>
               <w:rPr>
                 <w:rFonts w:ascii="TimesNewRomanPSMT" w:hAnsi="TimesNewRomanPSMT" w:cs="TimesNewRomanPSMT"/>
@@ -9885,7 +12881,67 @@
                 <w:szCs w:val="16"/>
                 <w:lang w:val="en-US"/>
               </w:rPr>
-              <w:t>Loyer maximun en €</w:t>
+              <w:t>Loyer</w:t>
+            </w:r>
+            <w:proofErr w:type="spellEnd"/>
+            <w:r>
+              <w:rPr>
+                <w:rFonts w:ascii="TimesNewRomanPSMT" w:hAnsi="TimesNewRomanPSMT" w:cs="TimesNewRomanPSMT"/>
+                <w:b/>
+                <w:bCs/>
+                <w:sz w:val="16"/>
+                <w:szCs w:val="16"/>
+                <w:lang w:val="en-US"/>
+              </w:rPr>
+              <w:t xml:space="preserve"> </w:t>
+            </w:r>
+            <w:proofErr w:type="spellStart"/>
+            <w:r>
+              <w:rPr>
+                <w:rFonts w:ascii="TimesNewRomanPSMT" w:hAnsi="TimesNewRomanPSMT" w:cs="TimesNewRomanPSMT"/>
+                <w:b/>
+                <w:bCs/>
+                <w:sz w:val="16"/>
+                <w:szCs w:val="16"/>
+                <w:lang w:val="en-US"/>
+              </w:rPr>
+              <w:t>maximun</w:t>
+            </w:r>
+            <w:proofErr w:type="spellEnd"/>
+            <w:r>
+              <w:rPr>
+                <w:rFonts w:ascii="TimesNewRomanPSMT" w:hAnsi="TimesNewRomanPSMT" w:cs="TimesNewRomanPSMT"/>
+                <w:b/>
+                <w:bCs/>
+                <w:sz w:val="16"/>
+                <w:szCs w:val="16"/>
+                <w:lang w:val="en-US"/>
+              </w:rPr>
+              <w:t xml:space="preserve"> </w:t>
+            </w:r>
+            <w:proofErr w:type="spellStart"/>
+            <w:r>
+              <w:rPr>
+                <w:rFonts w:ascii="TimesNewRomanPSMT" w:hAnsi="TimesNewRomanPSMT" w:cs="TimesNewRomanPSMT"/>
+                <w:b/>
+                <w:bCs/>
+                <w:sz w:val="16"/>
+                <w:szCs w:val="16"/>
+                <w:lang w:val="en-US"/>
+              </w:rPr>
+              <w:t>en</w:t>
+            </w:r>
+            <w:proofErr w:type="spellEnd"/>
+            <w:r>
+              <w:rPr>
+                <w:rFonts w:ascii="TimesNewRomanPSMT" w:hAnsi="TimesNewRomanPSMT" w:cs="TimesNewRomanPSMT"/>
+                <w:b/>
+                <w:bCs/>
+                <w:sz w:val="16"/>
+                <w:szCs w:val="16"/>
+                <w:lang w:val="en-US"/>
+              </w:rPr>
+              <w:t xml:space="preserve"> €</w:t>
             </w:r>
           </w:p>
         </w:tc>
@@ -9965,7 +13021,29 @@
                 <w:szCs w:val="16"/>
                 <w:lang w:val="en-US"/>
               </w:rPr>
-              <w:t>{{a.lgt.d}}</w:t>
+              <w:t>{{</w:t>
+            </w:r>
+            <w:proofErr w:type="spellStart"/>
+            <w:proofErr w:type="gramStart"/>
+            <w:r>
+              <w:rPr>
+                <w:rFonts w:ascii="TimesNewRomanPSMT" w:hAnsi="TimesNewRomanPSMT" w:cs="TimesNewRomanPSMT"/>
+                <w:sz w:val="16"/>
+                <w:szCs w:val="16"/>
+                <w:lang w:val="en-US"/>
+              </w:rPr>
+              <w:t>a.lgt.d</w:t>
+            </w:r>
+            <w:proofErr w:type="spellEnd"/>
+            <w:proofErr w:type="gramEnd"/>
+            <w:r>
+              <w:rPr>
+                <w:rFonts w:ascii="TimesNewRomanPSMT" w:hAnsi="TimesNewRomanPSMT" w:cs="TimesNewRomanPSMT"/>
+                <w:sz w:val="16"/>
+                <w:szCs w:val="16"/>
+                <w:lang w:val="en-US"/>
+              </w:rPr>
+              <w:t>}}</w:t>
             </w:r>
           </w:p>
         </w:tc>
@@ -10042,8 +13120,20 @@
                 <w:szCs w:val="16"/>
                 <w:lang w:val="en-US"/>
               </w:rPr>
-              <w:t>{{a.shsr</w:t>
-            </w:r>
+              <w:t>{{</w:t>
+            </w:r>
+            <w:proofErr w:type="spellStart"/>
+            <w:proofErr w:type="gramStart"/>
+            <w:r>
+              <w:rPr>
+                <w:rFonts w:ascii="TimesNewRomanPSMT" w:hAnsi="TimesNewRomanPSMT" w:cs="TimesNewRomanPSMT"/>
+                <w:sz w:val="16"/>
+                <w:szCs w:val="16"/>
+                <w:lang w:val="en-US"/>
+              </w:rPr>
+              <w:t>a.shsr</w:t>
+            </w:r>
+            <w:proofErr w:type="gramEnd"/>
             <w:r>
               <w:rPr>
                 <w:rFonts w:ascii="TimesNewRomanPSMT" w:hAnsi="TimesNewRomanPSMT" w:cs="TimesNewRomanPSMT"/>
@@ -10053,6 +13143,7 @@
               </w:rPr>
               <w:t>|f</w:t>
             </w:r>
+            <w:proofErr w:type="spellEnd"/>
             <w:r>
               <w:rPr>
                 <w:rFonts w:ascii="TimesNewRomanPSMT" w:hAnsi="TimesNewRomanPSMT" w:cs="TimesNewRomanPSMT"/>
@@ -10085,8 +13176,20 @@
                 <w:szCs w:val="16"/>
                 <w:lang w:val="en-US"/>
               </w:rPr>
-              <w:t>{{a.lpmc</w:t>
-            </w:r>
+              <w:t>{{</w:t>
+            </w:r>
+            <w:proofErr w:type="spellStart"/>
+            <w:proofErr w:type="gramStart"/>
+            <w:r>
+              <w:rPr>
+                <w:rFonts w:ascii="TimesNewRomanPSMT" w:hAnsi="TimesNewRomanPSMT" w:cs="TimesNewRomanPSMT"/>
+                <w:sz w:val="16"/>
+                <w:szCs w:val="16"/>
+                <w:lang w:val="en-US"/>
+              </w:rPr>
+              <w:t>a.lpmc</w:t>
+            </w:r>
+            <w:proofErr w:type="gramEnd"/>
             <w:r>
               <w:rPr>
                 <w:rFonts w:ascii="TimesNewRomanPSMT" w:hAnsi="TimesNewRomanPSMT" w:cs="TimesNewRomanPSMT"/>
@@ -10096,6 +13199,7 @@
               </w:rPr>
               <w:t>|f</w:t>
             </w:r>
+            <w:proofErr w:type="spellEnd"/>
             <w:r>
               <w:rPr>
                 <w:rFonts w:ascii="TimesNewRomanPSMT" w:hAnsi="TimesNewRomanPSMT" w:cs="TimesNewRomanPSMT"/>
@@ -10137,8 +13241,20 @@
                 <w:szCs w:val="16"/>
                 <w:lang w:val="en-US"/>
               </w:rPr>
-              <w:t>{{a.l</w:t>
-            </w:r>
+              <w:t>{{</w:t>
+            </w:r>
+            <w:proofErr w:type="spellStart"/>
+            <w:proofErr w:type="gramStart"/>
+            <w:r>
+              <w:rPr>
+                <w:rFonts w:ascii="TimesNewRomanPSMT" w:hAnsi="TimesNewRomanPSMT" w:cs="TimesNewRomanPSMT"/>
+                <w:sz w:val="16"/>
+                <w:szCs w:val="16"/>
+                <w:lang w:val="en-US"/>
+              </w:rPr>
+              <w:t>a.l</w:t>
+            </w:r>
+            <w:proofErr w:type="gramEnd"/>
             <w:r>
               <w:rPr>
                 <w:rFonts w:ascii="TimesNewRomanPSMT" w:hAnsi="TimesNewRomanPSMT" w:cs="TimesNewRomanPSMT"/>
@@ -10148,6 +13264,7 @@
               </w:rPr>
               <w:t>|f</w:t>
             </w:r>
+            <w:proofErr w:type="spellEnd"/>
             <w:r>
               <w:rPr>
                 <w:rFonts w:ascii="TimesNewRomanPSMT" w:hAnsi="TimesNewRomanPSMT" w:cs="TimesNewRomanPSMT"/>
@@ -10192,7 +13309,27 @@
                 <w:szCs w:val="16"/>
                 <w:lang w:val="en-US"/>
               </w:rPr>
-              <w:t>{%tr endfor %}</w:t>
+              <w:t xml:space="preserve">{%tr </w:t>
+            </w:r>
+            <w:proofErr w:type="spellStart"/>
+            <w:r>
+              <w:rPr>
+                <w:rFonts w:ascii="TimesNewRomanPSMT" w:hAnsi="TimesNewRomanPSMT" w:cs="TimesNewRomanPSMT"/>
+                <w:sz w:val="16"/>
+                <w:szCs w:val="16"/>
+                <w:lang w:val="en-US"/>
+              </w:rPr>
+              <w:t>endfor</w:t>
+            </w:r>
+            <w:proofErr w:type="spellEnd"/>
+            <w:r>
+              <w:rPr>
+                <w:rFonts w:ascii="TimesNewRomanPSMT" w:hAnsi="TimesNewRomanPSMT" w:cs="TimesNewRomanPSMT"/>
+                <w:sz w:val="16"/>
+                <w:szCs w:val="16"/>
+                <w:lang w:val="en-US"/>
+              </w:rPr>
+              <w:t xml:space="preserve"> %}</w:t>
             </w:r>
           </w:p>
         </w:tc>
@@ -10287,7 +13424,14 @@
         <w:rPr>
           <w:rFonts w:ascii="TimesNewRomanPSMT" w:hAnsi="TimesNewRomanPSMT" w:cs="TimesNewRomanPSMT"/>
         </w:rPr>
-        <w:t xml:space="preserve">Locaux commerciaux (nombre) :  </w:t>
+        <w:t xml:space="preserve">Locaux commerciaux (nombre) </w:t>
+      </w:r>
+      <w:proofErr w:type="gramStart"/>
+      <w:r>
+        <w:rPr>
+          <w:rFonts w:ascii="TimesNewRomanPSMT" w:hAnsi="TimesNewRomanPSMT" w:cs="TimesNewRomanPSMT"/>
+        </w:rPr>
+        <w:t xml:space="preserve">:  </w:t>
       </w:r>
       <w:bookmarkStart w:id="36" w:name="Commerce"/>
       <w:bookmarkEnd w:id="36"/>
@@ -10295,7 +13439,28 @@
         <w:rPr>
           <w:rFonts w:ascii="TimesNewRomanPSMT" w:hAnsi="TimesNewRomanPSMT" w:cs="TimesNewRomanPSMT"/>
         </w:rPr>
-        <w:t xml:space="preserve">{{ programme.nb_locaux_commerciaux </w:t>
+        <w:t>{</w:t>
+      </w:r>
+      <w:proofErr w:type="gramEnd"/>
+      <w:r>
+        <w:rPr>
+          <w:rFonts w:ascii="TimesNewRomanPSMT" w:hAnsi="TimesNewRomanPSMT" w:cs="TimesNewRomanPSMT"/>
+        </w:rPr>
+        <w:t xml:space="preserve">{ </w:t>
+      </w:r>
+      <w:proofErr w:type="spellStart"/>
+      <w:r>
+        <w:rPr>
+          <w:rFonts w:ascii="TimesNewRomanPSMT" w:hAnsi="TimesNewRomanPSMT" w:cs="TimesNewRomanPSMT"/>
+        </w:rPr>
+        <w:t>programme.nb_locaux_commerciaux</w:t>
+      </w:r>
+      <w:proofErr w:type="spellEnd"/>
+      <w:r>
+        <w:rPr>
+          <w:rFonts w:ascii="TimesNewRomanPSMT" w:hAnsi="TimesNewRomanPSMT" w:cs="TimesNewRomanPSMT"/>
+        </w:rPr>
+        <w:t xml:space="preserve"> </w:t>
       </w:r>
       <w:r>
         <w:rPr>
@@ -10330,11 +13495,33 @@
       </w:r>
       <w:bookmarkStart w:id="37" w:name="Bureau"/>
       <w:bookmarkEnd w:id="37"/>
-      <w:r>
-        <w:rPr>
-          <w:rFonts w:ascii="TimesNewRomanPSMT" w:hAnsi="TimesNewRomanPSMT" w:cs="TimesNewRomanPSMT"/>
-        </w:rPr>
-        <w:t xml:space="preserve">{{ programme.nb_bureaux </w:t>
+      <w:proofErr w:type="gramStart"/>
+      <w:r>
+        <w:rPr>
+          <w:rFonts w:ascii="TimesNewRomanPSMT" w:hAnsi="TimesNewRomanPSMT" w:cs="TimesNewRomanPSMT"/>
+        </w:rPr>
+        <w:t xml:space="preserve">{{ </w:t>
+      </w:r>
+      <w:proofErr w:type="spellStart"/>
+      <w:r>
+        <w:rPr>
+          <w:rFonts w:ascii="TimesNewRomanPSMT" w:hAnsi="TimesNewRomanPSMT" w:cs="TimesNewRomanPSMT"/>
+        </w:rPr>
+        <w:t>programme</w:t>
+      </w:r>
+      <w:proofErr w:type="gramEnd"/>
+      <w:r>
+        <w:rPr>
+          <w:rFonts w:ascii="TimesNewRomanPSMT" w:hAnsi="TimesNewRomanPSMT" w:cs="TimesNewRomanPSMT"/>
+        </w:rPr>
+        <w:t>.nb_bureaux</w:t>
+      </w:r>
+      <w:proofErr w:type="spellEnd"/>
+      <w:r>
+        <w:rPr>
+          <w:rFonts w:ascii="TimesNewRomanPSMT" w:hAnsi="TimesNewRomanPSMT" w:cs="TimesNewRomanPSMT"/>
+        </w:rPr>
+        <w:t xml:space="preserve"> </w:t>
       </w:r>
       <w:r>
         <w:rPr>
@@ -10378,11 +13565,33 @@
       </w:r>
       <w:bookmarkStart w:id="38" w:name="Autre"/>
       <w:bookmarkEnd w:id="38"/>
-      <w:r>
-        <w:rPr>
-          <w:rFonts w:ascii="TimesNewRomanPSMT" w:hAnsi="TimesNewRomanPSMT" w:cs="TimesNewRomanPSMT"/>
-        </w:rPr>
-        <w:t xml:space="preserve">{{ programme.autre_locaux_hors_convention </w:t>
+      <w:proofErr w:type="gramStart"/>
+      <w:r>
+        <w:rPr>
+          <w:rFonts w:ascii="TimesNewRomanPSMT" w:hAnsi="TimesNewRomanPSMT" w:cs="TimesNewRomanPSMT"/>
+        </w:rPr>
+        <w:t xml:space="preserve">{{ </w:t>
+      </w:r>
+      <w:proofErr w:type="spellStart"/>
+      <w:r>
+        <w:rPr>
+          <w:rFonts w:ascii="TimesNewRomanPSMT" w:hAnsi="TimesNewRomanPSMT" w:cs="TimesNewRomanPSMT"/>
+        </w:rPr>
+        <w:t>programme</w:t>
+      </w:r>
+      <w:proofErr w:type="gramEnd"/>
+      <w:r>
+        <w:rPr>
+          <w:rFonts w:ascii="TimesNewRomanPSMT" w:hAnsi="TimesNewRomanPSMT" w:cs="TimesNewRomanPSMT"/>
+        </w:rPr>
+        <w:t>.autre_locaux_hors_convention</w:t>
+      </w:r>
+      <w:proofErr w:type="spellEnd"/>
+      <w:r>
+        <w:rPr>
+          <w:rFonts w:ascii="TimesNewRomanPSMT" w:hAnsi="TimesNewRomanPSMT" w:cs="TimesNewRomanPSMT"/>
+        </w:rPr>
+        <w:t xml:space="preserve"> </w:t>
       </w:r>
       <w:r>
         <w:rPr>
@@ -10455,25 +13664,61 @@
       </w:r>
       <w:bookmarkStart w:id="39" w:name="Vendeur"/>
       <w:bookmarkEnd w:id="39"/>
-      <w:r>
-        <w:rPr>
-          <w:rFonts w:ascii="TimesNewRomanPSMT" w:hAnsi="TimesNewRomanPSMT" w:cs="TimesNewRomanPSMT"/>
-        </w:rPr>
-        <w:t>{{ programme.vendeur_text()  }}</w:t>
-      </w:r>
-    </w:p>
-    <w:p>
-      <w:pPr>
-        <w:jc w:val="both"/>
-        <w:rPr>
-          <w:rFonts w:ascii="TimesNewRomanPSMT" w:hAnsi="TimesNewRomanPSMT" w:cs="TimesNewRomanPSMT"/>
-        </w:rPr>
-      </w:pPr>
-      <w:r>
-        <w:rPr>
-          <w:rFonts w:ascii="TimesNewRomanPSMT" w:hAnsi="TimesNewRomanPSMT" w:cs="TimesNewRomanPSMT"/>
-        </w:rPr>
-        <w:t>{% for image in vendeur_images %}</w:t>
+      <w:proofErr w:type="gramStart"/>
+      <w:r>
+        <w:rPr>
+          <w:rFonts w:ascii="TimesNewRomanPSMT" w:hAnsi="TimesNewRomanPSMT" w:cs="TimesNewRomanPSMT"/>
+        </w:rPr>
+        <w:t xml:space="preserve">{{ </w:t>
+      </w:r>
+      <w:proofErr w:type="spellStart"/>
+      <w:r>
+        <w:rPr>
+          <w:rFonts w:ascii="TimesNewRomanPSMT" w:hAnsi="TimesNewRomanPSMT" w:cs="TimesNewRomanPSMT"/>
+        </w:rPr>
+        <w:t>programme</w:t>
+      </w:r>
+      <w:proofErr w:type="gramEnd"/>
+      <w:r>
+        <w:rPr>
+          <w:rFonts w:ascii="TimesNewRomanPSMT" w:hAnsi="TimesNewRomanPSMT" w:cs="TimesNewRomanPSMT"/>
+        </w:rPr>
+        <w:t>.vendeur_text</w:t>
+      </w:r>
+      <w:proofErr w:type="spellEnd"/>
+      <w:r>
+        <w:rPr>
+          <w:rFonts w:ascii="TimesNewRomanPSMT" w:hAnsi="TimesNewRomanPSMT" w:cs="TimesNewRomanPSMT"/>
+        </w:rPr>
+        <w:t>()  }}</w:t>
+      </w:r>
+    </w:p>
+    <w:p>
+      <w:pPr>
+        <w:jc w:val="both"/>
+        <w:rPr>
+          <w:rFonts w:ascii="TimesNewRomanPSMT" w:hAnsi="TimesNewRomanPSMT" w:cs="TimesNewRomanPSMT"/>
+        </w:rPr>
+      </w:pPr>
+      <w:r>
+        <w:rPr>
+          <w:rFonts w:ascii="TimesNewRomanPSMT" w:hAnsi="TimesNewRomanPSMT" w:cs="TimesNewRomanPSMT"/>
+        </w:rPr>
+        <w:t xml:space="preserve">{% for image in </w:t>
+      </w:r>
+      <w:proofErr w:type="spellStart"/>
+      <w:r>
+        <w:rPr>
+          <w:rFonts w:ascii="TimesNewRomanPSMT" w:hAnsi="TimesNewRomanPSMT" w:cs="TimesNewRomanPSMT"/>
+        </w:rPr>
+        <w:t>vendeur_images</w:t>
+      </w:r>
+      <w:proofErr w:type="spellEnd"/>
+      <w:r>
+        <w:rPr>
+          <w:rFonts w:ascii="TimesNewRomanPSMT" w:hAnsi="TimesNewRomanPSMT" w:cs="TimesNewRomanPSMT"/>
+        </w:rPr>
+        <w:t xml:space="preserve"> %}</w:t>
       </w:r>
     </w:p>
     <w:p>
@@ -10509,7 +13754,21 @@
         <w:rPr>
           <w:rFonts w:ascii="TimesNewRomanPSMT" w:hAnsi="TimesNewRomanPSMT" w:cs="TimesNewRomanPSMT"/>
         </w:rPr>
-        <w:t>{% endfor %}</w:t>
+        <w:t xml:space="preserve">{% </w:t>
+      </w:r>
+      <w:proofErr w:type="spellStart"/>
+      <w:r>
+        <w:rPr>
+          <w:rFonts w:ascii="TimesNewRomanPSMT" w:hAnsi="TimesNewRomanPSMT" w:cs="TimesNewRomanPSMT"/>
+        </w:rPr>
+        <w:t>endfor</w:t>
+      </w:r>
+      <w:proofErr w:type="spellEnd"/>
+      <w:r>
+        <w:rPr>
+          <w:rFonts w:ascii="TimesNewRomanPSMT" w:hAnsi="TimesNewRomanPSMT" w:cs="TimesNewRomanPSMT"/>
+        </w:rPr>
+        <w:t xml:space="preserve"> %}</w:t>
       </w:r>
     </w:p>
     <w:p>
@@ -10539,11 +13798,26 @@
       </w:r>
       <w:bookmarkStart w:id="40" w:name="Acquereur"/>
       <w:bookmarkEnd w:id="40"/>
-      <w:r>
-        <w:rPr>
-          <w:rFonts w:ascii="TimesNewRomanPSMT" w:hAnsi="TimesNewRomanPSMT" w:cs="TimesNewRomanPSMT"/>
-        </w:rPr>
-        <w:t>{{ programme.acquereu</w:t>
+      <w:proofErr w:type="gramStart"/>
+      <w:r>
+        <w:rPr>
+          <w:rFonts w:ascii="TimesNewRomanPSMT" w:hAnsi="TimesNewRomanPSMT" w:cs="TimesNewRomanPSMT"/>
+        </w:rPr>
+        <w:t xml:space="preserve">{{ </w:t>
+      </w:r>
+      <w:proofErr w:type="spellStart"/>
+      <w:r>
+        <w:rPr>
+          <w:rFonts w:ascii="TimesNewRomanPSMT" w:hAnsi="TimesNewRomanPSMT" w:cs="TimesNewRomanPSMT"/>
+        </w:rPr>
+        <w:t>programme</w:t>
+      </w:r>
+      <w:proofErr w:type="gramEnd"/>
+      <w:r>
+        <w:rPr>
+          <w:rFonts w:ascii="TimesNewRomanPSMT" w:hAnsi="TimesNewRomanPSMT" w:cs="TimesNewRomanPSMT"/>
+        </w:rPr>
+        <w:t>.acquereu</w:t>
       </w:r>
       <w:r>
         <w:rPr>
@@ -10555,7 +13829,14 @@
         <w:rPr>
           <w:rFonts w:ascii="TimesNewRomanPSMT" w:hAnsi="TimesNewRomanPSMT" w:cs="TimesNewRomanPSMT"/>
         </w:rPr>
-        <w:t>_text()</w:t>
+        <w:t>_text</w:t>
+      </w:r>
+      <w:proofErr w:type="spellEnd"/>
+      <w:r>
+        <w:rPr>
+          <w:rFonts w:ascii="TimesNewRomanPSMT" w:hAnsi="TimesNewRomanPSMT" w:cs="TimesNewRomanPSMT"/>
+        </w:rPr>
+        <w:t>()</w:t>
       </w:r>
       <w:r>
         <w:rPr>
@@ -10581,7 +13862,21 @@
         <w:rPr>
           <w:rFonts w:ascii="TimesNewRomanPSMT" w:hAnsi="TimesNewRomanPSMT" w:cs="TimesNewRomanPSMT"/>
         </w:rPr>
-        <w:t>{% for image in acquereur_images %}</w:t>
+        <w:t xml:space="preserve">{% for image in </w:t>
+      </w:r>
+      <w:proofErr w:type="spellStart"/>
+      <w:r>
+        <w:rPr>
+          <w:rFonts w:ascii="TimesNewRomanPSMT" w:hAnsi="TimesNewRomanPSMT" w:cs="TimesNewRomanPSMT"/>
+        </w:rPr>
+        <w:t>acquereur_images</w:t>
+      </w:r>
+      <w:proofErr w:type="spellEnd"/>
+      <w:r>
+        <w:rPr>
+          <w:rFonts w:ascii="TimesNewRomanPSMT" w:hAnsi="TimesNewRomanPSMT" w:cs="TimesNewRomanPSMT"/>
+        </w:rPr>
+        <w:t xml:space="preserve"> %}</w:t>
       </w:r>
     </w:p>
     <w:p>
@@ -10617,7 +13912,21 @@
         <w:rPr>
           <w:rFonts w:ascii="TimesNewRomanPSMT" w:hAnsi="TimesNewRomanPSMT" w:cs="TimesNewRomanPSMT"/>
         </w:rPr>
-        <w:t>{% endfor %}</w:t>
+        <w:t xml:space="preserve">{% </w:t>
+      </w:r>
+      <w:proofErr w:type="spellStart"/>
+      <w:r>
+        <w:rPr>
+          <w:rFonts w:ascii="TimesNewRomanPSMT" w:hAnsi="TimesNewRomanPSMT" w:cs="TimesNewRomanPSMT"/>
+        </w:rPr>
+        <w:t>endfor</w:t>
+      </w:r>
+      <w:proofErr w:type="spellEnd"/>
+      <w:r>
+        <w:rPr>
+          <w:rFonts w:ascii="TimesNewRomanPSMT" w:hAnsi="TimesNewRomanPSMT" w:cs="TimesNewRomanPSMT"/>
+        </w:rPr>
+        <w:t xml:space="preserve"> %}</w:t>
       </w:r>
     </w:p>
     <w:p>
@@ -10629,17 +13938,26 @@
       </w:r>
       <w:bookmarkStart w:id="41" w:name="ActeNotaire"/>
       <w:bookmarkEnd w:id="41"/>
+      <w:proofErr w:type="gramStart"/>
       <w:r>
         <w:rPr>
           <w:rFonts w:ascii="TimesNewRomanPSMT" w:hAnsi="TimesNewRomanPSMT" w:cs="TimesNewRomanPSMT"/>
         </w:rPr>
         <w:t xml:space="preserve">{{ </w:t>
       </w:r>
-      <w:r>
-        <w:rPr>
-          <w:rFonts w:ascii="TimesNewRomanPSMT" w:hAnsi="TimesNewRomanPSMT" w:cs="TimesNewRomanPSMT"/>
-        </w:rPr>
-        <w:t>programme.date_</w:t>
+      <w:proofErr w:type="spellStart"/>
+      <w:r>
+        <w:rPr>
+          <w:rFonts w:ascii="TimesNewRomanPSMT" w:hAnsi="TimesNewRomanPSMT" w:cs="TimesNewRomanPSMT"/>
+        </w:rPr>
+        <w:t>programme</w:t>
+      </w:r>
+      <w:proofErr w:type="gramEnd"/>
+      <w:r>
+        <w:rPr>
+          <w:rFonts w:ascii="TimesNewRomanPSMT" w:hAnsi="TimesNewRomanPSMT" w:cs="TimesNewRomanPSMT"/>
+        </w:rPr>
+        <w:t>.date_</w:t>
       </w:r>
       <w:r>
         <w:rPr>
@@ -10653,6 +13971,7 @@
         </w:rPr>
         <w:t>|d</w:t>
       </w:r>
+      <w:proofErr w:type="spellEnd"/>
       <w:r>
         <w:rPr>
           <w:rFonts w:ascii="TimesNewRomanPSMT" w:hAnsi="TimesNewRomanPSMT" w:cs="TimesNewRomanPSMT"/>
@@ -10674,17 +13993,39 @@
       </w:r>
       <w:bookmarkStart w:id="42" w:name="Notaire"/>
       <w:bookmarkEnd w:id="42"/>
-      <w:r>
-        <w:rPr>
-          <w:rFonts w:ascii="TimesNewRomanPSMT" w:hAnsi="TimesNewRomanPSMT" w:cs="TimesNewRomanPSMT"/>
-        </w:rPr>
-        <w:t>{{ programme.reference_notaire</w:t>
-      </w:r>
-      <w:r>
-        <w:rPr>
-          <w:rFonts w:ascii="TimesNewRomanPSMT" w:hAnsi="TimesNewRomanPSMT" w:cs="TimesNewRomanPSMT"/>
-        </w:rPr>
-        <w:t>_text()</w:t>
+      <w:proofErr w:type="gramStart"/>
+      <w:r>
+        <w:rPr>
+          <w:rFonts w:ascii="TimesNewRomanPSMT" w:hAnsi="TimesNewRomanPSMT" w:cs="TimesNewRomanPSMT"/>
+        </w:rPr>
+        <w:t xml:space="preserve">{{ </w:t>
+      </w:r>
+      <w:proofErr w:type="spellStart"/>
+      <w:r>
+        <w:rPr>
+          <w:rFonts w:ascii="TimesNewRomanPSMT" w:hAnsi="TimesNewRomanPSMT" w:cs="TimesNewRomanPSMT"/>
+        </w:rPr>
+        <w:t>programme</w:t>
+      </w:r>
+      <w:proofErr w:type="gramEnd"/>
+      <w:r>
+        <w:rPr>
+          <w:rFonts w:ascii="TimesNewRomanPSMT" w:hAnsi="TimesNewRomanPSMT" w:cs="TimesNewRomanPSMT"/>
+        </w:rPr>
+        <w:t>.reference_notaire</w:t>
+      </w:r>
+      <w:r>
+        <w:rPr>
+          <w:rFonts w:ascii="TimesNewRomanPSMT" w:hAnsi="TimesNewRomanPSMT" w:cs="TimesNewRomanPSMT"/>
+        </w:rPr>
+        <w:t>_text</w:t>
+      </w:r>
+      <w:proofErr w:type="spellEnd"/>
+      <w:r>
+        <w:rPr>
+          <w:rFonts w:ascii="TimesNewRomanPSMT" w:hAnsi="TimesNewRomanPSMT" w:cs="TimesNewRomanPSMT"/>
+        </w:rPr>
+        <w:t>()</w:t>
       </w:r>
       <w:r>
         <w:rPr>
@@ -10718,6 +14059,7 @@
         </w:rPr>
         <w:t xml:space="preserve">{% for image in </w:t>
       </w:r>
+      <w:proofErr w:type="spellStart"/>
       <w:r>
         <w:rPr>
           <w:rFonts w:ascii="TimesNewRomanPSMT" w:hAnsi="TimesNewRomanPSMT" w:cs="TimesNewRomanPSMT"/>
@@ -10728,7 +14070,14 @@
         <w:rPr>
           <w:rFonts w:ascii="TimesNewRomanPSMT" w:hAnsi="TimesNewRomanPSMT" w:cs="TimesNewRomanPSMT"/>
         </w:rPr>
-        <w:t>_images %}</w:t>
+        <w:t>_images</w:t>
+      </w:r>
+      <w:proofErr w:type="spellEnd"/>
+      <w:r>
+        <w:rPr>
+          <w:rFonts w:ascii="TimesNewRomanPSMT" w:hAnsi="TimesNewRomanPSMT" w:cs="TimesNewRomanPSMT"/>
+        </w:rPr>
+        <w:t xml:space="preserve"> %}</w:t>
       </w:r>
     </w:p>
     <w:p>
@@ -10764,7 +14113,21 @@
         <w:rPr>
           <w:rFonts w:ascii="TimesNewRomanPSMT" w:hAnsi="TimesNewRomanPSMT" w:cs="TimesNewRomanPSMT"/>
         </w:rPr>
-        <w:t>{% endfor %}</w:t>
+        <w:t xml:space="preserve">{% </w:t>
+      </w:r>
+      <w:proofErr w:type="spellStart"/>
+      <w:r>
+        <w:rPr>
+          <w:rFonts w:ascii="TimesNewRomanPSMT" w:hAnsi="TimesNewRomanPSMT" w:cs="TimesNewRomanPSMT"/>
+        </w:rPr>
+        <w:t>endfor</w:t>
+      </w:r>
+      <w:proofErr w:type="spellEnd"/>
+      <w:r>
+        <w:rPr>
+          <w:rFonts w:ascii="TimesNewRomanPSMT" w:hAnsi="TimesNewRomanPSMT" w:cs="TimesNewRomanPSMT"/>
+        </w:rPr>
+        <w:t xml:space="preserve"> %}</w:t>
       </w:r>
     </w:p>
     <w:p>
@@ -10776,17 +14139,39 @@
       </w:r>
       <w:bookmarkStart w:id="43" w:name="Refpublic"/>
       <w:bookmarkEnd w:id="43"/>
-      <w:r>
-        <w:rPr>
-          <w:rFonts w:ascii="TimesNewRomanPSMT" w:hAnsi="TimesNewRomanPSMT" w:cs="TimesNewRomanPSMT"/>
-        </w:rPr>
-        <w:t>{{ programme.reference_publication_acte</w:t>
-      </w:r>
-      <w:r>
-        <w:rPr>
-          <w:rFonts w:ascii="TimesNewRomanPSMT" w:hAnsi="TimesNewRomanPSMT" w:cs="TimesNewRomanPSMT"/>
-        </w:rPr>
-        <w:t>_text()</w:t>
+      <w:proofErr w:type="gramStart"/>
+      <w:r>
+        <w:rPr>
+          <w:rFonts w:ascii="TimesNewRomanPSMT" w:hAnsi="TimesNewRomanPSMT" w:cs="TimesNewRomanPSMT"/>
+        </w:rPr>
+        <w:t xml:space="preserve">{{ </w:t>
+      </w:r>
+      <w:proofErr w:type="spellStart"/>
+      <w:r>
+        <w:rPr>
+          <w:rFonts w:ascii="TimesNewRomanPSMT" w:hAnsi="TimesNewRomanPSMT" w:cs="TimesNewRomanPSMT"/>
+        </w:rPr>
+        <w:t>programme</w:t>
+      </w:r>
+      <w:proofErr w:type="gramEnd"/>
+      <w:r>
+        <w:rPr>
+          <w:rFonts w:ascii="TimesNewRomanPSMT" w:hAnsi="TimesNewRomanPSMT" w:cs="TimesNewRomanPSMT"/>
+        </w:rPr>
+        <w:t>.reference_publication_acte</w:t>
+      </w:r>
+      <w:r>
+        <w:rPr>
+          <w:rFonts w:ascii="TimesNewRomanPSMT" w:hAnsi="TimesNewRomanPSMT" w:cs="TimesNewRomanPSMT"/>
+        </w:rPr>
+        <w:t>_text</w:t>
+      </w:r>
+      <w:proofErr w:type="spellEnd"/>
+      <w:r>
+        <w:rPr>
+          <w:rFonts w:ascii="TimesNewRomanPSMT" w:hAnsi="TimesNewRomanPSMT" w:cs="TimesNewRomanPSMT"/>
+        </w:rPr>
+        <w:t>()</w:t>
       </w:r>
       <w:r>
         <w:rPr>
@@ -10814,19 +14199,30 @@
         </w:rPr>
         <w:t xml:space="preserve">{% for image in </w:t>
       </w:r>
+      <w:proofErr w:type="spellStart"/>
       <w:r>
         <w:rPr>
           <w:rFonts w:ascii="TimesNewRomanPSMT" w:hAnsi="TimesNewRomanPSMT" w:cs="TimesNewRomanPSMT"/>
         </w:rPr>
         <w:t>reference_publication</w:t>
       </w:r>
+      <w:proofErr w:type="spellEnd"/>
       <w:r>
         <w:rPr>
           <w:rFonts w:ascii="TimesNewRomanPSMT" w:hAnsi="TimesNewRomanPSMT" w:cs="TimesNewRomanPSMT"/>
           <w:lang w:val="en-US"/>
         </w:rPr>
-        <w:t>_acte</w:t>
-      </w:r>
+        <w:t>_</w:t>
+      </w:r>
+      <w:proofErr w:type="spellStart"/>
+      <w:r>
+        <w:rPr>
+          <w:rFonts w:ascii="TimesNewRomanPSMT" w:hAnsi="TimesNewRomanPSMT" w:cs="TimesNewRomanPSMT"/>
+          <w:lang w:val="en-US"/>
+        </w:rPr>
+        <w:t>acte</w:t>
+      </w:r>
+      <w:proofErr w:type="spellEnd"/>
       <w:r>
         <w:rPr>
           <w:rFonts w:ascii="TimesNewRomanPSMT" w:hAnsi="TimesNewRomanPSMT" w:cs="TimesNewRomanPSMT"/>
@@ -10867,7 +14263,21 @@
         <w:rPr>
           <w:rFonts w:ascii="TimesNewRomanPSMT" w:hAnsi="TimesNewRomanPSMT" w:cs="TimesNewRomanPSMT"/>
         </w:rPr>
-        <w:t>{% endfor %}</w:t>
+        <w:t xml:space="preserve">{% </w:t>
+      </w:r>
+      <w:proofErr w:type="spellStart"/>
+      <w:r>
+        <w:rPr>
+          <w:rFonts w:ascii="TimesNewRomanPSMT" w:hAnsi="TimesNewRomanPSMT" w:cs="TimesNewRomanPSMT"/>
+        </w:rPr>
+        <w:t>endfor</w:t>
+      </w:r>
+      <w:proofErr w:type="spellEnd"/>
+      <w:r>
+        <w:rPr>
+          <w:rFonts w:ascii="TimesNewRomanPSMT" w:hAnsi="TimesNewRomanPSMT" w:cs="TimesNewRomanPSMT"/>
+        </w:rPr>
+        <w:t xml:space="preserve"> %}</w:t>
       </w:r>
     </w:p>
     <w:p>
@@ -10904,11 +14314,33 @@
       </w:r>
       <w:bookmarkStart w:id="44" w:name="PC"/>
       <w:bookmarkEnd w:id="44"/>
-      <w:r>
-        <w:rPr>
-          <w:rFonts w:ascii="TimesNewRomanPSMT" w:hAnsi="TimesNewRomanPSMT" w:cs="TimesNewRomanPSMT"/>
-        </w:rPr>
-        <w:t xml:space="preserve">{{ programme.permis_construire </w:t>
+      <w:proofErr w:type="gramStart"/>
+      <w:r>
+        <w:rPr>
+          <w:rFonts w:ascii="TimesNewRomanPSMT" w:hAnsi="TimesNewRomanPSMT" w:cs="TimesNewRomanPSMT"/>
+        </w:rPr>
+        <w:t xml:space="preserve">{{ </w:t>
+      </w:r>
+      <w:proofErr w:type="spellStart"/>
+      <w:r>
+        <w:rPr>
+          <w:rFonts w:ascii="TimesNewRomanPSMT" w:hAnsi="TimesNewRomanPSMT" w:cs="TimesNewRomanPSMT"/>
+        </w:rPr>
+        <w:t>programme</w:t>
+      </w:r>
+      <w:proofErr w:type="gramEnd"/>
+      <w:r>
+        <w:rPr>
+          <w:rFonts w:ascii="TimesNewRomanPSMT" w:hAnsi="TimesNewRomanPSMT" w:cs="TimesNewRomanPSMT"/>
+        </w:rPr>
+        <w:t>.permis_construire</w:t>
+      </w:r>
+      <w:proofErr w:type="spellEnd"/>
+      <w:r>
+        <w:rPr>
+          <w:rFonts w:ascii="TimesNewRomanPSMT" w:hAnsi="TimesNewRomanPSMT" w:cs="TimesNewRomanPSMT"/>
+        </w:rPr>
+        <w:t xml:space="preserve"> </w:t>
       </w:r>
       <w:r>
         <w:rPr>
@@ -10941,11 +14373,26 @@
         </w:rPr>
         <w:t xml:space="preserve">5.2. Date prévisible ou effective d'achèvement des travaux de construction ou d'amélioration : </w:t>
       </w:r>
-      <w:r>
-        <w:rPr>
-          <w:rFonts w:ascii="TimesNewRomanPSMT" w:hAnsi="TimesNewRomanPSMT" w:cs="TimesNewRomanPSMT"/>
-        </w:rPr>
-        <w:t>{{ programme.date_achevement_</w:t>
+      <w:proofErr w:type="gramStart"/>
+      <w:r>
+        <w:rPr>
+          <w:rFonts w:ascii="TimesNewRomanPSMT" w:hAnsi="TimesNewRomanPSMT" w:cs="TimesNewRomanPSMT"/>
+        </w:rPr>
+        <w:t xml:space="preserve">{{ </w:t>
+      </w:r>
+      <w:proofErr w:type="spellStart"/>
+      <w:r>
+        <w:rPr>
+          <w:rFonts w:ascii="TimesNewRomanPSMT" w:hAnsi="TimesNewRomanPSMT" w:cs="TimesNewRomanPSMT"/>
+        </w:rPr>
+        <w:t>programme</w:t>
+      </w:r>
+      <w:proofErr w:type="gramEnd"/>
+      <w:r>
+        <w:rPr>
+          <w:rFonts w:ascii="TimesNewRomanPSMT" w:hAnsi="TimesNewRomanPSMT" w:cs="TimesNewRomanPSMT"/>
+        </w:rPr>
+        <w:t>.date_achevement_</w:t>
       </w:r>
       <w:r>
         <w:rPr>
@@ -10959,6 +14406,7 @@
         </w:rPr>
         <w:t>|d</w:t>
       </w:r>
+      <w:proofErr w:type="spellEnd"/>
       <w:r>
         <w:rPr>
           <w:rFonts w:ascii="TimesNewRomanPSMT" w:hAnsi="TimesNewRomanPSMT" w:cs="TimesNewRomanPSMT"/>
@@ -10986,17 +14434,26 @@
       </w:r>
       <w:bookmarkStart w:id="45" w:name="Achat"/>
       <w:bookmarkEnd w:id="45"/>
+      <w:proofErr w:type="gramStart"/>
       <w:r>
         <w:rPr>
           <w:rFonts w:ascii="TimesNewRomanPSMT" w:hAnsi="TimesNewRomanPSMT" w:cs="TimesNewRomanPSMT"/>
         </w:rPr>
         <w:t xml:space="preserve">{{ </w:t>
       </w:r>
-      <w:r>
-        <w:rPr>
-          <w:rFonts w:ascii="TimesNewRomanPSMT" w:hAnsi="TimesNewRomanPSMT" w:cs="TimesNewRomanPSMT"/>
-        </w:rPr>
-        <w:t>programme.</w:t>
+      <w:proofErr w:type="spellStart"/>
+      <w:r>
+        <w:rPr>
+          <w:rFonts w:ascii="TimesNewRomanPSMT" w:hAnsi="TimesNewRomanPSMT" w:cs="TimesNewRomanPSMT"/>
+        </w:rPr>
+        <w:t>programme</w:t>
+      </w:r>
+      <w:proofErr w:type="gramEnd"/>
+      <w:r>
+        <w:rPr>
+          <w:rFonts w:ascii="TimesNewRomanPSMT" w:hAnsi="TimesNewRomanPSMT" w:cs="TimesNewRomanPSMT"/>
+        </w:rPr>
+        <w:t>.</w:t>
       </w:r>
       <w:r>
         <w:rPr>
@@ -11022,6 +14479,7 @@
         </w:rPr>
         <w:t>|d</w:t>
       </w:r>
+      <w:proofErr w:type="spellEnd"/>
       <w:r>
         <w:rPr>
           <w:rFonts w:ascii="TimesNewRomanPSMT" w:hAnsi="TimesNewRomanPSMT" w:cs="TimesNewRomanPSMT"/>
@@ -11070,7 +14528,29 @@
         <w:rPr>
           <w:rFonts w:ascii="TimesNewRomanPSMT" w:hAnsi="TimesNewRomanPSMT" w:cs="TimesNewRomanPSMT"/>
         </w:rPr>
-        <w:t>{% if prets_cdc.count() %}</w:t>
+        <w:t xml:space="preserve">{% if </w:t>
+      </w:r>
+      <w:proofErr w:type="spellStart"/>
+      <w:r>
+        <w:rPr>
+          <w:rFonts w:ascii="TimesNewRomanPSMT" w:hAnsi="TimesNewRomanPSMT" w:cs="TimesNewRomanPSMT"/>
+        </w:rPr>
+        <w:t>prets_</w:t>
+      </w:r>
+      <w:proofErr w:type="gramStart"/>
+      <w:r>
+        <w:rPr>
+          <w:rFonts w:ascii="TimesNewRomanPSMT" w:hAnsi="TimesNewRomanPSMT" w:cs="TimesNewRomanPSMT"/>
+        </w:rPr>
+        <w:t>cdc.count</w:t>
+      </w:r>
+      <w:proofErr w:type="spellEnd"/>
+      <w:proofErr w:type="gramEnd"/>
+      <w:r>
+        <w:rPr>
+          <w:rFonts w:ascii="TimesNewRomanPSMT" w:hAnsi="TimesNewRomanPSMT" w:cs="TimesNewRomanPSMT"/>
+        </w:rPr>
+        <w:t>() %}</w:t>
       </w:r>
       <w:r>
         <w:rPr>
@@ -11090,7 +14570,21 @@
         <w:rPr>
           <w:rFonts w:ascii="TimesNewRomanPSMT" w:hAnsi="TimesNewRomanPSMT" w:cs="TimesNewRomanPSMT"/>
         </w:rPr>
-        <w:t>{% for p in prets_cdc %}</w:t>
+        <w:t xml:space="preserve">{% for p in </w:t>
+      </w:r>
+      <w:proofErr w:type="spellStart"/>
+      <w:r>
+        <w:rPr>
+          <w:rFonts w:ascii="TimesNewRomanPSMT" w:hAnsi="TimesNewRomanPSMT" w:cs="TimesNewRomanPSMT"/>
+        </w:rPr>
+        <w:t>prets_cdc</w:t>
+      </w:r>
+      <w:proofErr w:type="spellEnd"/>
+      <w:r>
+        <w:rPr>
+          <w:rFonts w:ascii="TimesNewRomanPSMT" w:hAnsi="TimesNewRomanPSMT" w:cs="TimesNewRomanPSMT"/>
+        </w:rPr>
+        <w:t xml:space="preserve"> %}</w:t>
       </w:r>
     </w:p>
     <w:p>
@@ -11109,7 +14603,29 @@
         <w:rPr>
           <w:rFonts w:ascii="TimesNewRomanPSMT" w:hAnsi="TimesNewRomanPSMT" w:cs="TimesNewRomanPSMT"/>
         </w:rPr>
-        <w:t>Numéro : {{ p.n }}</w:t>
+        <w:t xml:space="preserve">Numéro : </w:t>
+      </w:r>
+      <w:proofErr w:type="gramStart"/>
+      <w:r>
+        <w:rPr>
+          <w:rFonts w:ascii="TimesNewRomanPSMT" w:hAnsi="TimesNewRomanPSMT" w:cs="TimesNewRomanPSMT"/>
+        </w:rPr>
+        <w:t xml:space="preserve">{{ </w:t>
+      </w:r>
+      <w:proofErr w:type="spellStart"/>
+      <w:r>
+        <w:rPr>
+          <w:rFonts w:ascii="TimesNewRomanPSMT" w:hAnsi="TimesNewRomanPSMT" w:cs="TimesNewRomanPSMT"/>
+        </w:rPr>
+        <w:t>p.n</w:t>
+      </w:r>
+      <w:proofErr w:type="spellEnd"/>
+      <w:proofErr w:type="gramEnd"/>
+      <w:r>
+        <w:rPr>
+          <w:rFonts w:ascii="TimesNewRomanPSMT" w:hAnsi="TimesNewRomanPSMT" w:cs="TimesNewRomanPSMT"/>
+        </w:rPr>
+        <w:t xml:space="preserve"> }}</w:t>
       </w:r>
     </w:p>
     <w:p>
@@ -11128,7 +14644,35 @@
         <w:rPr>
           <w:rFonts w:ascii="TimesNewRomanPSMT" w:hAnsi="TimesNewRomanPSMT" w:cs="TimesNewRomanPSMT"/>
         </w:rPr>
-        <w:t>Date d’octroi : {{ p.do|sd }}</w:t>
+        <w:t xml:space="preserve">Date d’octroi : </w:t>
+      </w:r>
+      <w:proofErr w:type="gramStart"/>
+      <w:r>
+        <w:rPr>
+          <w:rFonts w:ascii="TimesNewRomanPSMT" w:hAnsi="TimesNewRomanPSMT" w:cs="TimesNewRomanPSMT"/>
+        </w:rPr>
+        <w:t xml:space="preserve">{{ </w:t>
+      </w:r>
+      <w:proofErr w:type="spellStart"/>
+      <w:r>
+        <w:rPr>
+          <w:rFonts w:ascii="TimesNewRomanPSMT" w:hAnsi="TimesNewRomanPSMT" w:cs="TimesNewRomanPSMT"/>
+        </w:rPr>
+        <w:t>p</w:t>
+      </w:r>
+      <w:proofErr w:type="gramEnd"/>
+      <w:r>
+        <w:rPr>
+          <w:rFonts w:ascii="TimesNewRomanPSMT" w:hAnsi="TimesNewRomanPSMT" w:cs="TimesNewRomanPSMT"/>
+        </w:rPr>
+        <w:t>.do|sd</w:t>
+      </w:r>
+      <w:proofErr w:type="spellEnd"/>
+      <w:r>
+        <w:rPr>
+          <w:rFonts w:ascii="TimesNewRomanPSMT" w:hAnsi="TimesNewRomanPSMT" w:cs="TimesNewRomanPSMT"/>
+        </w:rPr>
+        <w:t xml:space="preserve"> }}</w:t>
       </w:r>
     </w:p>
     <w:p>
@@ -11143,11 +14687,26 @@
           <w:rFonts w:ascii="TimesNewRomanPSMT" w:hAnsi="TimesNewRomanPSMT" w:cs="TimesNewRomanPSMT"/>
         </w:rPr>
       </w:pPr>
-      <w:r>
-        <w:rPr>
-          <w:rFonts w:ascii="TimesNewRomanPSMT" w:hAnsi="TimesNewRomanPSMT" w:cs="TimesNewRomanPSMT"/>
-        </w:rPr>
-        <w:t>Durée: {{ p</w:t>
+      <w:proofErr w:type="gramStart"/>
+      <w:r>
+        <w:rPr>
+          <w:rFonts w:ascii="TimesNewRomanPSMT" w:hAnsi="TimesNewRomanPSMT" w:cs="TimesNewRomanPSMT"/>
+        </w:rPr>
+        <w:t>Durée:</w:t>
+      </w:r>
+      <w:proofErr w:type="gramEnd"/>
+      <w:r>
+        <w:rPr>
+          <w:rFonts w:ascii="TimesNewRomanPSMT" w:hAnsi="TimesNewRomanPSMT" w:cs="TimesNewRomanPSMT"/>
+        </w:rPr>
+        <w:t xml:space="preserve"> {{ </w:t>
+      </w:r>
+      <w:proofErr w:type="spellStart"/>
+      <w:r>
+        <w:rPr>
+          <w:rFonts w:ascii="TimesNewRomanPSMT" w:hAnsi="TimesNewRomanPSMT" w:cs="TimesNewRomanPSMT"/>
+        </w:rPr>
+        <w:t>p</w:t>
       </w:r>
       <w:r>
         <w:rPr>
@@ -11155,6 +14714,7 @@
         </w:rPr>
         <w:t>.d</w:t>
       </w:r>
+      <w:proofErr w:type="spellEnd"/>
       <w:r>
         <w:rPr>
           <w:rFonts w:ascii="TimesNewRomanPSMT" w:hAnsi="TimesNewRomanPSMT" w:cs="TimesNewRomanPSMT"/>
@@ -11171,7 +14731,21 @@
         <w:rPr>
           <w:rFonts w:ascii="TimesNewRomanPSMT" w:hAnsi="TimesNewRomanPSMT" w:cs="TimesNewRomanPSMT"/>
         </w:rPr>
-        <w:t>{{ p.d|pl }}</w:t>
+        <w:t xml:space="preserve">{{ </w:t>
+      </w:r>
+      <w:proofErr w:type="spellStart"/>
+      <w:r>
+        <w:rPr>
+          <w:rFonts w:ascii="TimesNewRomanPSMT" w:hAnsi="TimesNewRomanPSMT" w:cs="TimesNewRomanPSMT"/>
+        </w:rPr>
+        <w:t>p.d|pl</w:t>
+      </w:r>
+      <w:proofErr w:type="spellEnd"/>
+      <w:r>
+        <w:rPr>
+          <w:rFonts w:ascii="TimesNewRomanPSMT" w:hAnsi="TimesNewRomanPSMT" w:cs="TimesNewRomanPSMT"/>
+        </w:rPr>
+        <w:t xml:space="preserve"> }}</w:t>
       </w:r>
     </w:p>
     <w:p>
@@ -11190,7 +14764,35 @@
         <w:rPr>
           <w:rFonts w:ascii="TimesNewRomanPSMT" w:hAnsi="TimesNewRomanPSMT" w:cs="TimesNewRomanPSMT"/>
         </w:rPr>
-        <w:t>Montant : {{ p.m|f }}</w:t>
+        <w:t xml:space="preserve">Montant : </w:t>
+      </w:r>
+      <w:proofErr w:type="gramStart"/>
+      <w:r>
+        <w:rPr>
+          <w:rFonts w:ascii="TimesNewRomanPSMT" w:hAnsi="TimesNewRomanPSMT" w:cs="TimesNewRomanPSMT"/>
+        </w:rPr>
+        <w:t xml:space="preserve">{{ </w:t>
+      </w:r>
+      <w:proofErr w:type="spellStart"/>
+      <w:r>
+        <w:rPr>
+          <w:rFonts w:ascii="TimesNewRomanPSMT" w:hAnsi="TimesNewRomanPSMT" w:cs="TimesNewRomanPSMT"/>
+        </w:rPr>
+        <w:t>p</w:t>
+      </w:r>
+      <w:proofErr w:type="gramEnd"/>
+      <w:r>
+        <w:rPr>
+          <w:rFonts w:ascii="TimesNewRomanPSMT" w:hAnsi="TimesNewRomanPSMT" w:cs="TimesNewRomanPSMT"/>
+        </w:rPr>
+        <w:t>.m|f</w:t>
+      </w:r>
+      <w:proofErr w:type="spellEnd"/>
+      <w:r>
+        <w:rPr>
+          <w:rFonts w:ascii="TimesNewRomanPSMT" w:hAnsi="TimesNewRomanPSMT" w:cs="TimesNewRomanPSMT"/>
+        </w:rPr>
+        <w:t xml:space="preserve"> }}</w:t>
       </w:r>
       <w:r>
         <w:rPr>
@@ -11215,7 +14817,35 @@
         <w:rPr>
           <w:rFonts w:ascii="TimesNewRomanPSMT" w:hAnsi="TimesNewRomanPSMT" w:cs="TimesNewRomanPSMT"/>
         </w:rPr>
-        <w:t>Prêteur : {{ p.p_full() }}</w:t>
+        <w:t xml:space="preserve">Prêteur : </w:t>
+      </w:r>
+      <w:proofErr w:type="gramStart"/>
+      <w:r>
+        <w:rPr>
+          <w:rFonts w:ascii="TimesNewRomanPSMT" w:hAnsi="TimesNewRomanPSMT" w:cs="TimesNewRomanPSMT"/>
+        </w:rPr>
+        <w:t xml:space="preserve">{{ </w:t>
+      </w:r>
+      <w:proofErr w:type="spellStart"/>
+      <w:r>
+        <w:rPr>
+          <w:rFonts w:ascii="TimesNewRomanPSMT" w:hAnsi="TimesNewRomanPSMT" w:cs="TimesNewRomanPSMT"/>
+        </w:rPr>
+        <w:t>p.p</w:t>
+      </w:r>
+      <w:proofErr w:type="gramEnd"/>
+      <w:r>
+        <w:rPr>
+          <w:rFonts w:ascii="TimesNewRomanPSMT" w:hAnsi="TimesNewRomanPSMT" w:cs="TimesNewRomanPSMT"/>
+        </w:rPr>
+        <w:t>_full</w:t>
+      </w:r>
+      <w:proofErr w:type="spellEnd"/>
+      <w:r>
+        <w:rPr>
+          <w:rFonts w:ascii="TimesNewRomanPSMT" w:hAnsi="TimesNewRomanPSMT" w:cs="TimesNewRomanPSMT"/>
+        </w:rPr>
+        <w:t>() }}</w:t>
       </w:r>
     </w:p>
     <w:p>
@@ -11231,10 +14861,46 @@
           <w:rFonts w:ascii="TimesNewRomanPSMT" w:hAnsi="TimesNewRomanPSMT" w:cs="TimesNewRomanPSMT"/>
           <w:lang w:val="en-US"/>
         </w:rPr>
-        <w:t>{% endfor %}</w:t>
-      </w:r>
-      <w:r>
-        <w:t>{% endif %}</w:t>
+        <w:t xml:space="preserve">{% </w:t>
+      </w:r>
+      <w:proofErr w:type="spellStart"/>
+      <w:r>
+        <w:rPr>
+          <w:rFonts w:ascii="TimesNewRomanPSMT" w:hAnsi="TimesNewRomanPSMT" w:cs="TimesNewRomanPSMT"/>
+          <w:lang w:val="en-US"/>
+        </w:rPr>
+        <w:t>endfor</w:t>
+      </w:r>
+      <w:proofErr w:type="spellEnd"/>
+      <w:r>
+        <w:rPr>
+          <w:rFonts w:ascii="TimesNewRomanPSMT" w:hAnsi="TimesNewRomanPSMT" w:cs="TimesNewRomanPSMT"/>
+          <w:lang w:val="en-US"/>
+        </w:rPr>
+        <w:t xml:space="preserve"> </w:t>
+      </w:r>
+      <w:proofErr w:type="gramStart"/>
+      <w:r>
+        <w:rPr>
+          <w:rFonts w:ascii="TimesNewRomanPSMT" w:hAnsi="TimesNewRomanPSMT" w:cs="TimesNewRomanPSMT"/>
+          <w:lang w:val="en-US"/>
+        </w:rPr>
+        <w:t>%}</w:t>
+      </w:r>
+      <w:r>
+        <w:t>{</w:t>
+      </w:r>
+      <w:proofErr w:type="gramEnd"/>
+      <w:r>
+        <w:t xml:space="preserve">% </w:t>
+      </w:r>
+      <w:proofErr w:type="spellStart"/>
+      <w:r>
+        <w:t>endif</w:t>
+      </w:r>
+      <w:proofErr w:type="spellEnd"/>
+      <w:r>
+        <w:t xml:space="preserve"> %}</w:t>
       </w:r>
     </w:p>
     <w:p>
@@ -11247,7 +14913,29 @@
         <w:rPr>
           <w:rFonts w:ascii="TimesNewRomanPSMT" w:hAnsi="TimesNewRomanPSMT" w:cs="TimesNewRomanPSMT"/>
         </w:rPr>
-        <w:t xml:space="preserve">{% if autres_prets.count() </w:t>
+        <w:t xml:space="preserve">{% if </w:t>
+      </w:r>
+      <w:proofErr w:type="spellStart"/>
+      <w:r>
+        <w:rPr>
+          <w:rFonts w:ascii="TimesNewRomanPSMT" w:hAnsi="TimesNewRomanPSMT" w:cs="TimesNewRomanPSMT"/>
+        </w:rPr>
+        <w:t>autres_</w:t>
+      </w:r>
+      <w:proofErr w:type="gramStart"/>
+      <w:r>
+        <w:rPr>
+          <w:rFonts w:ascii="TimesNewRomanPSMT" w:hAnsi="TimesNewRomanPSMT" w:cs="TimesNewRomanPSMT"/>
+        </w:rPr>
+        <w:t>prets.count</w:t>
+      </w:r>
+      <w:proofErr w:type="spellEnd"/>
+      <w:proofErr w:type="gramEnd"/>
+      <w:r>
+        <w:rPr>
+          <w:rFonts w:ascii="TimesNewRomanPSMT" w:hAnsi="TimesNewRomanPSMT" w:cs="TimesNewRomanPSMT"/>
+        </w:rPr>
+        <w:t xml:space="preserve">() </w:t>
       </w:r>
       <w:r>
         <w:rPr>
@@ -11282,6 +14970,7 @@
         </w:rPr>
         <w:t xml:space="preserve">{% for p in </w:t>
       </w:r>
+      <w:proofErr w:type="spellStart"/>
       <w:r>
         <w:rPr>
           <w:rFonts w:ascii="TimesNewRomanPSMT" w:hAnsi="TimesNewRomanPSMT" w:cs="TimesNewRomanPSMT"/>
@@ -11294,20 +14983,67 @@
           <w:rFonts w:ascii="TimesNewRomanPSMT" w:hAnsi="TimesNewRomanPSMT" w:cs="TimesNewRomanPSMT"/>
           <w:lang w:val="en-US"/>
         </w:rPr>
-        <w:t>s_</w:t>
-      </w:r>
-      <w:r>
-        <w:rPr>
-          <w:rFonts w:ascii="TimesNewRomanPSMT" w:hAnsi="TimesNewRomanPSMT" w:cs="TimesNewRomanPSMT"/>
-        </w:rPr>
-        <w:t>prets %}</w:t>
-      </w:r>
+        <w:t>s</w:t>
+      </w:r>
+      <w:proofErr w:type="spellEnd"/>
       <w:r>
         <w:rPr>
           <w:rFonts w:ascii="TimesNewRomanPSMT" w:hAnsi="TimesNewRomanPSMT" w:cs="TimesNewRomanPSMT"/>
           <w:lang w:val="en-US"/>
         </w:rPr>
-        <w:t>{% if p.n %}</w:t>
+        <w:t>_</w:t>
+      </w:r>
+      <w:proofErr w:type="spellStart"/>
+      <w:r>
+        <w:rPr>
+          <w:rFonts w:ascii="TimesNewRomanPSMT" w:hAnsi="TimesNewRomanPSMT" w:cs="TimesNewRomanPSMT"/>
+        </w:rPr>
+        <w:t>prets</w:t>
+      </w:r>
+      <w:proofErr w:type="spellEnd"/>
+      <w:r>
+        <w:rPr>
+          <w:rFonts w:ascii="TimesNewRomanPSMT" w:hAnsi="TimesNewRomanPSMT" w:cs="TimesNewRomanPSMT"/>
+        </w:rPr>
+        <w:t xml:space="preserve"> </w:t>
+      </w:r>
+      <w:proofErr w:type="gramStart"/>
+      <w:r>
+        <w:rPr>
+          <w:rFonts w:ascii="TimesNewRomanPSMT" w:hAnsi="TimesNewRomanPSMT" w:cs="TimesNewRomanPSMT"/>
+        </w:rPr>
+        <w:t>%}</w:t>
+      </w:r>
+      <w:r>
+        <w:rPr>
+          <w:rFonts w:ascii="TimesNewRomanPSMT" w:hAnsi="TimesNewRomanPSMT" w:cs="TimesNewRomanPSMT"/>
+          <w:lang w:val="en-US"/>
+        </w:rPr>
+        <w:t>{</w:t>
+      </w:r>
+      <w:proofErr w:type="gramEnd"/>
+      <w:r>
+        <w:rPr>
+          <w:rFonts w:ascii="TimesNewRomanPSMT" w:hAnsi="TimesNewRomanPSMT" w:cs="TimesNewRomanPSMT"/>
+          <w:lang w:val="en-US"/>
+        </w:rPr>
+        <w:t xml:space="preserve">% if </w:t>
+      </w:r>
+      <w:proofErr w:type="spellStart"/>
+      <w:r>
+        <w:rPr>
+          <w:rFonts w:ascii="TimesNewRomanPSMT" w:hAnsi="TimesNewRomanPSMT" w:cs="TimesNewRomanPSMT"/>
+          <w:lang w:val="en-US"/>
+        </w:rPr>
+        <w:t>p.n</w:t>
+      </w:r>
+      <w:proofErr w:type="spellEnd"/>
+      <w:r>
+        <w:rPr>
+          <w:rFonts w:ascii="TimesNewRomanPSMT" w:hAnsi="TimesNewRomanPSMT" w:cs="TimesNewRomanPSMT"/>
+          <w:lang w:val="en-US"/>
+        </w:rPr>
+        <w:t xml:space="preserve"> %}</w:t>
       </w:r>
     </w:p>
     <w:p>
@@ -11323,15 +15059,57 @@
           <w:lang w:val="en-US"/>
         </w:rPr>
       </w:pPr>
+      <w:proofErr w:type="spellStart"/>
+      <w:proofErr w:type="gramStart"/>
       <w:r>
         <w:rPr>
           <w:rFonts w:ascii="TimesNewRomanPSMT" w:hAnsi="TimesNewRomanPSMT" w:cs="TimesNewRomanPSMT"/>
           <w:lang w:val="en-US"/>
         </w:rPr>
-        <w:t>Numéro : {{ p.n }}</w:t>
-      </w:r>
-      <w:r>
-        <w:t>{% endif %}</w:t>
+        <w:t>Numéro</w:t>
+      </w:r>
+      <w:proofErr w:type="spellEnd"/>
+      <w:r>
+        <w:rPr>
+          <w:rFonts w:ascii="TimesNewRomanPSMT" w:hAnsi="TimesNewRomanPSMT" w:cs="TimesNewRomanPSMT"/>
+          <w:lang w:val="en-US"/>
+        </w:rPr>
+        <w:t> :</w:t>
+      </w:r>
+      <w:proofErr w:type="gramEnd"/>
+      <w:r>
+        <w:rPr>
+          <w:rFonts w:ascii="TimesNewRomanPSMT" w:hAnsi="TimesNewRomanPSMT" w:cs="TimesNewRomanPSMT"/>
+          <w:lang w:val="en-US"/>
+        </w:rPr>
+        <w:t xml:space="preserve"> {{ </w:t>
+      </w:r>
+      <w:proofErr w:type="spellStart"/>
+      <w:r>
+        <w:rPr>
+          <w:rFonts w:ascii="TimesNewRomanPSMT" w:hAnsi="TimesNewRomanPSMT" w:cs="TimesNewRomanPSMT"/>
+          <w:lang w:val="en-US"/>
+        </w:rPr>
+        <w:t>p.n</w:t>
+      </w:r>
+      <w:proofErr w:type="spellEnd"/>
+      <w:r>
+        <w:rPr>
+          <w:rFonts w:ascii="TimesNewRomanPSMT" w:hAnsi="TimesNewRomanPSMT" w:cs="TimesNewRomanPSMT"/>
+          <w:lang w:val="en-US"/>
+        </w:rPr>
+        <w:t xml:space="preserve"> }}</w:t>
+      </w:r>
+      <w:r>
+        <w:t xml:space="preserve">{% </w:t>
+      </w:r>
+      <w:proofErr w:type="spellStart"/>
+      <w:r>
+        <w:t>endif</w:t>
+      </w:r>
+      <w:proofErr w:type="spellEnd"/>
+      <w:r>
+        <w:t xml:space="preserve"> %}</w:t>
       </w:r>
       <w:r>
         <w:rPr>
@@ -11373,25 +15151,83 @@
           <w:rFonts w:ascii="TimesNewRomanPSMT" w:hAnsi="TimesNewRomanPSMT" w:cs="TimesNewRomanPSMT"/>
           <w:lang w:val="en-US"/>
         </w:rPr>
-        <w:t>Date d’octroi : {{ p.do|sd }}</w:t>
-      </w:r>
-      <w:r>
-        <w:t>{% endif %}</w:t>
-      </w:r>
+        <w:t xml:space="preserve">Date </w:t>
+      </w:r>
+      <w:proofErr w:type="spellStart"/>
+      <w:proofErr w:type="gramStart"/>
       <w:r>
         <w:rPr>
           <w:rFonts w:ascii="TimesNewRomanPSMT" w:hAnsi="TimesNewRomanPSMT" w:cs="TimesNewRomanPSMT"/>
           <w:lang w:val="en-US"/>
         </w:rPr>
-        <w:t>{% if p.</w:t>
-      </w:r>
+        <w:t>d’octroi</w:t>
+      </w:r>
+      <w:proofErr w:type="spellEnd"/>
       <w:r>
         <w:rPr>
           <w:rFonts w:ascii="TimesNewRomanPSMT" w:hAnsi="TimesNewRomanPSMT" w:cs="TimesNewRomanPSMT"/>
           <w:lang w:val="en-US"/>
         </w:rPr>
+        <w:t> :</w:t>
+      </w:r>
+      <w:proofErr w:type="gramEnd"/>
+      <w:r>
+        <w:rPr>
+          <w:rFonts w:ascii="TimesNewRomanPSMT" w:hAnsi="TimesNewRomanPSMT" w:cs="TimesNewRomanPSMT"/>
+          <w:lang w:val="en-US"/>
+        </w:rPr>
+        <w:t xml:space="preserve"> {{ </w:t>
+      </w:r>
+      <w:proofErr w:type="spellStart"/>
+      <w:r>
+        <w:rPr>
+          <w:rFonts w:ascii="TimesNewRomanPSMT" w:hAnsi="TimesNewRomanPSMT" w:cs="TimesNewRomanPSMT"/>
+          <w:lang w:val="en-US"/>
+        </w:rPr>
+        <w:t>p.do|sd</w:t>
+      </w:r>
+      <w:proofErr w:type="spellEnd"/>
+      <w:r>
+        <w:rPr>
+          <w:rFonts w:ascii="TimesNewRomanPSMT" w:hAnsi="TimesNewRomanPSMT" w:cs="TimesNewRomanPSMT"/>
+          <w:lang w:val="en-US"/>
+        </w:rPr>
+        <w:t xml:space="preserve"> }}</w:t>
+      </w:r>
+      <w:r>
+        <w:t xml:space="preserve">{% </w:t>
+      </w:r>
+      <w:proofErr w:type="spellStart"/>
+      <w:r>
+        <w:t>endif</w:t>
+      </w:r>
+      <w:proofErr w:type="spellEnd"/>
+      <w:r>
+        <w:t xml:space="preserve"> %}</w:t>
+      </w:r>
+      <w:r>
+        <w:rPr>
+          <w:rFonts w:ascii="TimesNewRomanPSMT" w:hAnsi="TimesNewRomanPSMT" w:cs="TimesNewRomanPSMT"/>
+          <w:lang w:val="en-US"/>
+        </w:rPr>
+        <w:t xml:space="preserve">{% if </w:t>
+      </w:r>
+      <w:proofErr w:type="spellStart"/>
+      <w:r>
+        <w:rPr>
+          <w:rFonts w:ascii="TimesNewRomanPSMT" w:hAnsi="TimesNewRomanPSMT" w:cs="TimesNewRomanPSMT"/>
+          <w:lang w:val="en-US"/>
+        </w:rPr>
+        <w:t>p.</w:t>
+      </w:r>
+      <w:r>
+        <w:rPr>
+          <w:rFonts w:ascii="TimesNewRomanPSMT" w:hAnsi="TimesNewRomanPSMT" w:cs="TimesNewRomanPSMT"/>
+          <w:lang w:val="en-US"/>
+        </w:rPr>
         <w:t>d</w:t>
       </w:r>
+      <w:proofErr w:type="spellEnd"/>
       <w:r>
         <w:rPr>
           <w:rFonts w:ascii="TimesNewRomanPSMT" w:hAnsi="TimesNewRomanPSMT" w:cs="TimesNewRomanPSMT"/>
@@ -11413,18 +15249,43 @@
           <w:lang w:val="en-US"/>
         </w:rPr>
       </w:pPr>
+      <w:proofErr w:type="gramStart"/>
       <w:r>
         <w:rPr>
           <w:rFonts w:ascii="TimesNewRomanPSMT" w:hAnsi="TimesNewRomanPSMT" w:cs="TimesNewRomanPSMT"/>
           <w:lang w:val="en-US"/>
         </w:rPr>
-        <w:t>Durée : {{ p.d }}</w:t>
-      </w:r>
+        <w:t>Durée :</w:t>
+      </w:r>
+      <w:proofErr w:type="gramEnd"/>
       <w:r>
         <w:rPr>
           <w:rFonts w:ascii="TimesNewRomanPSMT" w:hAnsi="TimesNewRomanPSMT" w:cs="TimesNewRomanPSMT"/>
           <w:lang w:val="en-US"/>
         </w:rPr>
+        <w:t xml:space="preserve"> {{ </w:t>
+      </w:r>
+      <w:proofErr w:type="spellStart"/>
+      <w:r>
+        <w:rPr>
+          <w:rFonts w:ascii="TimesNewRomanPSMT" w:hAnsi="TimesNewRomanPSMT" w:cs="TimesNewRomanPSMT"/>
+          <w:lang w:val="en-US"/>
+        </w:rPr>
+        <w:t>p.d</w:t>
+      </w:r>
+      <w:proofErr w:type="spellEnd"/>
+      <w:r>
+        <w:rPr>
+          <w:rFonts w:ascii="TimesNewRomanPSMT" w:hAnsi="TimesNewRomanPSMT" w:cs="TimesNewRomanPSMT"/>
+          <w:lang w:val="en-US"/>
+        </w:rPr>
+        <w:t xml:space="preserve"> }}</w:t>
+      </w:r>
+      <w:r>
+        <w:rPr>
+          <w:rFonts w:ascii="TimesNewRomanPSMT" w:hAnsi="TimesNewRomanPSMT" w:cs="TimesNewRomanPSMT"/>
+          <w:lang w:val="en-US"/>
+        </w:rPr>
         <w:t xml:space="preserve"> </w:t>
       </w:r>
       <w:r>
@@ -11439,17 +15300,57 @@
           <w:rFonts w:ascii="TimesNewRomanPSMT" w:hAnsi="TimesNewRomanPSMT" w:cs="TimesNewRomanPSMT"/>
           <w:lang w:val="en-US"/>
         </w:rPr>
-        <w:t>{{ p.d|pl }}</w:t>
-      </w:r>
-      <w:r>
-        <w:t>{% endif %}</w:t>
-      </w:r>
+        <w:t xml:space="preserve">{{ </w:t>
+      </w:r>
+      <w:proofErr w:type="spellStart"/>
       <w:r>
         <w:rPr>
           <w:rFonts w:ascii="TimesNewRomanPSMT" w:hAnsi="TimesNewRomanPSMT" w:cs="TimesNewRomanPSMT"/>
           <w:lang w:val="en-US"/>
         </w:rPr>
-        <w:t>{% if p.m %}</w:t>
+        <w:t>p.d|pl</w:t>
+      </w:r>
+      <w:proofErr w:type="spellEnd"/>
+      <w:r>
+        <w:rPr>
+          <w:rFonts w:ascii="TimesNewRomanPSMT" w:hAnsi="TimesNewRomanPSMT" w:cs="TimesNewRomanPSMT"/>
+          <w:lang w:val="en-US"/>
+        </w:rPr>
+        <w:t xml:space="preserve"> }}</w:t>
+      </w:r>
+      <w:r>
+        <w:t xml:space="preserve">{% </w:t>
+      </w:r>
+      <w:proofErr w:type="spellStart"/>
+      <w:r>
+        <w:t>endif</w:t>
+      </w:r>
+      <w:proofErr w:type="spellEnd"/>
+      <w:r>
+        <w:t xml:space="preserve"> %}</w:t>
+      </w:r>
+      <w:r>
+        <w:rPr>
+          <w:rFonts w:ascii="TimesNewRomanPSMT" w:hAnsi="TimesNewRomanPSMT" w:cs="TimesNewRomanPSMT"/>
+          <w:lang w:val="en-US"/>
+        </w:rPr>
+        <w:t xml:space="preserve">{% if </w:t>
+      </w:r>
+      <w:proofErr w:type="spellStart"/>
+      <w:r>
+        <w:rPr>
+          <w:rFonts w:ascii="TimesNewRomanPSMT" w:hAnsi="TimesNewRomanPSMT" w:cs="TimesNewRomanPSMT"/>
+          <w:lang w:val="en-US"/>
+        </w:rPr>
+        <w:t>p.m</w:t>
+      </w:r>
+      <w:proofErr w:type="spellEnd"/>
+      <w:r>
+        <w:rPr>
+          <w:rFonts w:ascii="TimesNewRomanPSMT" w:hAnsi="TimesNewRomanPSMT" w:cs="TimesNewRomanPSMT"/>
+          <w:lang w:val="en-US"/>
+        </w:rPr>
+        <w:t xml:space="preserve"> %}</w:t>
       </w:r>
     </w:p>
     <w:p>
@@ -11465,36 +15366,94 @@
           <w:lang w:val="en-US"/>
         </w:rPr>
       </w:pPr>
+      <w:proofErr w:type="spellStart"/>
+      <w:proofErr w:type="gramStart"/>
       <w:r>
         <w:rPr>
           <w:rFonts w:ascii="TimesNewRomanPSMT" w:hAnsi="TimesNewRomanPSMT" w:cs="TimesNewRomanPSMT"/>
           <w:lang w:val="en-US"/>
         </w:rPr>
-        <w:t>Montant : {{ p.m|f }}</w:t>
-      </w:r>
+        <w:t>Montant</w:t>
+      </w:r>
+      <w:proofErr w:type="spellEnd"/>
       <w:r>
         <w:rPr>
           <w:rFonts w:ascii="TimesNewRomanPSMT" w:hAnsi="TimesNewRomanPSMT" w:cs="TimesNewRomanPSMT"/>
           <w:lang w:val="en-US"/>
         </w:rPr>
+        <w:t xml:space="preserve"> :</w:t>
+      </w:r>
+      <w:proofErr w:type="gramEnd"/>
+      <w:r>
+        <w:rPr>
+          <w:rFonts w:ascii="TimesNewRomanPSMT" w:hAnsi="TimesNewRomanPSMT" w:cs="TimesNewRomanPSMT"/>
+          <w:lang w:val="en-US"/>
+        </w:rPr>
+        <w:t xml:space="preserve"> {{ </w:t>
+      </w:r>
+      <w:proofErr w:type="spellStart"/>
+      <w:r>
+        <w:rPr>
+          <w:rFonts w:ascii="TimesNewRomanPSMT" w:hAnsi="TimesNewRomanPSMT" w:cs="TimesNewRomanPSMT"/>
+          <w:lang w:val="en-US"/>
+        </w:rPr>
+        <w:t>p.m|f</w:t>
+      </w:r>
+      <w:proofErr w:type="spellEnd"/>
+      <w:r>
+        <w:rPr>
+          <w:rFonts w:ascii="TimesNewRomanPSMT" w:hAnsi="TimesNewRomanPSMT" w:cs="TimesNewRomanPSMT"/>
+          <w:lang w:val="en-US"/>
+        </w:rPr>
+        <w:t xml:space="preserve"> }}</w:t>
+      </w:r>
+      <w:r>
+        <w:rPr>
+          <w:rFonts w:ascii="TimesNewRomanPSMT" w:hAnsi="TimesNewRomanPSMT" w:cs="TimesNewRomanPSMT"/>
+          <w:lang w:val="en-US"/>
+        </w:rPr>
         <w:t xml:space="preserve"> €</w:t>
       </w:r>
       <w:r>
-        <w:t>{% endif %}</w:t>
+        <w:t xml:space="preserve">{% </w:t>
+      </w:r>
+      <w:proofErr w:type="spellStart"/>
+      <w:r>
+        <w:t>endif</w:t>
+      </w:r>
+      <w:proofErr w:type="spellEnd"/>
+      <w:r>
+        <w:t xml:space="preserve"> %}</w:t>
       </w:r>
       <w:r>
         <w:rPr>
           <w:rFonts w:ascii="TimesNewRomanPSMT" w:hAnsi="TimesNewRomanPSMT" w:cs="TimesNewRomanPSMT"/>
           <w:lang w:val="en-US"/>
         </w:rPr>
-        <w:t>{% if p.</w:t>
-      </w:r>
+        <w:t xml:space="preserve">{% if </w:t>
+      </w:r>
+      <w:proofErr w:type="spellStart"/>
       <w:r>
         <w:rPr>
           <w:rFonts w:ascii="TimesNewRomanPSMT" w:hAnsi="TimesNewRomanPSMT" w:cs="TimesNewRomanPSMT"/>
           <w:lang w:val="en-US"/>
         </w:rPr>
-        <w:t>preteur_display()</w:t>
+        <w:t>p.</w:t>
+      </w:r>
+      <w:r>
+        <w:rPr>
+          <w:rFonts w:ascii="TimesNewRomanPSMT" w:hAnsi="TimesNewRomanPSMT" w:cs="TimesNewRomanPSMT"/>
+          <w:lang w:val="en-US"/>
+        </w:rPr>
+        <w:t>preteur_display</w:t>
+      </w:r>
+      <w:proofErr w:type="spellEnd"/>
+      <w:r>
+        <w:rPr>
+          <w:rFonts w:ascii="TimesNewRomanPSMT" w:hAnsi="TimesNewRomanPSMT" w:cs="TimesNewRomanPSMT"/>
+          <w:lang w:val="en-US"/>
+        </w:rPr>
+        <w:t>()</w:t>
       </w:r>
       <w:r>
         <w:rPr>
@@ -11520,27 +15479,96 @@
         <w:rPr>
           <w:rFonts w:ascii="TimesNewRomanPSMT" w:hAnsi="TimesNewRomanPSMT" w:cs="TimesNewRomanPSMT"/>
         </w:rPr>
-        <w:t>Prêteur : {{ p.preteur_display() }}</w:t>
-      </w:r>
-      <w:r>
-        <w:t>{% endif %}</w:t>
-      </w:r>
-    </w:p>
-    <w:p>
-      <w:pPr>
-        <w:jc w:val="both"/>
-        <w:rPr>
-          <w:rFonts w:ascii="TimesNewRomanPSMT" w:hAnsi="TimesNewRomanPSMT" w:cs="TimesNewRomanPSMT"/>
-        </w:rPr>
-      </w:pPr>
-      <w:r>
-        <w:rPr>
-          <w:rFonts w:ascii="TimesNewRomanPSMT" w:hAnsi="TimesNewRomanPSMT" w:cs="TimesNewRomanPSMT"/>
-        </w:rPr>
-        <w:t>{% endfor %}</w:t>
-      </w:r>
-      <w:r>
-        <w:t>{% endif %}</w:t>
+        <w:t xml:space="preserve">Prêteur : </w:t>
+      </w:r>
+      <w:proofErr w:type="gramStart"/>
+      <w:r>
+        <w:rPr>
+          <w:rFonts w:ascii="TimesNewRomanPSMT" w:hAnsi="TimesNewRomanPSMT" w:cs="TimesNewRomanPSMT"/>
+        </w:rPr>
+        <w:t xml:space="preserve">{{ </w:t>
+      </w:r>
+      <w:proofErr w:type="spellStart"/>
+      <w:r>
+        <w:rPr>
+          <w:rFonts w:ascii="TimesNewRomanPSMT" w:hAnsi="TimesNewRomanPSMT" w:cs="TimesNewRomanPSMT"/>
+        </w:rPr>
+        <w:t>p</w:t>
+      </w:r>
+      <w:proofErr w:type="gramEnd"/>
+      <w:r>
+        <w:rPr>
+          <w:rFonts w:ascii="TimesNewRomanPSMT" w:hAnsi="TimesNewRomanPSMT" w:cs="TimesNewRomanPSMT"/>
+        </w:rPr>
+        <w:t>.preteur_display</w:t>
+      </w:r>
+      <w:proofErr w:type="spellEnd"/>
+      <w:r>
+        <w:rPr>
+          <w:rFonts w:ascii="TimesNewRomanPSMT" w:hAnsi="TimesNewRomanPSMT" w:cs="TimesNewRomanPSMT"/>
+        </w:rPr>
+        <w:t>() }}</w:t>
+      </w:r>
+      <w:r>
+        <w:t xml:space="preserve">{% </w:t>
+      </w:r>
+      <w:proofErr w:type="spellStart"/>
+      <w:r>
+        <w:t>endif</w:t>
+      </w:r>
+      <w:proofErr w:type="spellEnd"/>
+      <w:r>
+        <w:t xml:space="preserve"> %}</w:t>
+      </w:r>
+    </w:p>
+    <w:p>
+      <w:pPr>
+        <w:jc w:val="both"/>
+        <w:rPr>
+          <w:rFonts w:ascii="TimesNewRomanPSMT" w:hAnsi="TimesNewRomanPSMT" w:cs="TimesNewRomanPSMT"/>
+        </w:rPr>
+      </w:pPr>
+      <w:r>
+        <w:rPr>
+          <w:rFonts w:ascii="TimesNewRomanPSMT" w:hAnsi="TimesNewRomanPSMT" w:cs="TimesNewRomanPSMT"/>
+        </w:rPr>
+        <w:t xml:space="preserve">{% </w:t>
+      </w:r>
+      <w:proofErr w:type="spellStart"/>
+      <w:r>
+        <w:rPr>
+          <w:rFonts w:ascii="TimesNewRomanPSMT" w:hAnsi="TimesNewRomanPSMT" w:cs="TimesNewRomanPSMT"/>
+        </w:rPr>
+        <w:t>endfor</w:t>
+      </w:r>
+      <w:proofErr w:type="spellEnd"/>
+      <w:r>
+        <w:rPr>
+          <w:rFonts w:ascii="TimesNewRomanPSMT" w:hAnsi="TimesNewRomanPSMT" w:cs="TimesNewRomanPSMT"/>
+        </w:rPr>
+        <w:t xml:space="preserve"> </w:t>
+      </w:r>
+      <w:proofErr w:type="gramStart"/>
+      <w:r>
+        <w:rPr>
+          <w:rFonts w:ascii="TimesNewRomanPSMT" w:hAnsi="TimesNewRomanPSMT" w:cs="TimesNewRomanPSMT"/>
+        </w:rPr>
+        <w:t>%}</w:t>
+      </w:r>
+      <w:r>
+        <w:t>{</w:t>
+      </w:r>
+      <w:proofErr w:type="gramEnd"/>
+      <w:r>
+        <w:t xml:space="preserve">% </w:t>
+      </w:r>
+      <w:proofErr w:type="spellStart"/>
+      <w:r>
+        <w:t>endif</w:t>
+      </w:r>
+      <w:proofErr w:type="spellEnd"/>
+      <w:r>
+        <w:t xml:space="preserve"> %}</w:t>
       </w:r>
     </w:p>
     <w:p>
@@ -11556,7 +15584,36 @@
         <w:rPr>
           <w:rFonts w:ascii="TimesNewRomanPSMT" w:hAnsi="TimesNewRomanPSMT" w:cs="TimesNewRomanPSMT"/>
         </w:rPr>
-        <w:t>{% if convention.fond_propre %}Fond propre : {{ convention.fond_propre</w:t>
+        <w:t xml:space="preserve">{% if </w:t>
+      </w:r>
+      <w:proofErr w:type="spellStart"/>
+      <w:proofErr w:type="gramStart"/>
+      <w:r>
+        <w:rPr>
+          <w:rFonts w:ascii="TimesNewRomanPSMT" w:hAnsi="TimesNewRomanPSMT" w:cs="TimesNewRomanPSMT"/>
+        </w:rPr>
+        <w:t>convention.fond</w:t>
+      </w:r>
+      <w:proofErr w:type="gramEnd"/>
+      <w:r>
+        <w:rPr>
+          <w:rFonts w:ascii="TimesNewRomanPSMT" w:hAnsi="TimesNewRomanPSMT" w:cs="TimesNewRomanPSMT"/>
+        </w:rPr>
+        <w:t>_propre</w:t>
+      </w:r>
+      <w:proofErr w:type="spellEnd"/>
+      <w:r>
+        <w:rPr>
+          <w:rFonts w:ascii="TimesNewRomanPSMT" w:hAnsi="TimesNewRomanPSMT" w:cs="TimesNewRomanPSMT"/>
+        </w:rPr>
+        <w:t xml:space="preserve"> %}Fond propre : {{ </w:t>
+      </w:r>
+      <w:proofErr w:type="spellStart"/>
+      <w:r>
+        <w:rPr>
+          <w:rFonts w:ascii="TimesNewRomanPSMT" w:hAnsi="TimesNewRomanPSMT" w:cs="TimesNewRomanPSMT"/>
+        </w:rPr>
+        <w:t>convention.fond_propre</w:t>
       </w:r>
       <w:r>
         <w:rPr>
@@ -11564,6 +15621,7 @@
         </w:rPr>
         <w:t>|f</w:t>
       </w:r>
+      <w:proofErr w:type="spellEnd"/>
       <w:r>
         <w:rPr>
           <w:rFonts w:ascii="TimesNewRomanPSMT" w:hAnsi="TimesNewRomanPSMT" w:cs="TimesNewRomanPSMT"/>
@@ -11593,13 +15651,41 @@
         <w:rPr>
           <w:rFonts w:ascii="TimesNewRomanPSMT" w:hAnsi="TimesNewRomanPSMT" w:cs="TimesNewRomanPSMT"/>
         </w:rPr>
-        <w:t>{% endif %}</w:t>
-      </w:r>
-      <w:r>
-        <w:rPr>
-          <w:rFonts w:ascii="TimesNewRomanPSMT" w:hAnsi="TimesNewRomanPSMT" w:cs="TimesNewRomanPSMT"/>
-        </w:rPr>
-        <w:t xml:space="preserve">Date d'achèvement de la construction ou certificat de conformité : </w:t>
+        <w:t xml:space="preserve">{% </w:t>
+      </w:r>
+      <w:proofErr w:type="spellStart"/>
+      <w:r>
+        <w:rPr>
+          <w:rFonts w:ascii="TimesNewRomanPSMT" w:hAnsi="TimesNewRomanPSMT" w:cs="TimesNewRomanPSMT"/>
+        </w:rPr>
+        <w:t>endif</w:t>
+      </w:r>
+      <w:proofErr w:type="spellEnd"/>
+      <w:r>
+        <w:rPr>
+          <w:rFonts w:ascii="TimesNewRomanPSMT" w:hAnsi="TimesNewRomanPSMT" w:cs="TimesNewRomanPSMT"/>
+        </w:rPr>
+        <w:t xml:space="preserve"> </w:t>
+      </w:r>
+      <w:proofErr w:type="gramStart"/>
+      <w:r>
+        <w:rPr>
+          <w:rFonts w:ascii="TimesNewRomanPSMT" w:hAnsi="TimesNewRomanPSMT" w:cs="TimesNewRomanPSMT"/>
+        </w:rPr>
+        <w:t>%}</w:t>
+      </w:r>
+      <w:r>
+        <w:rPr>
+          <w:rFonts w:ascii="TimesNewRomanPSMT" w:hAnsi="TimesNewRomanPSMT" w:cs="TimesNewRomanPSMT"/>
+        </w:rPr>
+        <w:t>Date</w:t>
+      </w:r>
+      <w:proofErr w:type="gramEnd"/>
+      <w:r>
+        <w:rPr>
+          <w:rFonts w:ascii="TimesNewRomanPSMT" w:hAnsi="TimesNewRomanPSMT" w:cs="TimesNewRomanPSMT"/>
+        </w:rPr>
+        <w:t xml:space="preserve"> d'achèvement de la construction ou certificat de conformité : </w:t>
       </w:r>
       <w:bookmarkStart w:id="48" w:name="Construc"/>
       <w:bookmarkEnd w:id="48"/>
@@ -11607,7 +15693,14 @@
         <w:rPr>
           <w:rFonts w:ascii="TimesNewRomanPSMT" w:hAnsi="TimesNewRomanPSMT" w:cs="TimesNewRomanPSMT"/>
         </w:rPr>
-        <w:t>{{ programme.</w:t>
+        <w:t xml:space="preserve">{{ </w:t>
+      </w:r>
+      <w:proofErr w:type="spellStart"/>
+      <w:r>
+        <w:rPr>
+          <w:rFonts w:ascii="TimesNewRomanPSMT" w:hAnsi="TimesNewRomanPSMT" w:cs="TimesNewRomanPSMT"/>
+        </w:rPr>
+        <w:t>programme.</w:t>
       </w:r>
       <w:r>
         <w:rPr>
@@ -11621,6 +15714,7 @@
         </w:rPr>
         <w:t>|d</w:t>
       </w:r>
+      <w:proofErr w:type="spellEnd"/>
       <w:r>
         <w:rPr>
           <w:rFonts w:ascii="TimesNewRomanPSMT" w:hAnsi="TimesNewRomanPSMT" w:cs="TimesNewRomanPSMT"/>
@@ -11685,7 +15779,35 @@
                               <w:rPr>
                                 <w:rFonts w:ascii="TimesNewRomanPSMT" w:hAnsi="TimesNewRomanPSMT" w:cs="TimesNewRomanPSMT"/>
                               </w:rPr>
-                              <w:t>Fait en trois originaux à {{administration.get_ville_signature_or_empty() }}, le</w:t>
+                              <w:t>Fait en trois originaux à {{</w:t>
+                            </w:r>
+                            <w:proofErr w:type="spellStart"/>
+                            <w:r>
+                              <w:rPr>
+                                <w:rFonts w:ascii="TimesNewRomanPSMT" w:hAnsi="TimesNewRomanPSMT" w:cs="TimesNewRomanPSMT"/>
+                              </w:rPr>
+                              <w:t>administration.get_ville_signature_or_</w:t>
+                            </w:r>
+                            <w:proofErr w:type="gramStart"/>
+                            <w:r>
+                              <w:rPr>
+                                <w:rFonts w:ascii="TimesNewRomanPSMT" w:hAnsi="TimesNewRomanPSMT" w:cs="TimesNewRomanPSMT"/>
+                              </w:rPr>
+                              <w:t>empty</w:t>
+                            </w:r>
+                            <w:proofErr w:type="spellEnd"/>
+                            <w:r>
+                              <w:rPr>
+                                <w:rFonts w:ascii="TimesNewRomanPSMT" w:hAnsi="TimesNewRomanPSMT" w:cs="TimesNewRomanPSMT"/>
+                              </w:rPr>
+                              <w:t>(</w:t>
+                            </w:r>
+                            <w:proofErr w:type="gramEnd"/>
+                            <w:r>
+                              <w:rPr>
+                                <w:rFonts w:ascii="TimesNewRomanPSMT" w:hAnsi="TimesNewRomanPSMT" w:cs="TimesNewRomanPSMT"/>
+                              </w:rPr>
+                              <w:t>) }}, le</w:t>
                             </w:r>
                           </w:p>
                           <w:p>
@@ -11801,7 +15923,35 @@
                         <w:rPr>
                           <w:rFonts w:ascii="TimesNewRomanPSMT" w:hAnsi="TimesNewRomanPSMT" w:cs="TimesNewRomanPSMT"/>
                         </w:rPr>
-                        <w:t>Fait en trois originaux à {{administration.get_ville_signature_or_empty() }}, le</w:t>
+                        <w:t>Fait en trois originaux à {{</w:t>
+                      </w:r>
+                      <w:proofErr w:type="spellStart"/>
+                      <w:r>
+                        <w:rPr>
+                          <w:rFonts w:ascii="TimesNewRomanPSMT" w:hAnsi="TimesNewRomanPSMT" w:cs="TimesNewRomanPSMT"/>
+                        </w:rPr>
+                        <w:t>administration.get_ville_signature_or_</w:t>
+                      </w:r>
+                      <w:proofErr w:type="gramStart"/>
+                      <w:r>
+                        <w:rPr>
+                          <w:rFonts w:ascii="TimesNewRomanPSMT" w:hAnsi="TimesNewRomanPSMT" w:cs="TimesNewRomanPSMT"/>
+                        </w:rPr>
+                        <w:t>empty</w:t>
+                      </w:r>
+                      <w:proofErr w:type="spellEnd"/>
+                      <w:r>
+                        <w:rPr>
+                          <w:rFonts w:ascii="TimesNewRomanPSMT" w:hAnsi="TimesNewRomanPSMT" w:cs="TimesNewRomanPSMT"/>
+                        </w:rPr>
+                        <w:t>(</w:t>
+                      </w:r>
+                      <w:proofErr w:type="gramEnd"/>
+                      <w:r>
+                        <w:rPr>
+                          <w:rFonts w:ascii="TimesNewRomanPSMT" w:hAnsi="TimesNewRomanPSMT" w:cs="TimesNewRomanPSMT"/>
+                        </w:rPr>
+                        <w:t>) }}, le</w:t>
                       </w:r>
                     </w:p>
                     <w:p>
@@ -11922,7 +16072,27 @@
           <w:sz w:val="16"/>
           <w:szCs w:val="16"/>
         </w:rPr>
-        <w:t>) Nom de la personne physique ou morale identifiée conformément aux dispositions, selon le cas,des articles 5 ou 6 du décret n° 55-22 du 4 janvier 1955 modifié portant réforme de la publicité foncière.</w:t>
+        <w:t xml:space="preserve">) Nom de la personne physique ou morale identifiée conformément aux dispositions, selon le </w:t>
+      </w:r>
+      <w:proofErr w:type="spellStart"/>
+      <w:proofErr w:type="gramStart"/>
+      <w:r>
+        <w:rPr>
+          <w:rFonts w:ascii="TimesNewRomanPSMT" w:hAnsi="TimesNewRomanPSMT" w:cs="TimesNewRomanPSMT"/>
+          <w:sz w:val="16"/>
+          <w:szCs w:val="16"/>
+        </w:rPr>
+        <w:t>cas,des</w:t>
+      </w:r>
+      <w:proofErr w:type="spellEnd"/>
+      <w:proofErr w:type="gramEnd"/>
+      <w:r>
+        <w:rPr>
+          <w:rFonts w:ascii="TimesNewRomanPSMT" w:hAnsi="TimesNewRomanPSMT" w:cs="TimesNewRomanPSMT"/>
+          <w:sz w:val="16"/>
+          <w:szCs w:val="16"/>
+        </w:rPr>
+        <w:t xml:space="preserve"> articles 5 ou 6 du décret n° 55-22 du 4 janvier 1955 modifié portant réforme de la publicité foncière.</w:t>
       </w:r>
     </w:p>
     <w:p>
@@ -12026,7 +16196,25 @@
           <w:sz w:val="16"/>
           <w:szCs w:val="16"/>
         </w:rPr>
-        <w:t>(5) Etablie conformément à l'article 7 du décret n° 55-22 du 4 janvier 1955 modifié portant réformede la publicité foncière.</w:t>
+        <w:t xml:space="preserve">(5) Etablie conformément à l'article 7 du décret n° 55-22 du 4 janvier 1955 modifié portant </w:t>
+      </w:r>
+      <w:proofErr w:type="spellStart"/>
+      <w:r>
+        <w:rPr>
+          <w:rFonts w:ascii="TimesNewRomanPSMT" w:hAnsi="TimesNewRomanPSMT" w:cs="TimesNewRomanPSMT"/>
+          <w:sz w:val="16"/>
+          <w:szCs w:val="16"/>
+        </w:rPr>
+        <w:t>réformede</w:t>
+      </w:r>
+      <w:proofErr w:type="spellEnd"/>
+      <w:r>
+        <w:rPr>
+          <w:rFonts w:ascii="TimesNewRomanPSMT" w:hAnsi="TimesNewRomanPSMT" w:cs="TimesNewRomanPSMT"/>
+          <w:sz w:val="16"/>
+          <w:szCs w:val="16"/>
+        </w:rPr>
+        <w:t xml:space="preserve"> la publicité foncière.</w:t>
       </w:r>
     </w:p>
     <w:p>
@@ -12041,14 +16229,36 @@
           <w:szCs w:val="22"/>
         </w:rPr>
         <w:lastRenderedPageBreak/>
-        <w:t xml:space="preserve">Le Préfet, ou lorsqu'un établissement public de coopération intercommunale ou un département a signé une convention mentionnée aux articles L.301-5-1 et L.301-5-2, le président de l'établissement public de coopération intercommunale ou du conseil général, soussigné certifie la présente copie, établie sur </w:t>
+        <w:t xml:space="preserve">Le </w:t>
+      </w:r>
+      <w:proofErr w:type="gramStart"/>
+      <w:r>
+        <w:rPr>
+          <w:rFonts w:ascii="TimesNewRomanPSMT" w:hAnsi="TimesNewRomanPSMT" w:cs="TimesNewRomanPSMT"/>
+          <w:szCs w:val="22"/>
+        </w:rPr>
+        <w:t>Préfet</w:t>
+      </w:r>
+      <w:proofErr w:type="gramEnd"/>
+      <w:r>
+        <w:rPr>
+          <w:rFonts w:ascii="TimesNewRomanPSMT" w:hAnsi="TimesNewRomanPSMT" w:cs="TimesNewRomanPSMT"/>
+          <w:szCs w:val="22"/>
+        </w:rPr>
+        <w:t xml:space="preserve">, ou lorsqu'un établissement public de coopération intercommunale ou un département a signé une convention mentionnée aux articles L.301-5-1 et L.301-5-2, le président de l'établissement public de coopération intercommunale ou du conseil général, soussigné certifie la présente copie, établie </w:t>
+      </w:r>
+      <w:r>
+        <w:rPr>
+          <w:rFonts w:ascii="TimesNewRomanPSMT" w:hAnsi="TimesNewRomanPSMT" w:cs="TimesNewRomanPSMT"/>
+          <w:szCs w:val="22"/>
+        </w:rPr>
+        <w:t xml:space="preserve">sur </w:t>
       </w:r>
       <w:r>
         <w:rPr>
           <w:rFonts w:ascii="TimesNewRomanPSMT" w:hAnsi="TimesNewRomanPSMT" w:cs="TimesNewRomanPSMT"/>
           <w:b/>
           <w:szCs w:val="22"/>
-          <w:highlight w:val="yellow"/>
         </w:rPr>
         <w:fldChar w:fldCharType="begin"/>
       </w:r>
@@ -12057,7 +16267,6 @@
           <w:rFonts w:ascii="TimesNewRomanPSMT" w:hAnsi="TimesNewRomanPSMT" w:cs="TimesNewRomanPSMT"/>
           <w:b/>
           <w:szCs w:val="22"/>
-          <w:highlight w:val="yellow"/>
         </w:rPr>
         <w:instrText xml:space="preserve"> NUMPAGES  \* MERGEFORMAT </w:instrText>
       </w:r>
@@ -12066,7 +16275,6 @@
           <w:rFonts w:ascii="TimesNewRomanPSMT" w:hAnsi="TimesNewRomanPSMT" w:cs="TimesNewRomanPSMT"/>
           <w:b/>
           <w:szCs w:val="22"/>
-          <w:highlight w:val="yellow"/>
         </w:rPr>
         <w:fldChar w:fldCharType="separate"/>
       </w:r>
@@ -12076,7 +16284,6 @@
           <w:b/>
           <w:noProof/>
           <w:szCs w:val="22"/>
-          <w:highlight w:val="yellow"/>
         </w:rPr>
         <w:t>21</w:t>
       </w:r>
@@ -12085,7 +16292,6 @@
           <w:rFonts w:ascii="TimesNewRomanPSMT" w:hAnsi="TimesNewRomanPSMT" w:cs="TimesNewRomanPSMT"/>
           <w:b/>
           <w:szCs w:val="22"/>
-          <w:highlight w:val="yellow"/>
         </w:rPr>
         <w:fldChar w:fldCharType="end"/>
       </w:r>
@@ -12101,7 +16307,14 @@
           <w:rFonts w:ascii="TimesNewRomanPSMT" w:hAnsi="TimesNewRomanPSMT" w:cs="TimesNewRomanPSMT"/>
           <w:szCs w:val="22"/>
         </w:rPr>
-        <w:t>pages de texte, conforme à la minute et à l'expédition destinée à recevoir la mention de publicité foncière et approuve sans renvoi ou mot rayé.</w:t>
+        <w:t>page</w:t>
+      </w:r>
+      <w:r>
+        <w:rPr>
+          <w:rFonts w:ascii="TimesNewRomanPSMT" w:hAnsi="TimesNewRomanPSMT" w:cs="TimesNewRomanPSMT"/>
+          <w:szCs w:val="22"/>
+        </w:rPr>
+        <w:t>s de texte, conforme à la minute et à l'expédition destinée à recevoir la mention de publicité foncière et approuve sans renvoi ou mot rayé.</w:t>
       </w:r>
     </w:p>
     <w:p>
@@ -12172,6 +16385,7 @@
       </w:r>
       <w:bookmarkStart w:id="49" w:name="Siret2"/>
       <w:bookmarkEnd w:id="49"/>
+      <w:proofErr w:type="gramStart"/>
       <w:r>
         <w:rPr>
           <w:rFonts w:ascii="TimesNewRomanPSMT" w:hAnsi="TimesNewRomanPSMT" w:cs="TimesNewRomanPSMT"/>
@@ -12179,7 +16393,37 @@
           <w:szCs w:val="22"/>
           <w:lang w:eastAsia="fr-FR"/>
         </w:rPr>
-        <w:t xml:space="preserve">{{ bailleur.siret </w:t>
+        <w:t xml:space="preserve">{{ </w:t>
+      </w:r>
+      <w:proofErr w:type="spellStart"/>
+      <w:r>
+        <w:rPr>
+          <w:rFonts w:ascii="TimesNewRomanPSMT" w:hAnsi="TimesNewRomanPSMT" w:cs="TimesNewRomanPSMT"/>
+          <w:color w:val="000000"/>
+          <w:szCs w:val="22"/>
+          <w:lang w:eastAsia="fr-FR"/>
+        </w:rPr>
+        <w:t>bailleur</w:t>
+      </w:r>
+      <w:proofErr w:type="gramEnd"/>
+      <w:r>
+        <w:rPr>
+          <w:rFonts w:ascii="TimesNewRomanPSMT" w:hAnsi="TimesNewRomanPSMT" w:cs="TimesNewRomanPSMT"/>
+          <w:color w:val="000000"/>
+          <w:szCs w:val="22"/>
+          <w:lang w:eastAsia="fr-FR"/>
+        </w:rPr>
+        <w:t>.siret</w:t>
+      </w:r>
+      <w:proofErr w:type="spellEnd"/>
+      <w:r>
+        <w:rPr>
+          <w:rFonts w:ascii="TimesNewRomanPSMT" w:hAnsi="TimesNewRomanPSMT" w:cs="TimesNewRomanPSMT"/>
+          <w:color w:val="000000"/>
+          <w:szCs w:val="22"/>
+          <w:lang w:eastAsia="fr-FR"/>
+        </w:rPr>
+        <w:t xml:space="preserve"> </w:t>
       </w:r>
       <w:r>
         <w:rPr>
@@ -12255,6 +16499,7 @@
         </w:rPr>
         <w:t xml:space="preserve">A </w:t>
       </w:r>
+      <w:proofErr w:type="gramStart"/>
       <w:r>
         <w:rPr>
           <w:rFonts w:ascii="TimesNewRomanPSMT" w:hAnsi="TimesNewRomanPSMT" w:cs="TimesNewRomanPSMT"/>
@@ -12267,6 +16512,7 @@
         </w:rPr>
         <w:t xml:space="preserve"> </w:t>
       </w:r>
+      <w:proofErr w:type="spellStart"/>
       <w:r>
         <w:rPr>
           <w:rFonts w:ascii="TimesNewRomanPSMT" w:hAnsi="TimesNewRomanPSMT" w:cs="TimesNewRomanPSMT"/>
@@ -12277,7 +16523,14 @@
         <w:rPr>
           <w:rFonts w:ascii="TimesNewRomanPSMT" w:hAnsi="TimesNewRomanPSMT" w:cs="TimesNewRomanPSMT"/>
         </w:rPr>
-        <w:t>get_</w:t>
+        <w:t>get</w:t>
+      </w:r>
+      <w:proofErr w:type="gramEnd"/>
+      <w:r>
+        <w:rPr>
+          <w:rFonts w:ascii="TimesNewRomanPSMT" w:hAnsi="TimesNewRomanPSMT" w:cs="TimesNewRomanPSMT"/>
+        </w:rPr>
+        <w:t>_</w:t>
       </w:r>
       <w:r>
         <w:rPr>
@@ -12289,7 +16542,14 @@
         <w:rPr>
           <w:rFonts w:ascii="TimesNewRomanPSMT" w:hAnsi="TimesNewRomanPSMT" w:cs="TimesNewRomanPSMT"/>
         </w:rPr>
-        <w:t xml:space="preserve">_or_empty() </w:t>
+        <w:t>_or_empty</w:t>
+      </w:r>
+      <w:proofErr w:type="spellEnd"/>
+      <w:r>
+        <w:rPr>
+          <w:rFonts w:ascii="TimesNewRomanPSMT" w:hAnsi="TimesNewRomanPSMT" w:cs="TimesNewRomanPSMT"/>
+        </w:rPr>
+        <w:t xml:space="preserve">() </w:t>
       </w:r>
       <w:r>
         <w:rPr>
@@ -13335,7 +17595,15 @@
             <w:pStyle w:val="Form9"/>
           </w:pPr>
           <w:r>
-            <w:t>(pour l'établissement d'expéditions, copies, extraits d'actes ou décisions judiciaires à publier)</w:t>
+            <w:t>(</w:t>
+          </w:r>
+          <w:proofErr w:type="gramStart"/>
+          <w:r>
+            <w:t>pour</w:t>
+          </w:r>
+          <w:proofErr w:type="gramEnd"/>
+          <w:r>
+            <w:t xml:space="preserve"> l'établissement d'expéditions, copies, extraits d'actes ou décisions judiciaires à publier)</w:t>
           </w:r>
         </w:p>
         <w:p/>
@@ -13517,9 +17785,11 @@
             </w:rPr>
             <w:t xml:space="preserve"> </w:t>
           </w:r>
+          <w:proofErr w:type="gramStart"/>
           <w:r>
             <w:t>TAXES:</w:t>
           </w:r>
+          <w:proofErr w:type="gramEnd"/>
         </w:p>
         <w:p>
           <w:pPr>
@@ -13538,9 +17808,11 @@
           <w:pPr>
             <w:pStyle w:val="Form10J"/>
           </w:pPr>
+          <w:proofErr w:type="gramStart"/>
           <w:r>
             <w:t>CSI:</w:t>
           </w:r>
+          <w:proofErr w:type="gramEnd"/>
         </w:p>
         <w:p>
           <w:pPr>
@@ -13720,7 +17992,7 @@
                             <w:rPr>
                               <w:noProof/>
                             </w:rPr>
-                            <w:object w:dxaOrig="775" w:dyaOrig="514" w14:anchorId="0DDC3622">
+                            <w:object w:dxaOrig="720" w:dyaOrig="576" w14:anchorId="0DDC3622">
                               <v:shapetype id="_x0000_t75" coordsize="21600,21600" o:spt="75" o:preferrelative="t" path="m@4@5l@4@11@9@11@9@5xe" filled="f" stroked="f">
                                 <v:stroke joinstyle="miter"/>
                                 <v:formulas>
@@ -13740,11 +18012,11 @@
                                 <v:path o:extrusionok="f" gradientshapeok="t" o:connecttype="rect"/>
                                 <o:lock v:ext="edit" aspectratio="t"/>
                               </v:shapetype>
-                              <v:shape id="_x0000_i1026" type="#_x0000_t75" alt="" style="width:36pt;height:28.8pt;mso-width-percent:0;mso-height-percent:0;mso-width-percent:0;mso-height-percent:0" filled="t">
+                              <v:shape id="_x0000_i1026" type="#_x0000_t75" alt="" style="width:36pt;height:28.5pt;mso-width-percent:0;mso-height-percent:0;mso-width-percent:0;mso-height-percent:0" filled="t">
                                 <v:fill color2="black"/>
                                 <v:imagedata r:id="rId2" o:title="" croptop="-22f" cropbottom="-22f" cropleft="-25f" cropright="-25f"/>
                               </v:shape>
-                              <o:OLEObject Type="Embed" ProgID="Word.Picture.8" ShapeID="_x0000_i1026" DrawAspect="Content" ObjectID="_1715518845" r:id="rId3"/>
+                              <o:OLEObject Type="Embed" ProgID="Word.Picture.8" ShapeID="_x0000_i1026" DrawAspect="Content" ObjectID="_1716190556" r:id="rId3"/>
                             </w:object>
                           </w:r>
                         </w:p>
@@ -13815,12 +18087,12 @@
                       <w:rPr>
                         <w:noProof/>
                       </w:rPr>
-                      <w:object w:dxaOrig="775" w:dyaOrig="514" w14:anchorId="0DDC3622">
-                        <v:shape id="_x0000_i1026" type="#_x0000_t75" alt="" style="width:36pt;height:28.8pt;mso-width-percent:0;mso-height-percent:0;mso-width-percent:0;mso-height-percent:0" filled="t">
+                      <w:object w:dxaOrig="720" w:dyaOrig="576" w14:anchorId="0DDC3622">
+                        <v:shape id="_x0000_i1026" type="#_x0000_t75" alt="" style="width:36pt;height:28.5pt;mso-width-percent:0;mso-height-percent:0;mso-width-percent:0;mso-height-percent:0" filled="t">
                           <v:fill color2="black"/>
                           <v:imagedata r:id="rId2" o:title="" croptop="-22f" cropbottom="-22f" cropleft="-25f" cropright="-25f"/>
                         </v:shape>
-                        <o:OLEObject Type="Embed" ProgID="Word.Picture.8" ShapeID="_x0000_i1026" DrawAspect="Content" ObjectID="_1715518845" r:id="rId4"/>
+                        <o:OLEObject Type="Embed" ProgID="Word.Picture.8" ShapeID="_x0000_i1026" DrawAspect="Content" ObjectID="_1716190556" r:id="rId4"/>
                       </w:object>
                     </w:r>
                   </w:p>

--- a/documents/Type1-template.docx
+++ b/documents/Type1-template.docx
@@ -11497,7 +11497,13 @@
         <w:rPr>
           <w:rFonts w:cs="TimesNewRomanPSMT"/>
         </w:rPr>
-        <w:t>Prêteur : {{ p.p_full() }}</w:t>
+        <w:t>Organisme financeur </w:t>
+      </w:r>
+      <w:r>
+        <w:rPr>
+          <w:rFonts w:cs="TimesNewRomanPSMT"/>
+        </w:rPr>
+        <w:t>: {{ p.p_full() }}</w:t>
       </w:r>
     </w:p>
     <w:p>
@@ -11688,7 +11694,13 @@
         <w:rPr>
           <w:rFonts w:cs="TimesNewRomanPSMT"/>
         </w:rPr>
-        <w:t>Prêteur : {{ p.preteur_display() }}</w:t>
+        <w:t>Organisme financeur </w:t>
+      </w:r>
+      <w:r>
+        <w:rPr>
+          <w:rFonts w:cs="TimesNewRomanPSMT"/>
+        </w:rPr>
+        <w:t>: {{ p.preteur_display() }}</w:t>
       </w:r>
       <w:r>
         <w:t>{% endif %}</w:t>
@@ -15078,7 +15090,6 @@
   <w:style w:type="character" w:default="1" w:styleId="Policepardfaut">
     <w:name w:val="Default Paragraph Font"/>
     <w:uiPriority w:val="1"/>
-    <w:semiHidden/>
     <w:unhideWhenUsed/>
   </w:style>
   <w:style w:type="table" w:default="1" w:styleId="TableauNormal">
